--- a/docs/participant-api-reference.docx
+++ b/docs/participant-api-reference.docx
@@ -5246,6 +5246,307 @@
         <w:pStyle w:val="Heading2"/>
       </w:pPr>
       <w:r>
+        <w:t xml:space="preserve">  Other</w:t>
+      </w:r>
+    </w:p>
+    <w:p>
+      <w:pPr>
+        <w:pStyle w:val="Heading2"/>
+      </w:pPr>
+      <w:r>
+        <w:rPr>
+          <w:b/>
+          <w:sz w:val="28"/>
+        </w:rPr>
+        <w:t>GET /api/v2/session</w:t>
+      </w:r>
+    </w:p>
+    <w:p>
+      <w:r>
+        <w:t>Validate bearer token and return current participant profile</w:t>
+      </w:r>
+    </w:p>
+    <w:p>
+      <w:r>
+        <w:t>Used by the web frontend on page load to confirm a stored token is still</w:t>
+        <w:br/>
+        <w:t>valid and to populate the participant's team/role context. Re-validates</w:t>
+        <w:br/>
+        <w:t>against the store on every call (a deleted player returns 403 even if</w:t>
+        <w:br/>
+        <w:t>the JWT itself is still valid). Peserta tidak perlu panggil endpoint ini</w:t>
+        <w:br/>
+        <w:t>secara langsung; itu dipakai oleh web frontend saat page load.</w:t>
+        <w:br/>
+      </w:r>
+    </w:p>
+    <w:tbl>
+      <w:tblPr>
+        <w:tblStyle w:val="LightGrid-Accent1"/>
+        <w:tblW w:type="auto" w:w="0"/>
+        <w:tblLook w:firstColumn="1" w:firstRow="1" w:lastColumn="0" w:lastRow="0" w:noHBand="0" w:noVBand="1" w:val="04A0"/>
+      </w:tblPr>
+      <w:tblGrid>
+        <w:gridCol w:w="4320"/>
+        <w:gridCol w:w="4320"/>
+      </w:tblGrid>
+      <w:tr>
+        <w:tc>
+          <w:tcPr>
+            <w:tcW w:type="dxa" w:w="4320"/>
+          </w:tcPr>
+          <w:p>
+            <w:pPr>
+              <w:spacing w:after="40"/>
+            </w:pPr>
+            <w:r>
+              <w:rPr>
+                <w:b/>
+              </w:rPr>
+              <w:t>Authentication</w:t>
+            </w:r>
+          </w:p>
+        </w:tc>
+        <w:tc>
+          <w:tcPr>
+            <w:tcW w:type="dxa" w:w="4320"/>
+          </w:tcPr>
+          <w:p>
+            <w:pPr>
+              <w:spacing w:after="40"/>
+            </w:pPr>
+            <w:r>
+              <w:t>Yes (Authorization: Bearer &lt;token&gt;)</w:t>
+            </w:r>
+          </w:p>
+        </w:tc>
+      </w:tr>
+      <w:tr>
+        <w:tc>
+          <w:tcPr>
+            <w:tcW w:type="dxa" w:w="4320"/>
+          </w:tcPr>
+          <w:p>
+            <w:pPr>
+              <w:spacing w:after="40"/>
+            </w:pPr>
+            <w:r>
+              <w:rPr>
+                <w:b/>
+              </w:rPr>
+              <w:t>Method</w:t>
+            </w:r>
+          </w:p>
+        </w:tc>
+        <w:tc>
+          <w:tcPr>
+            <w:tcW w:type="dxa" w:w="4320"/>
+          </w:tcPr>
+          <w:p>
+            <w:pPr>
+              <w:spacing w:after="40"/>
+            </w:pPr>
+            <w:r>
+              <w:t>GET</w:t>
+            </w:r>
+          </w:p>
+        </w:tc>
+      </w:tr>
+      <w:tr>
+        <w:tc>
+          <w:tcPr>
+            <w:tcW w:type="dxa" w:w="4320"/>
+          </w:tcPr>
+          <w:p>
+            <w:pPr>
+              <w:spacing w:after="40"/>
+            </w:pPr>
+            <w:r>
+              <w:rPr>
+                <w:b/>
+              </w:rPr>
+              <w:t>Path</w:t>
+            </w:r>
+          </w:p>
+        </w:tc>
+        <w:tc>
+          <w:tcPr>
+            <w:tcW w:type="dxa" w:w="4320"/>
+          </w:tcPr>
+          <w:p>
+            <w:pPr>
+              <w:spacing w:after="40"/>
+            </w:pPr>
+            <w:r>
+              <w:t>/api/v2/session</w:t>
+            </w:r>
+          </w:p>
+        </w:tc>
+      </w:tr>
+      <w:tr>
+        <w:tc>
+          <w:tcPr>
+            <w:tcW w:type="dxa" w:w="4320"/>
+          </w:tcPr>
+          <w:p>
+            <w:pPr>
+              <w:spacing w:after="40"/>
+            </w:pPr>
+            <w:r>
+              <w:rPr>
+                <w:b/>
+              </w:rPr>
+              <w:t>Operation ID</w:t>
+            </w:r>
+          </w:p>
+        </w:tc>
+        <w:tc>
+          <w:tcPr>
+            <w:tcW w:type="dxa" w:w="4320"/>
+          </w:tcPr>
+          <w:p>
+            <w:pPr>
+              <w:spacing w:after="40"/>
+            </w:pPr>
+            <w:r>
+              <w:t>getSession</w:t>
+            </w:r>
+          </w:p>
+        </w:tc>
+      </w:tr>
+    </w:tbl>
+    <w:p>
+      <w:r>
+        <w:rPr>
+          <w:b/>
+        </w:rPr>
+        <w:t>Path / Query parameters</w:t>
+      </w:r>
+    </w:p>
+    <w:p>
+      <w:r>
+        <w:t>(none)</w:t>
+      </w:r>
+    </w:p>
+    <w:p>
+      <w:r>
+        <w:rPr>
+          <w:b/>
+        </w:rPr>
+        <w:t>Responses</w:t>
+      </w:r>
+    </w:p>
+    <w:tbl>
+      <w:tblPr>
+        <w:tblStyle w:val="LightGrid-Accent1"/>
+        <w:tblW w:type="auto" w:w="0"/>
+        <w:tblLook w:firstColumn="1" w:firstRow="1" w:lastColumn="0" w:lastRow="0" w:noHBand="0" w:noVBand="1" w:val="04A0"/>
+      </w:tblPr>
+      <w:tblGrid>
+        <w:gridCol w:w="4320"/>
+        <w:gridCol w:w="4320"/>
+      </w:tblGrid>
+      <w:tr>
+        <w:tc>
+          <w:tcPr>
+            <w:tcW w:type="dxa" w:w="4320"/>
+          </w:tcPr>
+          <w:p>
+            <w:pPr>
+              <w:spacing w:after="40"/>
+            </w:pPr>
+            <w:r>
+              <w:rPr>
+                <w:b/>
+              </w:rPr>
+              <w:t>Status</w:t>
+            </w:r>
+          </w:p>
+        </w:tc>
+        <w:tc>
+          <w:tcPr>
+            <w:tcW w:type="dxa" w:w="4320"/>
+          </w:tcPr>
+          <w:p>
+            <w:pPr>
+              <w:spacing w:after="40"/>
+            </w:pPr>
+            <w:r>
+              <w:rPr>
+                <w:b/>
+              </w:rPr>
+              <w:t>Meaning</w:t>
+            </w:r>
+          </w:p>
+        </w:tc>
+      </w:tr>
+      <w:tr>
+        <w:tc>
+          <w:tcPr>
+            <w:tcW w:type="dxa" w:w="4320"/>
+          </w:tcPr>
+          <w:p>
+            <w:pPr>
+              <w:spacing w:after="40"/>
+            </w:pPr>
+            <w:r>
+              <w:t>200</w:t>
+            </w:r>
+          </w:p>
+        </w:tc>
+        <w:tc>
+          <w:tcPr>
+            <w:tcW w:type="dxa" w:w="4320"/>
+          </w:tcPr>
+          <w:p>
+            <w:pPr>
+              <w:spacing w:after="40"/>
+            </w:pPr>
+            <w:r>
+              <w:t>Token valid; returns the participant profile.</w:t>
+            </w:r>
+          </w:p>
+        </w:tc>
+      </w:tr>
+      <w:tr>
+        <w:tc>
+          <w:tcPr>
+            <w:tcW w:type="dxa" w:w="4320"/>
+          </w:tcPr>
+          <w:p>
+            <w:pPr>
+              <w:spacing w:after="40"/>
+            </w:pPr>
+            <w:r>
+              <w:t>403</w:t>
+            </w:r>
+          </w:p>
+        </w:tc>
+        <w:tc>
+          <w:tcPr>
+            <w:tcW w:type="dxa" w:w="4320"/>
+          </w:tcPr>
+          <w:p>
+            <w:pPr>
+              <w:spacing w:after="40"/>
+            </w:pPr>
+            <w:r>
+              <w:t>Token missing, invalid, expired, or player no longer in store.</w:t>
+            </w:r>
+          </w:p>
+        </w:tc>
+      </w:tr>
+    </w:tbl>
+    <w:p>
+      <w:r>
+        <w:t>————————————————————————————————————————</w:t>
+      </w:r>
+    </w:p>
+    <w:p>
+      <w:pPr>
+        <w:pStyle w:val="Heading2"/>
+      </w:pPr>
+      <w:r>
         <w:t xml:space="preserve">  Flag submission</w:t>
       </w:r>
     </w:p>
@@ -5895,7 +6196,7 @@
         <w:pStyle w:val="Heading1"/>
       </w:pPr>
       <w:r>
-        <w:t>9. Schema reference</w:t>
+        <w:t>10. Schema reference</w:t>
       </w:r>
     </w:p>
     <w:p>

--- a/docs/participant-api-reference.docx
+++ b/docs/participant-api-reference.docx
@@ -33,7 +33,7 @@
           <w:color w:val="64748B"/>
           <w:sz w:val="40"/>
         </w:rPr>
-        <w:t>Participant API Reference</w:t>
+        <w:t>Referensi API Peserta</w:t>
       </w:r>
     </w:p>
     <w:p>
@@ -55,7 +55,7 @@
           <w:color w:val="1F2937"/>
           <w:sz w:val="22"/>
         </w:rPr>
-        <w:t>Version 2.0.0</w:t>
+        <w:t>Versi 2.0.0</w:t>
       </w:r>
       <w:r>
         <w:br/>
@@ -68,7 +68,7 @@
           <w:color w:val="64748B"/>
           <w:sz w:val="22"/>
         </w:rPr>
-        <w:t>Compiled from docs/platform-api-v2.openapi.yaml</w:t>
+        <w:t>Disusun dari docs/platform-api-v2.openapi.yaml</w:t>
       </w:r>
       <w:r>
         <w:br/>
@@ -81,7 +81,7 @@
           <w:color w:val="94A3B8"/>
           <w:sz w:val="20"/>
         </w:rPr>
-        <w:t>Regenerate with: python3 scripts/generate-participant-api-doc.py</w:t>
+        <w:t>Regenerate dengan: python3 scripts/generate-participant-api-doc.py</w:t>
       </w:r>
     </w:p>
     <w:p>
@@ -92,12 +92,11 @@
         <w:rPr>
           <w:rFonts w:ascii="Calibri" w:hAnsi="Calibri"/>
           <w:b w:val="0"/>
-          <w:i w:val="0"/>
+          <w:i/>
           <w:color w:val="64748B"/>
           <w:sz w:val="20"/>
         </w:rPr>
         <w:t>Participant API for target discovery, whitebox source download, flag submission, service unlock, SSH access, and service recovery workflows.</w:t>
-        <w:br/>
       </w:r>
     </w:p>
     <w:p>
@@ -114,37 +113,7 @@
           <w:color w:val="0F172A"/>
           <w:sz w:val="40"/>
         </w:rPr>
-        <w:t>Table of contents</w:t>
-      </w:r>
-    </w:p>
-    <w:p>
-      <w:pPr>
-        <w:spacing w:before="120"/>
-      </w:pPr>
-      <w:r>
-        <w:rPr>
-          <w:rFonts w:ascii="Calibri" w:hAnsi="Calibri"/>
-          <w:b w:val="0"/>
-          <w:i w:val="0"/>
-          <w:color w:val="0F172A"/>
-          <w:sz w:val="20"/>
-        </w:rPr>
-        <w:t>1. Overview</w:t>
-      </w:r>
-    </w:p>
-    <w:p>
-      <w:pPr>
-        <w:spacing w:before="120"/>
-      </w:pPr>
-      <w:r>
-        <w:rPr>
-          <w:rFonts w:ascii="Calibri" w:hAnsi="Calibri"/>
-          <w:b w:val="0"/>
-          <w:i w:val="0"/>
-          <w:color w:val="0F172A"/>
-          <w:sz w:val="20"/>
-        </w:rPr>
-        <w:t>2. Common conventions</w:t>
+        <w:t>Daftar Isi</w:t>
       </w:r>
     </w:p>
     <w:p>
@@ -157,511 +126,24 @@
           <w:b/>
           <w:i w:val="0"/>
           <w:color w:val="0F172A"/>
-          <w:sz w:val="24"/>
+          <w:sz w:val="22"/>
         </w:rPr>
-        <w:t>3. Endpoints</w:t>
+        <w:t>1.  Gambaran Umum</w:t>
       </w:r>
     </w:p>
     <w:p>
       <w:pPr>
-        <w:spacing w:before="80"/>
-        <w:ind w:left="240"/>
+        <w:spacing w:before="160"/>
       </w:pPr>
       <w:r>
         <w:rPr>
           <w:rFonts w:ascii="Calibri" w:hAnsi="Calibri"/>
           <w:b/>
           <w:i w:val="0"/>
-          <w:color w:val="64748B"/>
-          <w:sz w:val="20"/>
+          <w:color w:val="0F172A"/>
+          <w:sz w:val="22"/>
         </w:rPr>
-        <w:t>Authentication</w:t>
-      </w:r>
-    </w:p>
-    <w:p>
-      <w:pPr>
-        <w:spacing w:after="0"/>
-        <w:ind w:left="480"/>
-      </w:pPr>
-      <w:r>
-        <w:rPr>
-          <w:rFonts w:ascii="Calibri" w:hAnsi="Calibri"/>
-          <w:b w:val="0"/>
-          <w:i w:val="0"/>
-          <w:color w:val="1F2937"/>
-          <w:sz w:val="18"/>
-        </w:rPr>
-        <w:t xml:space="preserve">  POST /api/v2/authenticate</w:t>
-      </w:r>
-      <w:r>
-        <w:rPr>
-          <w:rFonts w:ascii="Calibri" w:hAnsi="Calibri"/>
-          <w:b w:val="0"/>
-          <w:i/>
-          <w:color w:val="94A3B8"/>
-          <w:sz w:val="18"/>
-        </w:rPr>
-        <w:t xml:space="preserve">  — Authenticate team member</w:t>
-      </w:r>
-    </w:p>
-    <w:p>
-      <w:pPr>
-        <w:spacing w:after="0"/>
-        <w:ind w:left="480"/>
-      </w:pPr>
-      <w:r>
-        <w:rPr>
-          <w:rFonts w:ascii="Calibri" w:hAnsi="Calibri"/>
-          <w:b w:val="0"/>
-          <w:i w:val="0"/>
-          <w:color w:val="1F2937"/>
-          <w:sz w:val="18"/>
-        </w:rPr>
-        <w:t xml:space="preserve">  GET /api/v2/session</w:t>
-      </w:r>
-      <w:r>
-        <w:rPr>
-          <w:rFonts w:ascii="Calibri" w:hAnsi="Calibri"/>
-          <w:b w:val="0"/>
-          <w:i/>
-          <w:color w:val="94A3B8"/>
-          <w:sz w:val="18"/>
-        </w:rPr>
-        <w:t xml:space="preserve">  — Validate bearer token and return current participant profile</w:t>
-      </w:r>
-    </w:p>
-    <w:p>
-      <w:pPr>
-        <w:spacing w:before="80"/>
-        <w:ind w:left="240"/>
-      </w:pPr>
-      <w:r>
-        <w:rPr>
-          <w:rFonts w:ascii="Calibri" w:hAnsi="Calibri"/>
-          <w:b/>
-          <w:i w:val="0"/>
-          <w:color w:val="64748B"/>
-          <w:sz w:val="20"/>
-        </w:rPr>
-        <w:t>Self-service</w:t>
-      </w:r>
-    </w:p>
-    <w:p>
-      <w:pPr>
-        <w:spacing w:after="0"/>
-        <w:ind w:left="480"/>
-      </w:pPr>
-      <w:r>
-        <w:rPr>
-          <w:rFonts w:ascii="Calibri" w:hAnsi="Calibri"/>
-          <w:b w:val="0"/>
-          <w:i w:val="0"/>
-          <w:color w:val="1F2937"/>
-          <w:sz w:val="18"/>
-        </w:rPr>
-        <w:t xml:space="preserve">  GET /api/v2/me/wireguard</w:t>
-      </w:r>
-      <w:r>
-        <w:rPr>
-          <w:rFonts w:ascii="Calibri" w:hAnsi="Calibri"/>
-          <w:b w:val="0"/>
-          <w:i/>
-          <w:color w:val="94A3B8"/>
-          <w:sz w:val="18"/>
-        </w:rPr>
-        <w:t xml:space="preserve">  — Download own WireGuard config</w:t>
-      </w:r>
-    </w:p>
-    <w:p>
-      <w:pPr>
-        <w:spacing w:before="80"/>
-        <w:ind w:left="240"/>
-      </w:pPr>
-      <w:r>
-        <w:rPr>
-          <w:rFonts w:ascii="Calibri" w:hAnsi="Calibri"/>
-          <w:b/>
-          <w:i w:val="0"/>
-          <w:color w:val="64748B"/>
-          <w:sz w:val="20"/>
-        </w:rPr>
-        <w:t>Challenges</w:t>
-      </w:r>
-    </w:p>
-    <w:p>
-      <w:pPr>
-        <w:spacing w:after="0"/>
-        <w:ind w:left="480"/>
-      </w:pPr>
-      <w:r>
-        <w:rPr>
-          <w:rFonts w:ascii="Calibri" w:hAnsi="Calibri"/>
-          <w:b w:val="0"/>
-          <w:i w:val="0"/>
-          <w:color w:val="1F2937"/>
-          <w:sz w:val="18"/>
-        </w:rPr>
-        <w:t xml:space="preserve">  GET /api/v2/challenges</w:t>
-      </w:r>
-      <w:r>
-        <w:rPr>
-          <w:rFonts w:ascii="Calibri" w:hAnsi="Calibri"/>
-          <w:b w:val="0"/>
-          <w:i/>
-          <w:color w:val="94A3B8"/>
-          <w:sz w:val="18"/>
-        </w:rPr>
-        <w:t xml:space="preserve">  — List published challenges</w:t>
-      </w:r>
-    </w:p>
-    <w:p>
-      <w:pPr>
-        <w:spacing w:after="0"/>
-        <w:ind w:left="480"/>
-      </w:pPr>
-      <w:r>
-        <w:rPr>
-          <w:rFonts w:ascii="Calibri" w:hAnsi="Calibri"/>
-          <w:b w:val="0"/>
-          <w:i w:val="0"/>
-          <w:color w:val="1F2937"/>
-          <w:sz w:val="18"/>
-        </w:rPr>
-        <w:t xml:space="preserve">  GET /api/v2/challenges/{challenge_id}/source</w:t>
-      </w:r>
-      <w:r>
-        <w:rPr>
-          <w:rFonts w:ascii="Calibri" w:hAnsi="Calibri"/>
-          <w:b w:val="0"/>
-          <w:i/>
-          <w:color w:val="94A3B8"/>
-          <w:sz w:val="18"/>
-        </w:rPr>
-        <w:t xml:space="preserve">  — Download whitebox source bundle</w:t>
-      </w:r>
-    </w:p>
-    <w:p>
-      <w:pPr>
-        <w:spacing w:before="80"/>
-        <w:ind w:left="240"/>
-      </w:pPr>
-      <w:r>
-        <w:rPr>
-          <w:rFonts w:ascii="Calibri" w:hAnsi="Calibri"/>
-          <w:b/>
-          <w:i w:val="0"/>
-          <w:color w:val="64748B"/>
-          <w:sz w:val="20"/>
-        </w:rPr>
-        <w:t>Services</w:t>
-      </w:r>
-    </w:p>
-    <w:p>
-      <w:pPr>
-        <w:spacing w:after="0"/>
-        <w:ind w:left="480"/>
-      </w:pPr>
-      <w:r>
-        <w:rPr>
-          <w:rFonts w:ascii="Calibri" w:hAnsi="Calibri"/>
-          <w:b w:val="0"/>
-          <w:i w:val="0"/>
-          <w:color w:val="1F2937"/>
-          <w:sz w:val="18"/>
-        </w:rPr>
-        <w:t xml:space="preserve">  GET /api/v2/services</w:t>
-      </w:r>
-      <w:r>
-        <w:rPr>
-          <w:rFonts w:ascii="Calibri" w:hAnsi="Calibri"/>
-          <w:b w:val="0"/>
-          <w:i/>
-          <w:color w:val="94A3B8"/>
-          <w:sz w:val="18"/>
-        </w:rPr>
-        <w:t xml:space="preserve">  — List published service targets</w:t>
-      </w:r>
-    </w:p>
-    <w:p>
-      <w:pPr>
-        <w:spacing w:after="0"/>
-        <w:ind w:left="480"/>
-      </w:pPr>
-      <w:r>
-        <w:rPr>
-          <w:rFonts w:ascii="Calibri" w:hAnsi="Calibri"/>
-          <w:b w:val="0"/>
-          <w:i w:val="0"/>
-          <w:color w:val="1F2937"/>
-          <w:sz w:val="18"/>
-        </w:rPr>
-        <w:t xml:space="preserve">  POST /api/v2/services/{challenge_id}/reset/factory</w:t>
-      </w:r>
-      <w:r>
-        <w:rPr>
-          <w:rFonts w:ascii="Calibri" w:hAnsi="Calibri"/>
-          <w:b w:val="0"/>
-          <w:i/>
-          <w:color w:val="94A3B8"/>
-          <w:sz w:val="18"/>
-        </w:rPr>
-        <w:t xml:space="preserve">  — Factory reset owned service</w:t>
-      </w:r>
-    </w:p>
-    <w:p>
-      <w:pPr>
-        <w:spacing w:after="0"/>
-        <w:ind w:left="480"/>
-      </w:pPr>
-      <w:r>
-        <w:rPr>
-          <w:rFonts w:ascii="Calibri" w:hAnsi="Calibri"/>
-          <w:b w:val="0"/>
-          <w:i w:val="0"/>
-          <w:color w:val="1F2937"/>
-          <w:sz w:val="18"/>
-        </w:rPr>
-        <w:t xml:space="preserve">  POST /api/v2/services/{challenge_id}/reset/restart</w:t>
-      </w:r>
-      <w:r>
-        <w:rPr>
-          <w:rFonts w:ascii="Calibri" w:hAnsi="Calibri"/>
-          <w:b w:val="0"/>
-          <w:i/>
-          <w:color w:val="94A3B8"/>
-          <w:sz w:val="18"/>
-        </w:rPr>
-        <w:t xml:space="preserve">  — Restart owned service</w:t>
-      </w:r>
-    </w:p>
-    <w:p>
-      <w:pPr>
-        <w:spacing w:after="0"/>
-        <w:ind w:left="480"/>
-      </w:pPr>
-      <w:r>
-        <w:rPr>
-          <w:rFonts w:ascii="Calibri" w:hAnsi="Calibri"/>
-          <w:b w:val="0"/>
-          <w:i w:val="0"/>
-          <w:color w:val="1F2937"/>
-          <w:sz w:val="18"/>
-        </w:rPr>
-        <w:t xml:space="preserve">  POST /api/v2/services/{challenge_id}/ssh-session</w:t>
-      </w:r>
-      <w:r>
-        <w:rPr>
-          <w:rFonts w:ascii="Calibri" w:hAnsi="Calibri"/>
-          <w:b w:val="0"/>
-          <w:i/>
-          <w:color w:val="94A3B8"/>
-          <w:sz w:val="18"/>
-        </w:rPr>
-        <w:t xml:space="preserve">  — Get team SSH credential</w:t>
-      </w:r>
-    </w:p>
-    <w:p>
-      <w:pPr>
-        <w:spacing w:after="0"/>
-        <w:ind w:left="480"/>
-      </w:pPr>
-      <w:r>
-        <w:rPr>
-          <w:rFonts w:ascii="Calibri" w:hAnsi="Calibri"/>
-          <w:b w:val="0"/>
-          <w:i w:val="0"/>
-          <w:color w:val="1F2937"/>
-          <w:sz w:val="18"/>
-        </w:rPr>
-        <w:t xml:space="preserve">  POST /api/v2/services/{challenge_id}/unlock</w:t>
-      </w:r>
-      <w:r>
-        <w:rPr>
-          <w:rFonts w:ascii="Calibri" w:hAnsi="Calibri"/>
-          <w:b w:val="0"/>
-          <w:i/>
-          <w:color w:val="94A3B8"/>
-          <w:sz w:val="18"/>
-        </w:rPr>
-        <w:t xml:space="preserve">  — Unlock owned service</w:t>
-      </w:r>
-    </w:p>
-    <w:p>
-      <w:pPr>
-        <w:spacing w:before="80"/>
-        <w:ind w:left="240"/>
-      </w:pPr>
-      <w:r>
-        <w:rPr>
-          <w:rFonts w:ascii="Calibri" w:hAnsi="Calibri"/>
-          <w:b/>
-          <w:i w:val="0"/>
-          <w:color w:val="64748B"/>
-          <w:sz w:val="20"/>
-        </w:rPr>
-        <w:t>Team views</w:t>
-      </w:r>
-    </w:p>
-    <w:p>
-      <w:pPr>
-        <w:spacing w:after="0"/>
-        <w:ind w:left="480"/>
-      </w:pPr>
-      <w:r>
-        <w:rPr>
-          <w:rFonts w:ascii="Calibri" w:hAnsi="Calibri"/>
-          <w:b w:val="0"/>
-          <w:i w:val="0"/>
-          <w:color w:val="1F2937"/>
-          <w:sz w:val="18"/>
-        </w:rPr>
-        <w:t xml:space="preserve">  GET /api/v2/team/services</w:t>
-      </w:r>
-      <w:r>
-        <w:rPr>
-          <w:rFonts w:ascii="Calibri" w:hAnsi="Calibri"/>
-          <w:b w:val="0"/>
-          <w:i/>
-          <w:color w:val="94A3B8"/>
-          <w:sz w:val="18"/>
-        </w:rPr>
-        <w:t xml:space="preserve">  — Get own service state</w:t>
-      </w:r>
-    </w:p>
-    <w:p>
-      <w:pPr>
-        <w:spacing w:before="80"/>
-        <w:ind w:left="240"/>
-      </w:pPr>
-      <w:r>
-        <w:rPr>
-          <w:rFonts w:ascii="Calibri" w:hAnsi="Calibri"/>
-          <w:b/>
-          <w:i w:val="0"/>
-          <w:color w:val="64748B"/>
-          <w:sz w:val="20"/>
-        </w:rPr>
-        <w:t>Scoreboard &amp; attack feed</w:t>
-      </w:r>
-    </w:p>
-    <w:p>
-      <w:pPr>
-        <w:spacing w:after="0"/>
-        <w:ind w:left="480"/>
-      </w:pPr>
-      <w:r>
-        <w:rPr>
-          <w:rFonts w:ascii="Calibri" w:hAnsi="Calibri"/>
-          <w:b w:val="0"/>
-          <w:i w:val="0"/>
-          <w:color w:val="1F2937"/>
-          <w:sz w:val="18"/>
-        </w:rPr>
-        <w:t xml:space="preserve">  GET /api/v2/attacks</w:t>
-      </w:r>
-      <w:r>
-        <w:rPr>
-          <w:rFonts w:ascii="Calibri" w:hAnsi="Calibri"/>
-          <w:b w:val="0"/>
-          <w:i/>
-          <w:color w:val="94A3B8"/>
-          <w:sz w:val="18"/>
-        </w:rPr>
-        <w:t xml:space="preserve">  — Get accepted attack feed</w:t>
-      </w:r>
-    </w:p>
-    <w:p>
-      <w:pPr>
-        <w:spacing w:after="0"/>
-        <w:ind w:left="480"/>
-      </w:pPr>
-      <w:r>
-        <w:rPr>
-          <w:rFonts w:ascii="Calibri" w:hAnsi="Calibri"/>
-          <w:b w:val="0"/>
-          <w:i w:val="0"/>
-          <w:color w:val="1F2937"/>
-          <w:sz w:val="18"/>
-        </w:rPr>
-        <w:t xml:space="preserve">  GET /api/v2/game/status</w:t>
-      </w:r>
-      <w:r>
-        <w:rPr>
-          <w:rFonts w:ascii="Calibri" w:hAnsi="Calibri"/>
-          <w:b w:val="0"/>
-          <w:i/>
-          <w:color w:val="94A3B8"/>
-          <w:sz w:val="18"/>
-        </w:rPr>
-        <w:t xml:space="preserve">  — Get public game status</w:t>
-      </w:r>
-    </w:p>
-    <w:p>
-      <w:pPr>
-        <w:spacing w:after="0"/>
-        <w:ind w:left="480"/>
-      </w:pPr>
-      <w:r>
-        <w:rPr>
-          <w:rFonts w:ascii="Calibri" w:hAnsi="Calibri"/>
-          <w:b w:val="0"/>
-          <w:i w:val="0"/>
-          <w:color w:val="1F2937"/>
-          <w:sz w:val="18"/>
-        </w:rPr>
-        <w:t xml:space="preserve">  GET /api/v2/scoreboard</w:t>
-      </w:r>
-      <w:r>
-        <w:rPr>
-          <w:rFonts w:ascii="Calibri" w:hAnsi="Calibri"/>
-          <w:b w:val="0"/>
-          <w:i/>
-          <w:color w:val="94A3B8"/>
-          <w:sz w:val="18"/>
-        </w:rPr>
-        <w:t xml:space="preserve">  — Get scoreboard snapshot</w:t>
-      </w:r>
-    </w:p>
-    <w:p>
-      <w:pPr>
-        <w:spacing w:before="80"/>
-        <w:ind w:left="240"/>
-      </w:pPr>
-      <w:r>
-        <w:rPr>
-          <w:rFonts w:ascii="Calibri" w:hAnsi="Calibri"/>
-          <w:b/>
-          <w:i w:val="0"/>
-          <w:color w:val="64748B"/>
-          <w:sz w:val="20"/>
-        </w:rPr>
-        <w:t>Flag submission</w:t>
-      </w:r>
-    </w:p>
-    <w:p>
-      <w:pPr>
-        <w:spacing w:after="0"/>
-        <w:ind w:left="480"/>
-      </w:pPr>
-      <w:r>
-        <w:rPr>
-          <w:rFonts w:ascii="Calibri" w:hAnsi="Calibri"/>
-          <w:b w:val="0"/>
-          <w:i w:val="0"/>
-          <w:color w:val="1F2937"/>
-          <w:sz w:val="18"/>
-        </w:rPr>
-        <w:t xml:space="preserve">  POST /api/v2/submit</w:t>
-      </w:r>
-      <w:r>
-        <w:rPr>
-          <w:rFonts w:ascii="Calibri" w:hAnsi="Calibri"/>
-          <w:b w:val="0"/>
-          <w:i/>
-          <w:color w:val="94A3B8"/>
-          <w:sz w:val="18"/>
-        </w:rPr>
-        <w:t xml:space="preserve">  — Submit flags</w:t>
+        <w:t>2.  Konvensi Umum</w:t>
       </w:r>
     </w:p>
     <w:p>
@@ -674,9 +156,526 @@
           <w:b/>
           <w:i w:val="0"/>
           <w:color w:val="0F172A"/>
-          <w:sz w:val="24"/>
+          <w:sz w:val="22"/>
         </w:rPr>
-        <w:t>4. Schema reference</w:t>
+        <w:t>3.  Endpoint</w:t>
+      </w:r>
+    </w:p>
+    <w:p>
+      <w:pPr>
+        <w:spacing w:before="80"/>
+        <w:ind w:left="280"/>
+      </w:pPr>
+      <w:r>
+        <w:rPr>
+          <w:rFonts w:ascii="Calibri" w:hAnsi="Calibri"/>
+          <w:b/>
+          <w:i w:val="0"/>
+          <w:color w:val="64748B"/>
+          <w:sz w:val="20"/>
+        </w:rPr>
+        <w:t>Autentikasi</w:t>
+      </w:r>
+    </w:p>
+    <w:p>
+      <w:pPr>
+        <w:spacing w:after="0"/>
+        <w:ind w:left="560"/>
+      </w:pPr>
+      <w:r>
+        <w:rPr>
+          <w:rFonts w:ascii="Calibri" w:hAnsi="Calibri"/>
+          <w:b w:val="0"/>
+          <w:i w:val="0"/>
+          <w:color w:val="1F2937"/>
+          <w:sz w:val="18"/>
+        </w:rPr>
+        <w:t>POST  /api/v2/authenticate</w:t>
+      </w:r>
+      <w:r>
+        <w:rPr>
+          <w:rFonts w:ascii="Calibri" w:hAnsi="Calibri"/>
+          <w:b w:val="0"/>
+          <w:i/>
+          <w:color w:val="94A3B8"/>
+          <w:sz w:val="18"/>
+        </w:rPr>
+        <w:t xml:space="preserve">  —  Authenticate team member</w:t>
+      </w:r>
+    </w:p>
+    <w:p>
+      <w:pPr>
+        <w:spacing w:after="0"/>
+        <w:ind w:left="560"/>
+      </w:pPr>
+      <w:r>
+        <w:rPr>
+          <w:rFonts w:ascii="Calibri" w:hAnsi="Calibri"/>
+          <w:b w:val="0"/>
+          <w:i w:val="0"/>
+          <w:color w:val="1F2937"/>
+          <w:sz w:val="18"/>
+        </w:rPr>
+        <w:t>GET  /api/v2/session</w:t>
+      </w:r>
+      <w:r>
+        <w:rPr>
+          <w:rFonts w:ascii="Calibri" w:hAnsi="Calibri"/>
+          <w:b w:val="0"/>
+          <w:i/>
+          <w:color w:val="94A3B8"/>
+          <w:sz w:val="18"/>
+        </w:rPr>
+        <w:t xml:space="preserve">  —  Validate bearer token and return current participant profile</w:t>
+      </w:r>
+    </w:p>
+    <w:p>
+      <w:pPr>
+        <w:spacing w:before="80"/>
+        <w:ind w:left="280"/>
+      </w:pPr>
+      <w:r>
+        <w:rPr>
+          <w:rFonts w:ascii="Calibri" w:hAnsi="Calibri"/>
+          <w:b/>
+          <w:i w:val="0"/>
+          <w:color w:val="64748B"/>
+          <w:sz w:val="20"/>
+        </w:rPr>
+        <w:t>Layanan Mandiri</w:t>
+      </w:r>
+    </w:p>
+    <w:p>
+      <w:pPr>
+        <w:spacing w:after="0"/>
+        <w:ind w:left="560"/>
+      </w:pPr>
+      <w:r>
+        <w:rPr>
+          <w:rFonts w:ascii="Calibri" w:hAnsi="Calibri"/>
+          <w:b w:val="0"/>
+          <w:i w:val="0"/>
+          <w:color w:val="1F2937"/>
+          <w:sz w:val="18"/>
+        </w:rPr>
+        <w:t>GET  /api/v2/me/wireguard</w:t>
+      </w:r>
+      <w:r>
+        <w:rPr>
+          <w:rFonts w:ascii="Calibri" w:hAnsi="Calibri"/>
+          <w:b w:val="0"/>
+          <w:i/>
+          <w:color w:val="94A3B8"/>
+          <w:sz w:val="18"/>
+        </w:rPr>
+        <w:t xml:space="preserve">  —  Download own WireGuard config</w:t>
+      </w:r>
+    </w:p>
+    <w:p>
+      <w:pPr>
+        <w:spacing w:before="80"/>
+        <w:ind w:left="280"/>
+      </w:pPr>
+      <w:r>
+        <w:rPr>
+          <w:rFonts w:ascii="Calibri" w:hAnsi="Calibri"/>
+          <w:b/>
+          <w:i w:val="0"/>
+          <w:color w:val="64748B"/>
+          <w:sz w:val="20"/>
+        </w:rPr>
+        <w:t>Challenge</w:t>
+      </w:r>
+    </w:p>
+    <w:p>
+      <w:pPr>
+        <w:spacing w:after="0"/>
+        <w:ind w:left="560"/>
+      </w:pPr>
+      <w:r>
+        <w:rPr>
+          <w:rFonts w:ascii="Calibri" w:hAnsi="Calibri"/>
+          <w:b w:val="0"/>
+          <w:i w:val="0"/>
+          <w:color w:val="1F2937"/>
+          <w:sz w:val="18"/>
+        </w:rPr>
+        <w:t>GET  /api/v2/challenges</w:t>
+      </w:r>
+      <w:r>
+        <w:rPr>
+          <w:rFonts w:ascii="Calibri" w:hAnsi="Calibri"/>
+          <w:b w:val="0"/>
+          <w:i/>
+          <w:color w:val="94A3B8"/>
+          <w:sz w:val="18"/>
+        </w:rPr>
+        <w:t xml:space="preserve">  —  List published challenges</w:t>
+      </w:r>
+    </w:p>
+    <w:p>
+      <w:pPr>
+        <w:spacing w:after="0"/>
+        <w:ind w:left="560"/>
+      </w:pPr>
+      <w:r>
+        <w:rPr>
+          <w:rFonts w:ascii="Calibri" w:hAnsi="Calibri"/>
+          <w:b w:val="0"/>
+          <w:i w:val="0"/>
+          <w:color w:val="1F2937"/>
+          <w:sz w:val="18"/>
+        </w:rPr>
+        <w:t>GET  /api/v2/challenges/{challenge_id}/source</w:t>
+      </w:r>
+      <w:r>
+        <w:rPr>
+          <w:rFonts w:ascii="Calibri" w:hAnsi="Calibri"/>
+          <w:b w:val="0"/>
+          <w:i/>
+          <w:color w:val="94A3B8"/>
+          <w:sz w:val="18"/>
+        </w:rPr>
+        <w:t xml:space="preserve">  —  Download whitebox source bundle</w:t>
+      </w:r>
+    </w:p>
+    <w:p>
+      <w:pPr>
+        <w:spacing w:before="80"/>
+        <w:ind w:left="280"/>
+      </w:pPr>
+      <w:r>
+        <w:rPr>
+          <w:rFonts w:ascii="Calibri" w:hAnsi="Calibri"/>
+          <w:b/>
+          <w:i w:val="0"/>
+          <w:color w:val="64748B"/>
+          <w:sz w:val="20"/>
+        </w:rPr>
+        <w:t>Service</w:t>
+      </w:r>
+    </w:p>
+    <w:p>
+      <w:pPr>
+        <w:spacing w:after="0"/>
+        <w:ind w:left="560"/>
+      </w:pPr>
+      <w:r>
+        <w:rPr>
+          <w:rFonts w:ascii="Calibri" w:hAnsi="Calibri"/>
+          <w:b w:val="0"/>
+          <w:i w:val="0"/>
+          <w:color w:val="1F2937"/>
+          <w:sz w:val="18"/>
+        </w:rPr>
+        <w:t>GET  /api/v2/services</w:t>
+      </w:r>
+      <w:r>
+        <w:rPr>
+          <w:rFonts w:ascii="Calibri" w:hAnsi="Calibri"/>
+          <w:b w:val="0"/>
+          <w:i/>
+          <w:color w:val="94A3B8"/>
+          <w:sz w:val="18"/>
+        </w:rPr>
+        <w:t xml:space="preserve">  —  List published service targets</w:t>
+      </w:r>
+    </w:p>
+    <w:p>
+      <w:pPr>
+        <w:spacing w:after="0"/>
+        <w:ind w:left="560"/>
+      </w:pPr>
+      <w:r>
+        <w:rPr>
+          <w:rFonts w:ascii="Calibri" w:hAnsi="Calibri"/>
+          <w:b w:val="0"/>
+          <w:i w:val="0"/>
+          <w:color w:val="1F2937"/>
+          <w:sz w:val="18"/>
+        </w:rPr>
+        <w:t>POST  /api/v2/services/{challenge_id}/reset/factory</w:t>
+      </w:r>
+      <w:r>
+        <w:rPr>
+          <w:rFonts w:ascii="Calibri" w:hAnsi="Calibri"/>
+          <w:b w:val="0"/>
+          <w:i/>
+          <w:color w:val="94A3B8"/>
+          <w:sz w:val="18"/>
+        </w:rPr>
+        <w:t xml:space="preserve">  —  Factory reset owned service</w:t>
+      </w:r>
+    </w:p>
+    <w:p>
+      <w:pPr>
+        <w:spacing w:after="0"/>
+        <w:ind w:left="560"/>
+      </w:pPr>
+      <w:r>
+        <w:rPr>
+          <w:rFonts w:ascii="Calibri" w:hAnsi="Calibri"/>
+          <w:b w:val="0"/>
+          <w:i w:val="0"/>
+          <w:color w:val="1F2937"/>
+          <w:sz w:val="18"/>
+        </w:rPr>
+        <w:t>POST  /api/v2/services/{challenge_id}/reset/restart</w:t>
+      </w:r>
+      <w:r>
+        <w:rPr>
+          <w:rFonts w:ascii="Calibri" w:hAnsi="Calibri"/>
+          <w:b w:val="0"/>
+          <w:i/>
+          <w:color w:val="94A3B8"/>
+          <w:sz w:val="18"/>
+        </w:rPr>
+        <w:t xml:space="preserve">  —  Restart owned service</w:t>
+      </w:r>
+    </w:p>
+    <w:p>
+      <w:pPr>
+        <w:spacing w:after="0"/>
+        <w:ind w:left="560"/>
+      </w:pPr>
+      <w:r>
+        <w:rPr>
+          <w:rFonts w:ascii="Calibri" w:hAnsi="Calibri"/>
+          <w:b w:val="0"/>
+          <w:i w:val="0"/>
+          <w:color w:val="1F2937"/>
+          <w:sz w:val="18"/>
+        </w:rPr>
+        <w:t>POST  /api/v2/services/{challenge_id}/ssh-session</w:t>
+      </w:r>
+      <w:r>
+        <w:rPr>
+          <w:rFonts w:ascii="Calibri" w:hAnsi="Calibri"/>
+          <w:b w:val="0"/>
+          <w:i/>
+          <w:color w:val="94A3B8"/>
+          <w:sz w:val="18"/>
+        </w:rPr>
+        <w:t xml:space="preserve">  —  Get team SSH credential</w:t>
+      </w:r>
+    </w:p>
+    <w:p>
+      <w:pPr>
+        <w:spacing w:after="0"/>
+        <w:ind w:left="560"/>
+      </w:pPr>
+      <w:r>
+        <w:rPr>
+          <w:rFonts w:ascii="Calibri" w:hAnsi="Calibri"/>
+          <w:b w:val="0"/>
+          <w:i w:val="0"/>
+          <w:color w:val="1F2937"/>
+          <w:sz w:val="18"/>
+        </w:rPr>
+        <w:t>POST  /api/v2/services/{challenge_id}/unlock</w:t>
+      </w:r>
+      <w:r>
+        <w:rPr>
+          <w:rFonts w:ascii="Calibri" w:hAnsi="Calibri"/>
+          <w:b w:val="0"/>
+          <w:i/>
+          <w:color w:val="94A3B8"/>
+          <w:sz w:val="18"/>
+        </w:rPr>
+        <w:t xml:space="preserve">  —  Unlock owned service</w:t>
+      </w:r>
+    </w:p>
+    <w:p>
+      <w:pPr>
+        <w:spacing w:before="80"/>
+        <w:ind w:left="280"/>
+      </w:pPr>
+      <w:r>
+        <w:rPr>
+          <w:rFonts w:ascii="Calibri" w:hAnsi="Calibri"/>
+          <w:b/>
+          <w:i w:val="0"/>
+          <w:color w:val="64748B"/>
+          <w:sz w:val="20"/>
+        </w:rPr>
+        <w:t>Tampilan Tim</w:t>
+      </w:r>
+    </w:p>
+    <w:p>
+      <w:pPr>
+        <w:spacing w:after="0"/>
+        <w:ind w:left="560"/>
+      </w:pPr>
+      <w:r>
+        <w:rPr>
+          <w:rFonts w:ascii="Calibri" w:hAnsi="Calibri"/>
+          <w:b w:val="0"/>
+          <w:i w:val="0"/>
+          <w:color w:val="1F2937"/>
+          <w:sz w:val="18"/>
+        </w:rPr>
+        <w:t>GET  /api/v2/team/services</w:t>
+      </w:r>
+      <w:r>
+        <w:rPr>
+          <w:rFonts w:ascii="Calibri" w:hAnsi="Calibri"/>
+          <w:b w:val="0"/>
+          <w:i/>
+          <w:color w:val="94A3B8"/>
+          <w:sz w:val="18"/>
+        </w:rPr>
+        <w:t xml:space="preserve">  —  Get own service state</w:t>
+      </w:r>
+    </w:p>
+    <w:p>
+      <w:pPr>
+        <w:spacing w:before="80"/>
+        <w:ind w:left="280"/>
+      </w:pPr>
+      <w:r>
+        <w:rPr>
+          <w:rFonts w:ascii="Calibri" w:hAnsi="Calibri"/>
+          <w:b/>
+          <w:i w:val="0"/>
+          <w:color w:val="64748B"/>
+          <w:sz w:val="20"/>
+        </w:rPr>
+        <w:t>Scoreboard &amp; Riwayat Serangan</w:t>
+      </w:r>
+    </w:p>
+    <w:p>
+      <w:pPr>
+        <w:spacing w:after="0"/>
+        <w:ind w:left="560"/>
+      </w:pPr>
+      <w:r>
+        <w:rPr>
+          <w:rFonts w:ascii="Calibri" w:hAnsi="Calibri"/>
+          <w:b w:val="0"/>
+          <w:i w:val="0"/>
+          <w:color w:val="1F2937"/>
+          <w:sz w:val="18"/>
+        </w:rPr>
+        <w:t>GET  /api/v2/attacks</w:t>
+      </w:r>
+      <w:r>
+        <w:rPr>
+          <w:rFonts w:ascii="Calibri" w:hAnsi="Calibri"/>
+          <w:b w:val="0"/>
+          <w:i/>
+          <w:color w:val="94A3B8"/>
+          <w:sz w:val="18"/>
+        </w:rPr>
+        <w:t xml:space="preserve">  —  Get accepted attack feed</w:t>
+      </w:r>
+    </w:p>
+    <w:p>
+      <w:pPr>
+        <w:spacing w:after="0"/>
+        <w:ind w:left="560"/>
+      </w:pPr>
+      <w:r>
+        <w:rPr>
+          <w:rFonts w:ascii="Calibri" w:hAnsi="Calibri"/>
+          <w:b w:val="0"/>
+          <w:i w:val="0"/>
+          <w:color w:val="1F2937"/>
+          <w:sz w:val="18"/>
+        </w:rPr>
+        <w:t>GET  /api/v2/game/status</w:t>
+      </w:r>
+      <w:r>
+        <w:rPr>
+          <w:rFonts w:ascii="Calibri" w:hAnsi="Calibri"/>
+          <w:b w:val="0"/>
+          <w:i/>
+          <w:color w:val="94A3B8"/>
+          <w:sz w:val="18"/>
+        </w:rPr>
+        <w:t xml:space="preserve">  —  Get public game status</w:t>
+      </w:r>
+    </w:p>
+    <w:p>
+      <w:pPr>
+        <w:spacing w:after="0"/>
+        <w:ind w:left="560"/>
+      </w:pPr>
+      <w:r>
+        <w:rPr>
+          <w:rFonts w:ascii="Calibri" w:hAnsi="Calibri"/>
+          <w:b w:val="0"/>
+          <w:i w:val="0"/>
+          <w:color w:val="1F2937"/>
+          <w:sz w:val="18"/>
+        </w:rPr>
+        <w:t>GET  /api/v2/scoreboard</w:t>
+      </w:r>
+      <w:r>
+        <w:rPr>
+          <w:rFonts w:ascii="Calibri" w:hAnsi="Calibri"/>
+          <w:b w:val="0"/>
+          <w:i/>
+          <w:color w:val="94A3B8"/>
+          <w:sz w:val="18"/>
+        </w:rPr>
+        <w:t xml:space="preserve">  —  Get scoreboard snapshot</w:t>
+      </w:r>
+    </w:p>
+    <w:p>
+      <w:pPr>
+        <w:spacing w:before="80"/>
+        <w:ind w:left="280"/>
+      </w:pPr>
+      <w:r>
+        <w:rPr>
+          <w:rFonts w:ascii="Calibri" w:hAnsi="Calibri"/>
+          <w:b/>
+          <w:i w:val="0"/>
+          <w:color w:val="64748B"/>
+          <w:sz w:val="20"/>
+        </w:rPr>
+        <w:t>Submit Flag</w:t>
+      </w:r>
+    </w:p>
+    <w:p>
+      <w:pPr>
+        <w:spacing w:after="0"/>
+        <w:ind w:left="560"/>
+      </w:pPr>
+      <w:r>
+        <w:rPr>
+          <w:rFonts w:ascii="Calibri" w:hAnsi="Calibri"/>
+          <w:b w:val="0"/>
+          <w:i w:val="0"/>
+          <w:color w:val="1F2937"/>
+          <w:sz w:val="18"/>
+        </w:rPr>
+        <w:t>POST  /api/v2/submit</w:t>
+      </w:r>
+      <w:r>
+        <w:rPr>
+          <w:rFonts w:ascii="Calibri" w:hAnsi="Calibri"/>
+          <w:b w:val="0"/>
+          <w:i/>
+          <w:color w:val="94A3B8"/>
+          <w:sz w:val="18"/>
+        </w:rPr>
+        <w:t xml:space="preserve">  —  Submit flags</w:t>
+      </w:r>
+    </w:p>
+    <w:p>
+      <w:pPr>
+        <w:spacing w:before="240"/>
+      </w:pPr>
+      <w:r>
+        <w:rPr>
+          <w:rFonts w:ascii="Calibri" w:hAnsi="Calibri"/>
+          <w:b/>
+          <w:i w:val="0"/>
+          <w:color w:val="0F172A"/>
+          <w:sz w:val="22"/>
+        </w:rPr>
+        <w:t>4.  Referensi Skema</w:t>
       </w:r>
     </w:p>
     <w:p>
@@ -693,7 +692,7 @@
           <w:color w:val="0F172A"/>
           <w:sz w:val="44"/>
         </w:rPr>
-        <w:t>1. Overview</w:t>
+        <w:t>1.  Gambaran Umum</w:t>
       </w:r>
     </w:p>
     <w:p>
@@ -708,7 +707,7 @@
           <w:color w:val="1F2937"/>
           <w:sz w:val="20"/>
         </w:rPr>
-        <w:t>This document describes every public endpoint a participant can call during an Attack-Defense tick. Admin endpoints under /api/v2/admin/ and internal service-to-service endpoints under /internal/v1/ are excluded.</w:t>
+        <w:t>Dokumen ini menjelaskan setiap endpoint publik yang dapat dipanggil peserta selama tick Attack-Defense. Endpoint admin di bawah /api/v2/admin/ dan endpoint internal layanan-ke-layanan di bawah /internal/v1/ dikecualikan.</w:t>
       </w:r>
     </w:p>
     <w:p>
@@ -723,7 +722,7 @@
           <w:color w:val="1F2937"/>
           <w:sz w:val="20"/>
         </w:rPr>
-        <w:t>Authentication is a 24-hour bearer token issued by POST /api/v2/authenticate; send it in every subsequent request as Authorization: Bearer &lt;token&gt;. The token is re-validated against the store on every request, so a deleted player returns 403 even if the JWT is still valid.</w:t>
+        <w:t>Autentikasi menggunakan token bearer JWT dengan masa berlaku 24 jam, diterbitkan oleh POST /api/v2/authenticate. Sertakan token di setiap permintaan berikutnya sebagai Authorization: Bearer &lt;token&gt;. Token divalidasi ulang terhadap store pada setiap permintaan — pemain yang dihapus dari store akan menerima 403 meskipun JWT-nya masih valid.</w:t>
       </w:r>
     </w:p>
     <w:p>
@@ -738,7 +737,7 @@
           <w:color w:val="1F2937"/>
           <w:sz w:val="20"/>
         </w:rPr>
-        <w:t>All endpoints return problem+json on non-2xx (RFC 7807). Rate limits are enforced per team for most endpoints, with an extra per-user layer on /api/v2/submit. Exceeding a limit returns 429 with a Retry-After header.</w:t>
+        <w:t>Semua endpoint mengembalikan problem+json pada respons non-2xx (RFC 7807). Rate limit diterapkan per tim untuk sebagian besar endpoint, dengan layer tambahan per-user pada /api/v2/submit. Melebihi batas akan mengembalikan 429 beserta header Retry-After.</w:t>
       </w:r>
     </w:p>
     <w:p>
@@ -753,7 +752,7 @@
           <w:color w:val="0F172A"/>
           <w:sz w:val="24"/>
         </w:rPr>
-        <w:t>Base URLs</w:t>
+        <w:t>URL Dasar</w:t>
       </w:r>
     </w:p>
     <w:p>
@@ -779,7 +778,7 @@
           <w:color w:val="64748B"/>
           <w:sz w:val="18"/>
         </w:rPr>
-        <w:t xml:space="preserve">  — Replace with the real participant API host</w:t>
+        <w:t xml:space="preserve">   —   Replace with the real participant API host</w:t>
       </w:r>
     </w:p>
     <w:p>
@@ -794,7 +793,7 @@
           <w:color w:val="0F172A"/>
           <w:sz w:val="44"/>
         </w:rPr>
-        <w:t>2. Common conventions</w:t>
+        <w:t>2.  Konvensi Umum</w:t>
       </w:r>
     </w:p>
     <w:p>
@@ -807,9 +806,9 @@
           <w:b/>
           <w:i w:val="0"/>
           <w:color w:val="0F172A"/>
-          <w:sz w:val="24"/>
+          <w:sz w:val="22"/>
         </w:rPr>
-        <w:t>Request headers</w:t>
+        <w:t>Header Permintaan</w:t>
       </w:r>
     </w:p>
     <w:tbl>
@@ -819,8 +818,8 @@
         <w:tblLook w:firstColumn="1" w:firstRow="1" w:lastColumn="0" w:lastRow="0" w:noHBand="0" w:noVBand="1" w:val="04A0"/>
       </w:tblPr>
       <w:tblGrid>
-        <w:gridCol w:w="2200"/>
-        <w:gridCol w:w="7600"/>
+        <w:gridCol w:w="2400"/>
+        <w:gridCol w:w="7400"/>
       </w:tblGrid>
       <w:tr>
         <w:tc>
@@ -847,7 +846,7 @@
                 <w:color w:val="FFFFFF"/>
                 <w:sz w:val="18"/>
               </w:rPr>
-              <w:t>Key</w:t>
+              <w:t>Kunci</w:t>
             </w:r>
           </w:p>
         </w:tc>
@@ -875,7 +874,7 @@
                 <w:color w:val="FFFFFF"/>
                 <w:sz w:val="18"/>
               </w:rPr>
-              <w:t>Value</w:t>
+              <w:t>Nilai</w:t>
             </w:r>
           </w:p>
         </w:tc>
@@ -892,6 +891,9 @@
             </w:tcBorders>
           </w:tcPr>
           <w:p>
+            <w:pPr>
+              <w:spacing w:after="0"/>
+            </w:pPr>
             <w:r/>
             <w:r>
               <w:rPr>
@@ -916,6 +918,9 @@
             </w:tcBorders>
           </w:tcPr>
           <w:p>
+            <w:pPr>
+              <w:spacing w:after="0"/>
+            </w:pPr>
             <w:r/>
             <w:r>
               <w:rPr>
@@ -925,7 +930,7 @@
                 <w:color w:val="1F2937"/>
                 <w:sz w:val="19"/>
               </w:rPr>
-              <w:t>Bearer &lt;token&gt; (required for every endpoint except POST /api/v2/authenticate)</w:t>
+              <w:t>Bearer &lt;token&gt; (wajib untuk semua endpoint kecuali POST /api/v2/authenticate)</w:t>
             </w:r>
           </w:p>
         </w:tc>
@@ -943,6 +948,9 @@
             </w:tcBorders>
           </w:tcPr>
           <w:p>
+            <w:pPr>
+              <w:spacing w:after="0"/>
+            </w:pPr>
             <w:r/>
             <w:r>
               <w:rPr>
@@ -968,6 +976,9 @@
             </w:tcBorders>
           </w:tcPr>
           <w:p>
+            <w:pPr>
+              <w:spacing w:after="0"/>
+            </w:pPr>
             <w:r/>
             <w:r>
               <w:rPr>
@@ -977,7 +988,7 @@
                 <w:color w:val="1F2937"/>
                 <w:sz w:val="19"/>
               </w:rPr>
-              <w:t>application/json (for POST/PUT bodies)</w:t>
+              <w:t>application/json (untuk body POST/PUT)</w:t>
             </w:r>
           </w:p>
         </w:tc>
@@ -994,6 +1005,9 @@
             </w:tcBorders>
           </w:tcPr>
           <w:p>
+            <w:pPr>
+              <w:spacing w:after="0"/>
+            </w:pPr>
             <w:r/>
             <w:r>
               <w:rPr>
@@ -1018,6 +1032,9 @@
             </w:tcBorders>
           </w:tcPr>
           <w:p>
+            <w:pPr>
+              <w:spacing w:after="0"/>
+            </w:pPr>
             <w:r/>
             <w:r>
               <w:rPr>
@@ -1027,7 +1044,7 @@
                 <w:color w:val="1F2937"/>
                 <w:sz w:val="19"/>
               </w:rPr>
-              <w:t>application/json (default); problem+json is returned for errors</w:t>
+              <w:t>application/json (default); problem+json dikembalikan untuk error</w:t>
             </w:r>
           </w:p>
         </w:tc>
@@ -1043,9 +1060,9 @@
           <w:b/>
           <w:i w:val="0"/>
           <w:color w:val="0F172A"/>
-          <w:sz w:val="24"/>
+          <w:sz w:val="22"/>
         </w:rPr>
-        <w:t>Error responses</w:t>
+        <w:t>Respons Error Umum</w:t>
       </w:r>
     </w:p>
     <w:tbl>
@@ -1055,8 +1072,8 @@
         <w:tblLook w:firstColumn="1" w:firstRow="1" w:lastColumn="0" w:lastRow="0" w:noHBand="0" w:noVBand="1" w:val="04A0"/>
       </w:tblPr>
       <w:tblGrid>
-        <w:gridCol w:w="2200"/>
-        <w:gridCol w:w="7600"/>
+        <w:gridCol w:w="2400"/>
+        <w:gridCol w:w="7400"/>
       </w:tblGrid>
       <w:tr>
         <w:tc>
@@ -1083,7 +1100,7 @@
                 <w:color w:val="FFFFFF"/>
                 <w:sz w:val="18"/>
               </w:rPr>
-              <w:t>Key</w:t>
+              <w:t>Kunci</w:t>
             </w:r>
           </w:p>
         </w:tc>
@@ -1111,7 +1128,7 @@
                 <w:color w:val="FFFFFF"/>
                 <w:sz w:val="18"/>
               </w:rPr>
-              <w:t>Value</w:t>
+              <w:t>Nilai</w:t>
             </w:r>
           </w:p>
         </w:tc>
@@ -1128,6 +1145,9 @@
             </w:tcBorders>
           </w:tcPr>
           <w:p>
+            <w:pPr>
+              <w:spacing w:after="0"/>
+            </w:pPr>
             <w:r/>
             <w:r>
               <w:rPr>
@@ -1152,6 +1172,9 @@
             </w:tcBorders>
           </w:tcPr>
           <w:p>
+            <w:pPr>
+              <w:spacing w:after="0"/>
+            </w:pPr>
             <w:r/>
             <w:r>
               <w:rPr>
@@ -1161,7 +1184,7 @@
                 <w:color w:val="1F2937"/>
                 <w:sz w:val="19"/>
               </w:rPr>
-              <w:t>Request body is malformed or missing required fields</w:t>
+              <w:t>Body permintaan malformed atau field wajib hilang</w:t>
             </w:r>
           </w:p>
         </w:tc>
@@ -1179,6 +1202,9 @@
             </w:tcBorders>
           </w:tcPr>
           <w:p>
+            <w:pPr>
+              <w:spacing w:after="0"/>
+            </w:pPr>
             <w:r/>
             <w:r>
               <w:rPr>
@@ -1204,6 +1230,9 @@
             </w:tcBorders>
           </w:tcPr>
           <w:p>
+            <w:pPr>
+              <w:spacing w:after="0"/>
+            </w:pPr>
             <w:r/>
             <w:r>
               <w:rPr>
@@ -1213,7 +1242,7 @@
                 <w:color w:val="1F2937"/>
                 <w:sz w:val="19"/>
               </w:rPr>
-              <w:t>Missing or invalid bearer token, or organizer token used on a participant path</w:t>
+              <w:t>Bearer token hilang, tidak valid, expired, atau organizer token dipakai di path peserta</w:t>
             </w:r>
           </w:p>
         </w:tc>
@@ -1230,6 +1259,9 @@
             </w:tcBorders>
           </w:tcPr>
           <w:p>
+            <w:pPr>
+              <w:spacing w:after="0"/>
+            </w:pPr>
             <w:r/>
             <w:r>
               <w:rPr>
@@ -1254,6 +1286,9 @@
             </w:tcBorders>
           </w:tcPr>
           <w:p>
+            <w:pPr>
+              <w:spacing w:after="0"/>
+            </w:pPr>
             <w:r/>
             <w:r>
               <w:rPr>
@@ -1263,7 +1298,7 @@
                 <w:color w:val="1F2937"/>
                 <w:sz w:val="19"/>
               </w:rPr>
-              <w:t>Resource not found (challenge ID, etc.)</w:t>
+              <w:t>Resource tidak ditemukan (challenge ID, dll.)</w:t>
             </w:r>
           </w:p>
         </w:tc>
@@ -1281,6 +1316,9 @@
             </w:tcBorders>
           </w:tcPr>
           <w:p>
+            <w:pPr>
+              <w:spacing w:after="0"/>
+            </w:pPr>
             <w:r/>
             <w:r>
               <w:rPr>
@@ -1306,6 +1344,9 @@
             </w:tcBorders>
           </w:tcPr>
           <w:p>
+            <w:pPr>
+              <w:spacing w:after="0"/>
+            </w:pPr>
             <w:r/>
             <w:r>
               <w:rPr>
@@ -1315,7 +1356,7 @@
                 <w:color w:val="1F2937"/>
                 <w:sz w:val="19"/>
               </w:rPr>
-              <w:t>Rate limit exceeded; honor the Retry-After header</w:t>
+              <w:t>Rate limit terlampaui; hormati header Retry-After</w:t>
             </w:r>
           </w:p>
         </w:tc>
@@ -1335,7 +1376,7 @@
           <w:color w:val="0F172A"/>
           <w:sz w:val="44"/>
         </w:rPr>
-        <w:t>3. Endpoints</w:t>
+        <w:t>3.  Endpoint</w:t>
       </w:r>
     </w:p>
     <w:p>
@@ -1350,7 +1391,7 @@
           <w:color w:val="0F172A"/>
           <w:sz w:val="32"/>
         </w:rPr>
-        <w:t>Authentication</w:t>
+        <w:t>Autentikasi</w:t>
       </w:r>
     </w:p>
     <w:p>
@@ -1362,7 +1403,7 @@
     </w:p>
     <w:p>
       <w:pPr>
-        <w:spacing w:before="360"/>
+        <w:spacing w:before="400"/>
         <w:pBdr>
           <w:bottom w:val="single" w:sz="6" w:space="1" w:color="CBD5E1"/>
         </w:pBdr>
@@ -1384,6 +1425,9 @@
       </w:r>
     </w:p>
     <w:p>
+      <w:pPr>
+        <w:spacing w:after="40"/>
+      </w:pPr>
       <w:r>
         <w:rPr>
           <w:rFonts w:ascii="Calibri" w:hAnsi="Calibri"/>
@@ -1420,9 +1464,9 @@
           <w:b/>
           <w:i w:val="0"/>
           <w:color w:val="0F172A"/>
-          <w:sz w:val="24"/>
+          <w:sz w:val="22"/>
         </w:rPr>
-        <w:t>Request</w:t>
+        <w:t>Permintaan</w:t>
       </w:r>
     </w:p>
     <w:tbl>
@@ -1432,8 +1476,8 @@
         <w:tblLook w:firstColumn="1" w:firstRow="1" w:lastColumn="0" w:lastRow="0" w:noHBand="0" w:noVBand="1" w:val="04A0"/>
       </w:tblPr>
       <w:tblGrid>
-        <w:gridCol w:w="2200"/>
-        <w:gridCol w:w="7600"/>
+        <w:gridCol w:w="2400"/>
+        <w:gridCol w:w="7400"/>
       </w:tblGrid>
       <w:tr>
         <w:tc>
@@ -1460,7 +1504,7 @@
                 <w:color w:val="FFFFFF"/>
                 <w:sz w:val="18"/>
               </w:rPr>
-              <w:t>Key</w:t>
+              <w:t>Kunci</w:t>
             </w:r>
           </w:p>
         </w:tc>
@@ -1488,7 +1532,7 @@
                 <w:color w:val="FFFFFF"/>
                 <w:sz w:val="18"/>
               </w:rPr>
-              <w:t>Value</w:t>
+              <w:t>Nilai</w:t>
             </w:r>
           </w:p>
         </w:tc>
@@ -1505,6 +1549,9 @@
             </w:tcBorders>
           </w:tcPr>
           <w:p>
+            <w:pPr>
+              <w:spacing w:after="0"/>
+            </w:pPr>
             <w:r/>
             <w:r>
               <w:rPr>
@@ -1514,7 +1561,7 @@
                 <w:color w:val="0F172A"/>
                 <w:sz w:val="18"/>
               </w:rPr>
-              <w:t>Authentication</w:t>
+              <w:t>Autentikasi</w:t>
             </w:r>
           </w:p>
         </w:tc>
@@ -1529,6 +1576,9 @@
             </w:tcBorders>
           </w:tcPr>
           <w:p>
+            <w:pPr>
+              <w:spacing w:after="0"/>
+            </w:pPr>
             <w:r/>
             <w:r>
               <w:rPr>
@@ -1538,7 +1588,7 @@
                 <w:color w:val="1F2937"/>
                 <w:sz w:val="19"/>
               </w:rPr>
-              <w:t>No</w:t>
+              <w:t>Tidak</w:t>
             </w:r>
           </w:p>
         </w:tc>
@@ -1556,6 +1606,9 @@
             </w:tcBorders>
           </w:tcPr>
           <w:p>
+            <w:pPr>
+              <w:spacing w:after="0"/>
+            </w:pPr>
             <w:r/>
             <w:r>
               <w:rPr>
@@ -1565,7 +1618,7 @@
                 <w:color w:val="0F172A"/>
                 <w:sz w:val="18"/>
               </w:rPr>
-              <w:t>Method</w:t>
+              <w:t>Metode</w:t>
             </w:r>
           </w:p>
         </w:tc>
@@ -1581,6 +1634,9 @@
             </w:tcBorders>
           </w:tcPr>
           <w:p>
+            <w:pPr>
+              <w:spacing w:after="0"/>
+            </w:pPr>
             <w:r/>
             <w:r>
               <w:rPr>
@@ -1607,6 +1663,9 @@
             </w:tcBorders>
           </w:tcPr>
           <w:p>
+            <w:pPr>
+              <w:spacing w:after="0"/>
+            </w:pPr>
             <w:r/>
             <w:r>
               <w:rPr>
@@ -1616,7 +1675,7 @@
                 <w:color w:val="0F172A"/>
                 <w:sz w:val="18"/>
               </w:rPr>
-              <w:t>Operation ID</w:t>
+              <w:t>ID Operasi</w:t>
             </w:r>
           </w:p>
         </w:tc>
@@ -1631,6 +1690,9 @@
             </w:tcBorders>
           </w:tcPr>
           <w:p>
+            <w:pPr>
+              <w:spacing w:after="0"/>
+            </w:pPr>
             <w:r/>
             <w:r>
               <w:rPr>
@@ -1658,7 +1720,7 @@
           <w:color w:val="64748B"/>
           <w:sz w:val="20"/>
         </w:rPr>
-        <w:t>Parameters</w:t>
+        <w:t>Parameter</w:t>
       </w:r>
     </w:p>
     <w:p>
@@ -1673,7 +1735,7 @@
           <w:color w:val="94A3B8"/>
           <w:sz w:val="19"/>
         </w:rPr>
-        <w:t>(none)</w:t>
+        <w:t>(tidak ada)</w:t>
       </w:r>
     </w:p>
     <w:p>
@@ -1688,7 +1750,7 @@
           <w:color w:val="64748B"/>
           <w:sz w:val="20"/>
         </w:rPr>
-        <w:t>Request body</w:t>
+        <w:t>Body Permintaan</w:t>
       </w:r>
     </w:p>
     <w:p>
@@ -1703,7 +1765,56 @@
           <w:color w:val="94A3B8"/>
           <w:sz w:val="19"/>
         </w:rPr>
-        <w:t>(empty body)</w:t>
+        <w:t>(body kosong)</w:t>
+      </w:r>
+    </w:p>
+    <w:p>
+      <w:pPr>
+        <w:spacing w:before="80"/>
+      </w:pPr>
+      <w:r>
+        <w:rPr>
+          <w:rFonts w:ascii="Calibri" w:hAnsi="Calibri"/>
+          <w:b w:val="0"/>
+          <w:i/>
+          <w:color w:val="64748B"/>
+          <w:sz w:val="17"/>
+        </w:rPr>
+        <w:t>Contoh body permintaan</w:t>
+      </w:r>
+    </w:p>
+    <w:p>
+      <w:pPr>
+        <w:spacing w:before="0" w:after="120"/>
+        <w:ind w:left="120"/>
+        <w:shd w:val="clear" w:color="auto" w:fill="F8FAFC"/>
+      </w:pPr>
+      <w:r>
+        <w:rPr>
+          <w:rFonts w:ascii="Consolas" w:hAnsi="Consolas"/>
+          <w:b w:val="0"/>
+          <w:i w:val="0"/>
+          <w:color w:val="0F172A"/>
+          <w:sz w:val="17"/>
+        </w:rPr>
+        <w:t>// default</w:t>
+        <w:br/>
+      </w:r>
+      <w:r>
+        <w:rPr>
+          <w:rFonts w:ascii="Consolas" w:hAnsi="Consolas"/>
+          <w:b w:val="0"/>
+          <w:i w:val="0"/>
+          <w:color w:val="0F172A"/>
+          <w:sz w:val="17"/>
+        </w:rPr>
+        <w:t>{</w:t>
+        <w:br/>
+        <w:t xml:space="preserve">  "email": "alpha.captain@example.com",</w:t>
+        <w:br/>
+        <w:t xml:space="preserve">  "password": "alpha-secret"</w:t>
+        <w:br/>
+        <w:t>}</w:t>
       </w:r>
     </w:p>
     <w:p>
@@ -1718,7 +1829,7 @@
           <w:color w:val="64748B"/>
           <w:sz w:val="20"/>
         </w:rPr>
-        <w:t>Responses</w:t>
+        <w:t>Respons</w:t>
       </w:r>
     </w:p>
     <w:tbl>
@@ -1744,6 +1855,9 @@
             </w:tcBorders>
           </w:tcPr>
           <w:p>
+            <w:pPr>
+              <w:spacing w:after="0"/>
+            </w:pPr>
             <w:r/>
             <w:r>
               <w:rPr>
@@ -1769,6 +1883,9 @@
             </w:tcBorders>
           </w:tcPr>
           <w:p>
+            <w:pPr>
+              <w:spacing w:after="0"/>
+            </w:pPr>
             <w:r/>
             <w:r>
               <w:rPr>
@@ -1778,7 +1895,7 @@
                 <w:color w:val="FFFFFF"/>
                 <w:sz w:val="18"/>
               </w:rPr>
-              <w:t>Meaning</w:t>
+              <w:t>Artinya</w:t>
             </w:r>
           </w:p>
         </w:tc>
@@ -1796,6 +1913,9 @@
             </w:tcBorders>
           </w:tcPr>
           <w:p>
+            <w:pPr>
+              <w:spacing w:after="0"/>
+            </w:pPr>
             <w:r/>
             <w:r>
               <w:rPr>
@@ -1820,6 +1940,9 @@
             </w:tcBorders>
           </w:tcPr>
           <w:p>
+            <w:pPr>
+              <w:spacing w:after="0"/>
+            </w:pPr>
             <w:r/>
             <w:r>
               <w:rPr>
@@ -1847,6 +1970,9 @@
             </w:tcBorders>
           </w:tcPr>
           <w:p>
+            <w:pPr>
+              <w:spacing w:after="0"/>
+            </w:pPr>
             <w:r/>
             <w:r>
               <w:rPr>
@@ -1872,6 +1998,9 @@
             </w:tcBorders>
           </w:tcPr>
           <w:p>
+            <w:pPr>
+              <w:spacing w:after="0"/>
+            </w:pPr>
             <w:r/>
             <w:r>
               <w:rPr>
@@ -1899,6 +2028,9 @@
             </w:tcBorders>
           </w:tcPr>
           <w:p>
+            <w:pPr>
+              <w:spacing w:after="0"/>
+            </w:pPr>
             <w:r/>
             <w:r>
               <w:rPr>
@@ -1923,6 +2055,9 @@
             </w:tcBorders>
           </w:tcPr>
           <w:p>
+            <w:pPr>
+              <w:spacing w:after="0"/>
+            </w:pPr>
             <w:r/>
             <w:r>
               <w:rPr>
@@ -1950,6 +2085,9 @@
             </w:tcBorders>
           </w:tcPr>
           <w:p>
+            <w:pPr>
+              <w:spacing w:after="0"/>
+            </w:pPr>
             <w:r/>
             <w:r>
               <w:rPr>
@@ -1975,6 +2113,9 @@
             </w:tcBorders>
           </w:tcPr>
           <w:p>
+            <w:pPr>
+              <w:spacing w:after="0"/>
+            </w:pPr>
             <w:r/>
             <w:r>
               <w:rPr>
@@ -1992,7 +2133,56 @@
     </w:tbl>
     <w:p>
       <w:pPr>
-        <w:spacing w:before="360"/>
+        <w:spacing w:before="80"/>
+      </w:pPr>
+      <w:r>
+        <w:rPr>
+          <w:rFonts w:ascii="Calibri" w:hAnsi="Calibri"/>
+          <w:b w:val="0"/>
+          <w:i/>
+          <w:color w:val="64748B"/>
+          <w:sz w:val="17"/>
+        </w:rPr>
+        <w:t>Contoh respons 200</w:t>
+      </w:r>
+    </w:p>
+    <w:p>
+      <w:pPr>
+        <w:spacing w:before="0" w:after="120"/>
+        <w:ind w:left="120"/>
+        <w:shd w:val="clear" w:color="auto" w:fill="F8FAFC"/>
+      </w:pPr>
+      <w:r>
+        <w:rPr>
+          <w:rFonts w:ascii="Consolas" w:hAnsi="Consolas"/>
+          <w:b w:val="0"/>
+          <w:i w:val="0"/>
+          <w:color w:val="0F172A"/>
+          <w:sz w:val="17"/>
+        </w:rPr>
+        <w:t>// default</w:t>
+        <w:br/>
+      </w:r>
+      <w:r>
+        <w:rPr>
+          <w:rFonts w:ascii="Consolas" w:hAnsi="Consolas"/>
+          <w:b w:val="0"/>
+          <w:i w:val="0"/>
+          <w:color w:val="0F172A"/>
+          <w:sz w:val="17"/>
+        </w:rPr>
+        <w:t>{</w:t>
+        <w:br/>
+        <w:t xml:space="preserve">  "token": "eyJhbGciOiJIUzI1NiIsInR5cCI6IkpXVCJ9.example",</w:t>
+        <w:br/>
+        <w:t xml:space="preserve">  "token_type": "Bearer"</w:t>
+        <w:br/>
+        <w:t>}</w:t>
+      </w:r>
+    </w:p>
+    <w:p>
+      <w:pPr>
+        <w:spacing w:before="400"/>
         <w:pBdr>
           <w:bottom w:val="single" w:sz="6" w:space="1" w:color="CBD5E1"/>
         </w:pBdr>
@@ -2014,6 +2204,9 @@
       </w:r>
     </w:p>
     <w:p>
+      <w:pPr>
+        <w:spacing w:after="40"/>
+      </w:pPr>
       <w:r>
         <w:rPr>
           <w:rFonts w:ascii="Calibri" w:hAnsi="Calibri"/>
@@ -2046,7 +2239,6 @@
         <w:t>the JWT itself is still valid). Peserta tidak perlu panggil endpoint ini</w:t>
         <w:br/>
         <w:t>secara langsung; itu dipakai oleh web frontend saat page load.</w:t>
-        <w:br/>
       </w:r>
     </w:p>
     <w:p>
@@ -2059,9 +2251,9 @@
           <w:b/>
           <w:i w:val="0"/>
           <w:color w:val="0F172A"/>
-          <w:sz w:val="24"/>
+          <w:sz w:val="22"/>
         </w:rPr>
-        <w:t>Request</w:t>
+        <w:t>Permintaan</w:t>
       </w:r>
     </w:p>
     <w:tbl>
@@ -2071,8 +2263,8 @@
         <w:tblLook w:firstColumn="1" w:firstRow="1" w:lastColumn="0" w:lastRow="0" w:noHBand="0" w:noVBand="1" w:val="04A0"/>
       </w:tblPr>
       <w:tblGrid>
-        <w:gridCol w:w="2200"/>
-        <w:gridCol w:w="7600"/>
+        <w:gridCol w:w="2400"/>
+        <w:gridCol w:w="7400"/>
       </w:tblGrid>
       <w:tr>
         <w:tc>
@@ -2099,7 +2291,7 @@
                 <w:color w:val="FFFFFF"/>
                 <w:sz w:val="18"/>
               </w:rPr>
-              <w:t>Key</w:t>
+              <w:t>Kunci</w:t>
             </w:r>
           </w:p>
         </w:tc>
@@ -2127,7 +2319,7 @@
                 <w:color w:val="FFFFFF"/>
                 <w:sz w:val="18"/>
               </w:rPr>
-              <w:t>Value</w:t>
+              <w:t>Nilai</w:t>
             </w:r>
           </w:p>
         </w:tc>
@@ -2144,6 +2336,9 @@
             </w:tcBorders>
           </w:tcPr>
           <w:p>
+            <w:pPr>
+              <w:spacing w:after="0"/>
+            </w:pPr>
             <w:r/>
             <w:r>
               <w:rPr>
@@ -2153,7 +2348,7 @@
                 <w:color w:val="0F172A"/>
                 <w:sz w:val="18"/>
               </w:rPr>
-              <w:t>Authentication</w:t>
+              <w:t>Autentikasi</w:t>
             </w:r>
           </w:p>
         </w:tc>
@@ -2168,6 +2363,9 @@
             </w:tcBorders>
           </w:tcPr>
           <w:p>
+            <w:pPr>
+              <w:spacing w:after="0"/>
+            </w:pPr>
             <w:r/>
             <w:r>
               <w:rPr>
@@ -2177,7 +2375,7 @@
                 <w:color w:val="1F2937"/>
                 <w:sz w:val="19"/>
               </w:rPr>
-              <w:t>Bearer &lt;token&gt; (required)</w:t>
+              <w:t>Bearer &lt;token&gt; (wajib)</w:t>
             </w:r>
           </w:p>
         </w:tc>
@@ -2195,6 +2393,9 @@
             </w:tcBorders>
           </w:tcPr>
           <w:p>
+            <w:pPr>
+              <w:spacing w:after="0"/>
+            </w:pPr>
             <w:r/>
             <w:r>
               <w:rPr>
@@ -2204,7 +2405,7 @@
                 <w:color w:val="0F172A"/>
                 <w:sz w:val="18"/>
               </w:rPr>
-              <w:t>Method</w:t>
+              <w:t>Metode</w:t>
             </w:r>
           </w:p>
         </w:tc>
@@ -2220,6 +2421,9 @@
             </w:tcBorders>
           </w:tcPr>
           <w:p>
+            <w:pPr>
+              <w:spacing w:after="0"/>
+            </w:pPr>
             <w:r/>
             <w:r>
               <w:rPr>
@@ -2246,6 +2450,9 @@
             </w:tcBorders>
           </w:tcPr>
           <w:p>
+            <w:pPr>
+              <w:spacing w:after="0"/>
+            </w:pPr>
             <w:r/>
             <w:r>
               <w:rPr>
@@ -2255,7 +2462,7 @@
                 <w:color w:val="0F172A"/>
                 <w:sz w:val="18"/>
               </w:rPr>
-              <w:t>Operation ID</w:t>
+              <w:t>ID Operasi</w:t>
             </w:r>
           </w:p>
         </w:tc>
@@ -2270,6 +2477,9 @@
             </w:tcBorders>
           </w:tcPr>
           <w:p>
+            <w:pPr>
+              <w:spacing w:after="0"/>
+            </w:pPr>
             <w:r/>
             <w:r>
               <w:rPr>
@@ -2297,7 +2507,7 @@
           <w:color w:val="64748B"/>
           <w:sz w:val="20"/>
         </w:rPr>
-        <w:t>Parameters</w:t>
+        <w:t>Parameter</w:t>
       </w:r>
     </w:p>
     <w:p>
@@ -2312,7 +2522,7 @@
           <w:color w:val="94A3B8"/>
           <w:sz w:val="19"/>
         </w:rPr>
-        <w:t>(none)</w:t>
+        <w:t>(tidak ada)</w:t>
       </w:r>
     </w:p>
     <w:p>
@@ -2327,7 +2537,7 @@
           <w:color w:val="64748B"/>
           <w:sz w:val="20"/>
         </w:rPr>
-        <w:t>Responses</w:t>
+        <w:t>Respons</w:t>
       </w:r>
     </w:p>
     <w:tbl>
@@ -2353,6 +2563,9 @@
             </w:tcBorders>
           </w:tcPr>
           <w:p>
+            <w:pPr>
+              <w:spacing w:after="0"/>
+            </w:pPr>
             <w:r/>
             <w:r>
               <w:rPr>
@@ -2378,6 +2591,9 @@
             </w:tcBorders>
           </w:tcPr>
           <w:p>
+            <w:pPr>
+              <w:spacing w:after="0"/>
+            </w:pPr>
             <w:r/>
             <w:r>
               <w:rPr>
@@ -2387,7 +2603,7 @@
                 <w:color w:val="FFFFFF"/>
                 <w:sz w:val="18"/>
               </w:rPr>
-              <w:t>Meaning</w:t>
+              <w:t>Artinya</w:t>
             </w:r>
           </w:p>
         </w:tc>
@@ -2405,6 +2621,9 @@
             </w:tcBorders>
           </w:tcPr>
           <w:p>
+            <w:pPr>
+              <w:spacing w:after="0"/>
+            </w:pPr>
             <w:r/>
             <w:r>
               <w:rPr>
@@ -2429,6 +2648,9 @@
             </w:tcBorders>
           </w:tcPr>
           <w:p>
+            <w:pPr>
+              <w:spacing w:after="0"/>
+            </w:pPr>
             <w:r/>
             <w:r>
               <w:rPr>
@@ -2456,6 +2678,9 @@
             </w:tcBorders>
           </w:tcPr>
           <w:p>
+            <w:pPr>
+              <w:spacing w:after="0"/>
+            </w:pPr>
             <w:r/>
             <w:r>
               <w:rPr>
@@ -2481,6 +2706,9 @@
             </w:tcBorders>
           </w:tcPr>
           <w:p>
+            <w:pPr>
+              <w:spacing w:after="0"/>
+            </w:pPr>
             <w:r/>
             <w:r>
               <w:rPr>
@@ -2496,6 +2724,63 @@
         </w:tc>
       </w:tr>
     </w:tbl>
+    <w:p>
+      <w:pPr>
+        <w:spacing w:before="80"/>
+      </w:pPr>
+      <w:r>
+        <w:rPr>
+          <w:rFonts w:ascii="Calibri" w:hAnsi="Calibri"/>
+          <w:b w:val="0"/>
+          <w:i/>
+          <w:color w:val="64748B"/>
+          <w:sz w:val="17"/>
+        </w:rPr>
+        <w:t>Contoh respons 200</w:t>
+      </w:r>
+    </w:p>
+    <w:p>
+      <w:pPr>
+        <w:spacing w:before="0" w:after="120"/>
+        <w:ind w:left="120"/>
+        <w:shd w:val="clear" w:color="auto" w:fill="F8FAFC"/>
+      </w:pPr>
+      <w:r>
+        <w:rPr>
+          <w:rFonts w:ascii="Consolas" w:hAnsi="Consolas"/>
+          <w:b w:val="0"/>
+          <w:i w:val="0"/>
+          <w:color w:val="0F172A"/>
+          <w:sz w:val="17"/>
+        </w:rPr>
+        <w:t>// default</w:t>
+        <w:br/>
+      </w:r>
+      <w:r>
+        <w:rPr>
+          <w:rFonts w:ascii="Consolas" w:hAnsi="Consolas"/>
+          <w:b w:val="0"/>
+          <w:i w:val="0"/>
+          <w:color w:val="0F172A"/>
+          <w:sz w:val="17"/>
+        </w:rPr>
+        <w:t>{</w:t>
+        <w:br/>
+        <w:t xml:space="preserve">  "player_id": 1,</w:t>
+        <w:br/>
+        <w:t xml:space="preserve">  "team_id": 101,</w:t>
+        <w:br/>
+        <w:t xml:space="preserve">  "team_name": "Team Alpha",</w:t>
+        <w:br/>
+        <w:t xml:space="preserve">  "display_name": "Alpha Captain",</w:t>
+        <w:br/>
+        <w:t xml:space="preserve">  "email": "alpha.captain@example.com",</w:t>
+        <w:br/>
+        <w:t xml:space="preserve">  "role": "captain"</w:t>
+        <w:br/>
+        <w:t>}</w:t>
+      </w:r>
+    </w:p>
     <w:p>
       <w:pPr>
         <w:spacing w:before="360"/>
@@ -2508,7 +2793,7 @@
           <w:color w:val="0F172A"/>
           <w:sz w:val="32"/>
         </w:rPr>
-        <w:t>Self-service</w:t>
+        <w:t>Layanan Mandiri</w:t>
       </w:r>
     </w:p>
     <w:p>
@@ -2520,7 +2805,7 @@
     </w:p>
     <w:p>
       <w:pPr>
-        <w:spacing w:before="360"/>
+        <w:spacing w:before="400"/>
         <w:pBdr>
           <w:bottom w:val="single" w:sz="6" w:space="1" w:color="CBD5E1"/>
         </w:pBdr>
@@ -2542,6 +2827,9 @@
       </w:r>
     </w:p>
     <w:p>
+      <w:pPr>
+        <w:spacing w:after="40"/>
+      </w:pPr>
       <w:r>
         <w:rPr>
           <w:rFonts w:ascii="Calibri" w:hAnsi="Calibri"/>
@@ -2566,7 +2854,6 @@
           <w:sz w:val="20"/>
         </w:rPr>
         <w:t>Return the generated WireGuard peer config for the authenticated player. The response body is the full client .conf text and the Content-Disposition header carries the suggested filename `&lt;peer_name&gt;.conf`. Organizer accounts do not have a peer config and receive 403.</w:t>
-        <w:br/>
       </w:r>
     </w:p>
     <w:p>
@@ -2579,9 +2866,9 @@
           <w:b/>
           <w:i w:val="0"/>
           <w:color w:val="0F172A"/>
-          <w:sz w:val="24"/>
+          <w:sz w:val="22"/>
         </w:rPr>
-        <w:t>Request</w:t>
+        <w:t>Permintaan</w:t>
       </w:r>
     </w:p>
     <w:tbl>
@@ -2591,8 +2878,8 @@
         <w:tblLook w:firstColumn="1" w:firstRow="1" w:lastColumn="0" w:lastRow="0" w:noHBand="0" w:noVBand="1" w:val="04A0"/>
       </w:tblPr>
       <w:tblGrid>
-        <w:gridCol w:w="2200"/>
-        <w:gridCol w:w="7600"/>
+        <w:gridCol w:w="2400"/>
+        <w:gridCol w:w="7400"/>
       </w:tblGrid>
       <w:tr>
         <w:tc>
@@ -2619,7 +2906,7 @@
                 <w:color w:val="FFFFFF"/>
                 <w:sz w:val="18"/>
               </w:rPr>
-              <w:t>Key</w:t>
+              <w:t>Kunci</w:t>
             </w:r>
           </w:p>
         </w:tc>
@@ -2647,7 +2934,7 @@
                 <w:color w:val="FFFFFF"/>
                 <w:sz w:val="18"/>
               </w:rPr>
-              <w:t>Value</w:t>
+              <w:t>Nilai</w:t>
             </w:r>
           </w:p>
         </w:tc>
@@ -2664,6 +2951,9 @@
             </w:tcBorders>
           </w:tcPr>
           <w:p>
+            <w:pPr>
+              <w:spacing w:after="0"/>
+            </w:pPr>
             <w:r/>
             <w:r>
               <w:rPr>
@@ -2673,7 +2963,7 @@
                 <w:color w:val="0F172A"/>
                 <w:sz w:val="18"/>
               </w:rPr>
-              <w:t>Authentication</w:t>
+              <w:t>Autentikasi</w:t>
             </w:r>
           </w:p>
         </w:tc>
@@ -2688,6 +2978,9 @@
             </w:tcBorders>
           </w:tcPr>
           <w:p>
+            <w:pPr>
+              <w:spacing w:after="0"/>
+            </w:pPr>
             <w:r/>
             <w:r>
               <w:rPr>
@@ -2697,7 +2990,7 @@
                 <w:color w:val="1F2937"/>
                 <w:sz w:val="19"/>
               </w:rPr>
-              <w:t>Bearer &lt;token&gt; (required)</w:t>
+              <w:t>Bearer &lt;token&gt; (wajib)</w:t>
             </w:r>
           </w:p>
         </w:tc>
@@ -2715,6 +3008,9 @@
             </w:tcBorders>
           </w:tcPr>
           <w:p>
+            <w:pPr>
+              <w:spacing w:after="0"/>
+            </w:pPr>
             <w:r/>
             <w:r>
               <w:rPr>
@@ -2724,7 +3020,7 @@
                 <w:color w:val="0F172A"/>
                 <w:sz w:val="18"/>
               </w:rPr>
-              <w:t>Method</w:t>
+              <w:t>Metode</w:t>
             </w:r>
           </w:p>
         </w:tc>
@@ -2740,6 +3036,9 @@
             </w:tcBorders>
           </w:tcPr>
           <w:p>
+            <w:pPr>
+              <w:spacing w:after="0"/>
+            </w:pPr>
             <w:r/>
             <w:r>
               <w:rPr>
@@ -2766,6 +3065,9 @@
             </w:tcBorders>
           </w:tcPr>
           <w:p>
+            <w:pPr>
+              <w:spacing w:after="0"/>
+            </w:pPr>
             <w:r/>
             <w:r>
               <w:rPr>
@@ -2775,7 +3077,7 @@
                 <w:color w:val="0F172A"/>
                 <w:sz w:val="18"/>
               </w:rPr>
-              <w:t>Operation ID</w:t>
+              <w:t>ID Operasi</w:t>
             </w:r>
           </w:p>
         </w:tc>
@@ -2790,6 +3092,9 @@
             </w:tcBorders>
           </w:tcPr>
           <w:p>
+            <w:pPr>
+              <w:spacing w:after="0"/>
+            </w:pPr>
             <w:r/>
             <w:r>
               <w:rPr>
@@ -2817,7 +3122,7 @@
           <w:color w:val="64748B"/>
           <w:sz w:val="20"/>
         </w:rPr>
-        <w:t>Parameters</w:t>
+        <w:t>Parameter</w:t>
       </w:r>
     </w:p>
     <w:p>
@@ -2832,7 +3137,7 @@
           <w:color w:val="94A3B8"/>
           <w:sz w:val="19"/>
         </w:rPr>
-        <w:t>(none)</w:t>
+        <w:t>(tidak ada)</w:t>
       </w:r>
     </w:p>
     <w:p>
@@ -2847,7 +3152,7 @@
           <w:color w:val="64748B"/>
           <w:sz w:val="20"/>
         </w:rPr>
-        <w:t>Responses</w:t>
+        <w:t>Respons</w:t>
       </w:r>
     </w:p>
     <w:tbl>
@@ -2873,6 +3178,9 @@
             </w:tcBorders>
           </w:tcPr>
           <w:p>
+            <w:pPr>
+              <w:spacing w:after="0"/>
+            </w:pPr>
             <w:r/>
             <w:r>
               <w:rPr>
@@ -2898,6 +3206,9 @@
             </w:tcBorders>
           </w:tcPr>
           <w:p>
+            <w:pPr>
+              <w:spacing w:after="0"/>
+            </w:pPr>
             <w:r/>
             <w:r>
               <w:rPr>
@@ -2907,7 +3218,7 @@
                 <w:color w:val="FFFFFF"/>
                 <w:sz w:val="18"/>
               </w:rPr>
-              <w:t>Meaning</w:t>
+              <w:t>Artinya</w:t>
             </w:r>
           </w:p>
         </w:tc>
@@ -2925,6 +3236,9 @@
             </w:tcBorders>
           </w:tcPr>
           <w:p>
+            <w:pPr>
+              <w:spacing w:after="0"/>
+            </w:pPr>
             <w:r/>
             <w:r>
               <w:rPr>
@@ -2949,6 +3263,9 @@
             </w:tcBorders>
           </w:tcPr>
           <w:p>
+            <w:pPr>
+              <w:spacing w:after="0"/>
+            </w:pPr>
             <w:r/>
             <w:r>
               <w:rPr>
@@ -2976,6 +3293,9 @@
             </w:tcBorders>
           </w:tcPr>
           <w:p>
+            <w:pPr>
+              <w:spacing w:after="0"/>
+            </w:pPr>
             <w:r/>
             <w:r>
               <w:rPr>
@@ -3001,6 +3321,9 @@
             </w:tcBorders>
           </w:tcPr>
           <w:p>
+            <w:pPr>
+              <w:spacing w:after="0"/>
+            </w:pPr>
             <w:r/>
             <w:r>
               <w:rPr>
@@ -3028,6 +3351,9 @@
             </w:tcBorders>
           </w:tcPr>
           <w:p>
+            <w:pPr>
+              <w:spacing w:after="0"/>
+            </w:pPr>
             <w:r/>
             <w:r>
               <w:rPr>
@@ -3052,6 +3378,9 @@
             </w:tcBorders>
           </w:tcPr>
           <w:p>
+            <w:pPr>
+              <w:spacing w:after="0"/>
+            </w:pPr>
             <w:r/>
             <w:r>
               <w:rPr>
@@ -3079,7 +3408,7 @@
           <w:color w:val="0F172A"/>
           <w:sz w:val="32"/>
         </w:rPr>
-        <w:t>Challenges</w:t>
+        <w:t>Challenge</w:t>
       </w:r>
     </w:p>
     <w:p>
@@ -3091,7 +3420,7 @@
     </w:p>
     <w:p>
       <w:pPr>
-        <w:spacing w:before="360"/>
+        <w:spacing w:before="400"/>
         <w:pBdr>
           <w:bottom w:val="single" w:sz="6" w:space="1" w:color="CBD5E1"/>
         </w:pBdr>
@@ -3113,6 +3442,9 @@
       </w:r>
     </w:p>
     <w:p>
+      <w:pPr>
+        <w:spacing w:after="40"/>
+      </w:pPr>
       <w:r>
         <w:rPr>
           <w:rFonts w:ascii="Calibri" w:hAnsi="Calibri"/>
@@ -3134,9 +3466,9 @@
           <w:b/>
           <w:i w:val="0"/>
           <w:color w:val="0F172A"/>
-          <w:sz w:val="24"/>
+          <w:sz w:val="22"/>
         </w:rPr>
-        <w:t>Request</w:t>
+        <w:t>Permintaan</w:t>
       </w:r>
     </w:p>
     <w:tbl>
@@ -3146,8 +3478,8 @@
         <w:tblLook w:firstColumn="1" w:firstRow="1" w:lastColumn="0" w:lastRow="0" w:noHBand="0" w:noVBand="1" w:val="04A0"/>
       </w:tblPr>
       <w:tblGrid>
-        <w:gridCol w:w="2200"/>
-        <w:gridCol w:w="7600"/>
+        <w:gridCol w:w="2400"/>
+        <w:gridCol w:w="7400"/>
       </w:tblGrid>
       <w:tr>
         <w:tc>
@@ -3174,7 +3506,7 @@
                 <w:color w:val="FFFFFF"/>
                 <w:sz w:val="18"/>
               </w:rPr>
-              <w:t>Key</w:t>
+              <w:t>Kunci</w:t>
             </w:r>
           </w:p>
         </w:tc>
@@ -3202,7 +3534,7 @@
                 <w:color w:val="FFFFFF"/>
                 <w:sz w:val="18"/>
               </w:rPr>
-              <w:t>Value</w:t>
+              <w:t>Nilai</w:t>
             </w:r>
           </w:p>
         </w:tc>
@@ -3219,6 +3551,9 @@
             </w:tcBorders>
           </w:tcPr>
           <w:p>
+            <w:pPr>
+              <w:spacing w:after="0"/>
+            </w:pPr>
             <w:r/>
             <w:r>
               <w:rPr>
@@ -3228,7 +3563,7 @@
                 <w:color w:val="0F172A"/>
                 <w:sz w:val="18"/>
               </w:rPr>
-              <w:t>Authentication</w:t>
+              <w:t>Autentikasi</w:t>
             </w:r>
           </w:p>
         </w:tc>
@@ -3243,6 +3578,9 @@
             </w:tcBorders>
           </w:tcPr>
           <w:p>
+            <w:pPr>
+              <w:spacing w:after="0"/>
+            </w:pPr>
             <w:r/>
             <w:r>
               <w:rPr>
@@ -3252,7 +3590,7 @@
                 <w:color w:val="1F2937"/>
                 <w:sz w:val="19"/>
               </w:rPr>
-              <w:t>Bearer &lt;token&gt; (required)</w:t>
+              <w:t>Bearer &lt;token&gt; (wajib)</w:t>
             </w:r>
           </w:p>
         </w:tc>
@@ -3270,6 +3608,9 @@
             </w:tcBorders>
           </w:tcPr>
           <w:p>
+            <w:pPr>
+              <w:spacing w:after="0"/>
+            </w:pPr>
             <w:r/>
             <w:r>
               <w:rPr>
@@ -3279,7 +3620,7 @@
                 <w:color w:val="0F172A"/>
                 <w:sz w:val="18"/>
               </w:rPr>
-              <w:t>Method</w:t>
+              <w:t>Metode</w:t>
             </w:r>
           </w:p>
         </w:tc>
@@ -3295,6 +3636,9 @@
             </w:tcBorders>
           </w:tcPr>
           <w:p>
+            <w:pPr>
+              <w:spacing w:after="0"/>
+            </w:pPr>
             <w:r/>
             <w:r>
               <w:rPr>
@@ -3321,6 +3665,9 @@
             </w:tcBorders>
           </w:tcPr>
           <w:p>
+            <w:pPr>
+              <w:spacing w:after="0"/>
+            </w:pPr>
             <w:r/>
             <w:r>
               <w:rPr>
@@ -3330,7 +3677,7 @@
                 <w:color w:val="0F172A"/>
                 <w:sz w:val="18"/>
               </w:rPr>
-              <w:t>Operation ID</w:t>
+              <w:t>ID Operasi</w:t>
             </w:r>
           </w:p>
         </w:tc>
@@ -3345,6 +3692,9 @@
             </w:tcBorders>
           </w:tcPr>
           <w:p>
+            <w:pPr>
+              <w:spacing w:after="0"/>
+            </w:pPr>
             <w:r/>
             <w:r>
               <w:rPr>
@@ -3372,7 +3722,7 @@
           <w:color w:val="64748B"/>
           <w:sz w:val="20"/>
         </w:rPr>
-        <w:t>Parameters</w:t>
+        <w:t>Parameter</w:t>
       </w:r>
     </w:p>
     <w:p>
@@ -3387,7 +3737,7 @@
           <w:color w:val="94A3B8"/>
           <w:sz w:val="19"/>
         </w:rPr>
-        <w:t>(none)</w:t>
+        <w:t>(tidak ada)</w:t>
       </w:r>
     </w:p>
     <w:p>
@@ -3402,7 +3752,7 @@
           <w:color w:val="64748B"/>
           <w:sz w:val="20"/>
         </w:rPr>
-        <w:t>Responses</w:t>
+        <w:t>Respons</w:t>
       </w:r>
     </w:p>
     <w:tbl>
@@ -3428,6 +3778,9 @@
             </w:tcBorders>
           </w:tcPr>
           <w:p>
+            <w:pPr>
+              <w:spacing w:after="0"/>
+            </w:pPr>
             <w:r/>
             <w:r>
               <w:rPr>
@@ -3453,6 +3806,9 @@
             </w:tcBorders>
           </w:tcPr>
           <w:p>
+            <w:pPr>
+              <w:spacing w:after="0"/>
+            </w:pPr>
             <w:r/>
             <w:r>
               <w:rPr>
@@ -3462,7 +3818,7 @@
                 <w:color w:val="FFFFFF"/>
                 <w:sz w:val="18"/>
               </w:rPr>
-              <w:t>Meaning</w:t>
+              <w:t>Artinya</w:t>
             </w:r>
           </w:p>
         </w:tc>
@@ -3480,6 +3836,9 @@
             </w:tcBorders>
           </w:tcPr>
           <w:p>
+            <w:pPr>
+              <w:spacing w:after="0"/>
+            </w:pPr>
             <w:r/>
             <w:r>
               <w:rPr>
@@ -3504,6 +3863,9 @@
             </w:tcBorders>
           </w:tcPr>
           <w:p>
+            <w:pPr>
+              <w:spacing w:after="0"/>
+            </w:pPr>
             <w:r/>
             <w:r>
               <w:rPr>
@@ -3531,6 +3893,9 @@
             </w:tcBorders>
           </w:tcPr>
           <w:p>
+            <w:pPr>
+              <w:spacing w:after="0"/>
+            </w:pPr>
             <w:r/>
             <w:r>
               <w:rPr>
@@ -3556,6 +3921,9 @@
             </w:tcBorders>
           </w:tcPr>
           <w:p>
+            <w:pPr>
+              <w:spacing w:after="0"/>
+            </w:pPr>
             <w:r/>
             <w:r>
               <w:rPr>
@@ -3573,7 +3941,72 @@
     </w:tbl>
     <w:p>
       <w:pPr>
-        <w:spacing w:before="360"/>
+        <w:spacing w:before="80"/>
+      </w:pPr>
+      <w:r>
+        <w:rPr>
+          <w:rFonts w:ascii="Calibri" w:hAnsi="Calibri"/>
+          <w:b w:val="0"/>
+          <w:i/>
+          <w:color w:val="64748B"/>
+          <w:sz w:val="17"/>
+        </w:rPr>
+        <w:t>Contoh respons 200</w:t>
+      </w:r>
+    </w:p>
+    <w:p>
+      <w:pPr>
+        <w:spacing w:before="0" w:after="120"/>
+        <w:ind w:left="120"/>
+        <w:shd w:val="clear" w:color="auto" w:fill="F8FAFC"/>
+      </w:pPr>
+      <w:r>
+        <w:rPr>
+          <w:rFonts w:ascii="Consolas" w:hAnsi="Consolas"/>
+          <w:b w:val="0"/>
+          <w:i w:val="0"/>
+          <w:color w:val="0F172A"/>
+          <w:sz w:val="17"/>
+        </w:rPr>
+        <w:t>// default</w:t>
+        <w:br/>
+      </w:r>
+      <w:r>
+        <w:rPr>
+          <w:rFonts w:ascii="Consolas" w:hAnsi="Consolas"/>
+          <w:b w:val="0"/>
+          <w:i w:val="0"/>
+          <w:color w:val="0F172A"/>
+          <w:sz w:val="17"/>
+        </w:rPr>
+        <w:t>[</w:t>
+        <w:br/>
+        <w:t xml:space="preserve">  {</w:t>
+        <w:br/>
+        <w:t xml:space="preserve">    "id": 1,</w:t>
+        <w:br/>
+        <w:t xml:space="preserve">    "name": "banking",</w:t>
+        <w:br/>
+        <w:t xml:space="preserve">    "has_source_download": true</w:t>
+        <w:br/>
+        <w:t xml:space="preserve">  },</w:t>
+        <w:br/>
+        <w:t xml:space="preserve">  {</w:t>
+        <w:br/>
+        <w:t xml:space="preserve">    "id": 2,</w:t>
+        <w:br/>
+        <w:t xml:space="preserve">    "name": "chat",</w:t>
+        <w:br/>
+        <w:t xml:space="preserve">    "has_source_download": false</w:t>
+        <w:br/>
+        <w:t xml:space="preserve">  }</w:t>
+        <w:br/>
+        <w:t>]</w:t>
+      </w:r>
+    </w:p>
+    <w:p>
+      <w:pPr>
+        <w:spacing w:before="400"/>
         <w:pBdr>
           <w:bottom w:val="single" w:sz="6" w:space="1" w:color="CBD5E1"/>
         </w:pBdr>
@@ -3595,6 +4028,9 @@
       </w:r>
     </w:p>
     <w:p>
+      <w:pPr>
+        <w:spacing w:after="40"/>
+      </w:pPr>
       <w:r>
         <w:rPr>
           <w:rFonts w:ascii="Calibri" w:hAnsi="Calibri"/>
@@ -3619,7 +4055,6 @@
           <w:sz w:val="20"/>
         </w:rPr>
         <w:t>Download the shared whitebox source bundle for a challenge. The response may be a streamed archive file or a configured artifact file.</w:t>
-        <w:br/>
       </w:r>
     </w:p>
     <w:p>
@@ -3632,9 +4067,9 @@
           <w:b/>
           <w:i w:val="0"/>
           <w:color w:val="0F172A"/>
-          <w:sz w:val="24"/>
+          <w:sz w:val="22"/>
         </w:rPr>
-        <w:t>Request</w:t>
+        <w:t>Permintaan</w:t>
       </w:r>
     </w:p>
     <w:tbl>
@@ -3644,8 +4079,8 @@
         <w:tblLook w:firstColumn="1" w:firstRow="1" w:lastColumn="0" w:lastRow="0" w:noHBand="0" w:noVBand="1" w:val="04A0"/>
       </w:tblPr>
       <w:tblGrid>
-        <w:gridCol w:w="2200"/>
-        <w:gridCol w:w="7600"/>
+        <w:gridCol w:w="2400"/>
+        <w:gridCol w:w="7400"/>
       </w:tblGrid>
       <w:tr>
         <w:tc>
@@ -3672,7 +4107,7 @@
                 <w:color w:val="FFFFFF"/>
                 <w:sz w:val="18"/>
               </w:rPr>
-              <w:t>Key</w:t>
+              <w:t>Kunci</w:t>
             </w:r>
           </w:p>
         </w:tc>
@@ -3700,7 +4135,7 @@
                 <w:color w:val="FFFFFF"/>
                 <w:sz w:val="18"/>
               </w:rPr>
-              <w:t>Value</w:t>
+              <w:t>Nilai</w:t>
             </w:r>
           </w:p>
         </w:tc>
@@ -3717,6 +4152,9 @@
             </w:tcBorders>
           </w:tcPr>
           <w:p>
+            <w:pPr>
+              <w:spacing w:after="0"/>
+            </w:pPr>
             <w:r/>
             <w:r>
               <w:rPr>
@@ -3726,7 +4164,7 @@
                 <w:color w:val="0F172A"/>
                 <w:sz w:val="18"/>
               </w:rPr>
-              <w:t>Authentication</w:t>
+              <w:t>Autentikasi</w:t>
             </w:r>
           </w:p>
         </w:tc>
@@ -3741,6 +4179,9 @@
             </w:tcBorders>
           </w:tcPr>
           <w:p>
+            <w:pPr>
+              <w:spacing w:after="0"/>
+            </w:pPr>
             <w:r/>
             <w:r>
               <w:rPr>
@@ -3750,7 +4191,7 @@
                 <w:color w:val="1F2937"/>
                 <w:sz w:val="19"/>
               </w:rPr>
-              <w:t>Bearer &lt;token&gt; (required)</w:t>
+              <w:t>Bearer &lt;token&gt; (wajib)</w:t>
             </w:r>
           </w:p>
         </w:tc>
@@ -3768,6 +4209,9 @@
             </w:tcBorders>
           </w:tcPr>
           <w:p>
+            <w:pPr>
+              <w:spacing w:after="0"/>
+            </w:pPr>
             <w:r/>
             <w:r>
               <w:rPr>
@@ -3777,7 +4221,7 @@
                 <w:color w:val="0F172A"/>
                 <w:sz w:val="18"/>
               </w:rPr>
-              <w:t>Method</w:t>
+              <w:t>Metode</w:t>
             </w:r>
           </w:p>
         </w:tc>
@@ -3793,6 +4237,9 @@
             </w:tcBorders>
           </w:tcPr>
           <w:p>
+            <w:pPr>
+              <w:spacing w:after="0"/>
+            </w:pPr>
             <w:r/>
             <w:r>
               <w:rPr>
@@ -3819,6 +4266,9 @@
             </w:tcBorders>
           </w:tcPr>
           <w:p>
+            <w:pPr>
+              <w:spacing w:after="0"/>
+            </w:pPr>
             <w:r/>
             <w:r>
               <w:rPr>
@@ -3828,7 +4278,7 @@
                 <w:color w:val="0F172A"/>
                 <w:sz w:val="18"/>
               </w:rPr>
-              <w:t>Operation ID</w:t>
+              <w:t>ID Operasi</w:t>
             </w:r>
           </w:p>
         </w:tc>
@@ -3843,6 +4293,9 @@
             </w:tcBorders>
           </w:tcPr>
           <w:p>
+            <w:pPr>
+              <w:spacing w:after="0"/>
+            </w:pPr>
             <w:r/>
             <w:r>
               <w:rPr>
@@ -3870,7 +4323,7 @@
           <w:color w:val="64748B"/>
           <w:sz w:val="20"/>
         </w:rPr>
-        <w:t>Parameters</w:t>
+        <w:t>Parameter</w:t>
       </w:r>
     </w:p>
     <w:tbl>
@@ -3880,10 +4333,10 @@
         <w:tblLook w:firstColumn="1" w:firstRow="1" w:lastColumn="0" w:lastRow="0" w:noHBand="0" w:noVBand="1" w:val="04A0"/>
       </w:tblPr>
       <w:tblGrid>
-        <w:gridCol w:w="2000"/>
+        <w:gridCol w:w="1900"/>
         <w:gridCol w:w="1000"/>
         <w:gridCol w:w="1100"/>
-        <w:gridCol w:w="5700"/>
+        <w:gridCol w:w="5800"/>
       </w:tblGrid>
       <w:tr>
         <w:tc>
@@ -3898,6 +4351,9 @@
             </w:tcBorders>
           </w:tcPr>
           <w:p>
+            <w:pPr>
+              <w:spacing w:after="0"/>
+            </w:pPr>
             <w:r/>
             <w:r>
               <w:rPr>
@@ -3907,7 +4363,7 @@
                 <w:color w:val="FFFFFF"/>
                 <w:sz w:val="18"/>
               </w:rPr>
-              <w:t>Name</w:t>
+              <w:t>Nama</w:t>
             </w:r>
           </w:p>
         </w:tc>
@@ -3923,6 +4379,9 @@
             </w:tcBorders>
           </w:tcPr>
           <w:p>
+            <w:pPr>
+              <w:spacing w:after="0"/>
+            </w:pPr>
             <w:r/>
             <w:r>
               <w:rPr>
@@ -3932,7 +4391,7 @@
                 <w:color w:val="FFFFFF"/>
                 <w:sz w:val="18"/>
               </w:rPr>
-              <w:t>In</w:t>
+              <w:t>Di</w:t>
             </w:r>
           </w:p>
         </w:tc>
@@ -3948,6 +4407,9 @@
             </w:tcBorders>
           </w:tcPr>
           <w:p>
+            <w:pPr>
+              <w:spacing w:after="0"/>
+            </w:pPr>
             <w:r/>
             <w:r>
               <w:rPr>
@@ -3957,7 +4419,7 @@
                 <w:color w:val="FFFFFF"/>
                 <w:sz w:val="18"/>
               </w:rPr>
-              <w:t>Type</w:t>
+              <w:t>Tipe</w:t>
             </w:r>
           </w:p>
         </w:tc>
@@ -3973,6 +4435,9 @@
             </w:tcBorders>
           </w:tcPr>
           <w:p>
+            <w:pPr>
+              <w:spacing w:after="0"/>
+            </w:pPr>
             <w:r/>
             <w:r>
               <w:rPr>
@@ -3982,7 +4447,7 @@
                 <w:color w:val="FFFFFF"/>
                 <w:sz w:val="18"/>
               </w:rPr>
-              <w:t>Description</w:t>
+              <w:t>Deskripsi</w:t>
             </w:r>
           </w:p>
         </w:tc>
@@ -3999,6 +4464,9 @@
             </w:tcBorders>
           </w:tcPr>
           <w:p>
+            <w:pPr>
+              <w:spacing w:after="0"/>
+            </w:pPr>
             <w:r/>
             <w:r>
               <w:rPr>
@@ -4022,6 +4490,9 @@
             </w:tcBorders>
           </w:tcPr>
           <w:p>
+            <w:pPr>
+              <w:spacing w:after="0"/>
+            </w:pPr>
             <w:r/>
             <w:r>
               <w:rPr>
@@ -4045,6 +4516,9 @@
             </w:tcBorders>
           </w:tcPr>
           <w:p>
+            <w:pPr>
+              <w:spacing w:after="0"/>
+            </w:pPr>
             <w:r/>
             <w:r>
               <w:rPr>
@@ -4069,6 +4543,9 @@
             </w:tcBorders>
           </w:tcPr>
           <w:p>
+            <w:pPr>
+              <w:spacing w:after="0"/>
+            </w:pPr>
             <w:r/>
             <w:r>
               <w:rPr>
@@ -4096,7 +4573,7 @@
           <w:color w:val="64748B"/>
           <w:sz w:val="20"/>
         </w:rPr>
-        <w:t>Responses</w:t>
+        <w:t>Respons</w:t>
       </w:r>
     </w:p>
     <w:tbl>
@@ -4122,6 +4599,9 @@
             </w:tcBorders>
           </w:tcPr>
           <w:p>
+            <w:pPr>
+              <w:spacing w:after="0"/>
+            </w:pPr>
             <w:r/>
             <w:r>
               <w:rPr>
@@ -4147,6 +4627,9 @@
             </w:tcBorders>
           </w:tcPr>
           <w:p>
+            <w:pPr>
+              <w:spacing w:after="0"/>
+            </w:pPr>
             <w:r/>
             <w:r>
               <w:rPr>
@@ -4156,7 +4639,7 @@
                 <w:color w:val="FFFFFF"/>
                 <w:sz w:val="18"/>
               </w:rPr>
-              <w:t>Meaning</w:t>
+              <w:t>Artinya</w:t>
             </w:r>
           </w:p>
         </w:tc>
@@ -4174,6 +4657,9 @@
             </w:tcBorders>
           </w:tcPr>
           <w:p>
+            <w:pPr>
+              <w:spacing w:after="0"/>
+            </w:pPr>
             <w:r/>
             <w:r>
               <w:rPr>
@@ -4198,6 +4684,9 @@
             </w:tcBorders>
           </w:tcPr>
           <w:p>
+            <w:pPr>
+              <w:spacing w:after="0"/>
+            </w:pPr>
             <w:r/>
             <w:r>
               <w:rPr>
@@ -4225,6 +4714,9 @@
             </w:tcBorders>
           </w:tcPr>
           <w:p>
+            <w:pPr>
+              <w:spacing w:after="0"/>
+            </w:pPr>
             <w:r/>
             <w:r>
               <w:rPr>
@@ -4250,6 +4742,9 @@
             </w:tcBorders>
           </w:tcPr>
           <w:p>
+            <w:pPr>
+              <w:spacing w:after="0"/>
+            </w:pPr>
             <w:r/>
             <w:r>
               <w:rPr>
@@ -4277,6 +4772,9 @@
             </w:tcBorders>
           </w:tcPr>
           <w:p>
+            <w:pPr>
+              <w:spacing w:after="0"/>
+            </w:pPr>
             <w:r/>
             <w:r>
               <w:rPr>
@@ -4301,6 +4799,9 @@
             </w:tcBorders>
           </w:tcPr>
           <w:p>
+            <w:pPr>
+              <w:spacing w:after="0"/>
+            </w:pPr>
             <w:r/>
             <w:r>
               <w:rPr>
@@ -4328,7 +4829,7 @@
           <w:color w:val="0F172A"/>
           <w:sz w:val="32"/>
         </w:rPr>
-        <w:t>Services</w:t>
+        <w:t>Service</w:t>
       </w:r>
     </w:p>
     <w:p>
@@ -4340,7 +4841,7 @@
     </w:p>
     <w:p>
       <w:pPr>
-        <w:spacing w:before="360"/>
+        <w:spacing w:before="400"/>
         <w:pBdr>
           <w:bottom w:val="single" w:sz="6" w:space="1" w:color="CBD5E1"/>
         </w:pBdr>
@@ -4362,6 +4863,9 @@
       </w:r>
     </w:p>
     <w:p>
+      <w:pPr>
+        <w:spacing w:after="40"/>
+      </w:pPr>
       <w:r>
         <w:rPr>
           <w:rFonts w:ascii="Calibri" w:hAnsi="Calibri"/>
@@ -4386,7 +4890,6 @@
           <w:sz w:val="20"/>
         </w:rPr>
         <w:t>Return WireGuard-reachable service endpoints grouped by challenge ID and team ID.</w:t>
-        <w:br/>
       </w:r>
     </w:p>
     <w:p>
@@ -4399,9 +4902,9 @@
           <w:b/>
           <w:i w:val="0"/>
           <w:color w:val="0F172A"/>
-          <w:sz w:val="24"/>
+          <w:sz w:val="22"/>
         </w:rPr>
-        <w:t>Request</w:t>
+        <w:t>Permintaan</w:t>
       </w:r>
     </w:p>
     <w:tbl>
@@ -4411,8 +4914,8 @@
         <w:tblLook w:firstColumn="1" w:firstRow="1" w:lastColumn="0" w:lastRow="0" w:noHBand="0" w:noVBand="1" w:val="04A0"/>
       </w:tblPr>
       <w:tblGrid>
-        <w:gridCol w:w="2200"/>
-        <w:gridCol w:w="7600"/>
+        <w:gridCol w:w="2400"/>
+        <w:gridCol w:w="7400"/>
       </w:tblGrid>
       <w:tr>
         <w:tc>
@@ -4439,7 +4942,7 @@
                 <w:color w:val="FFFFFF"/>
                 <w:sz w:val="18"/>
               </w:rPr>
-              <w:t>Key</w:t>
+              <w:t>Kunci</w:t>
             </w:r>
           </w:p>
         </w:tc>
@@ -4467,7 +4970,7 @@
                 <w:color w:val="FFFFFF"/>
                 <w:sz w:val="18"/>
               </w:rPr>
-              <w:t>Value</w:t>
+              <w:t>Nilai</w:t>
             </w:r>
           </w:p>
         </w:tc>
@@ -4484,6 +4987,9 @@
             </w:tcBorders>
           </w:tcPr>
           <w:p>
+            <w:pPr>
+              <w:spacing w:after="0"/>
+            </w:pPr>
             <w:r/>
             <w:r>
               <w:rPr>
@@ -4493,7 +4999,7 @@
                 <w:color w:val="0F172A"/>
                 <w:sz w:val="18"/>
               </w:rPr>
-              <w:t>Authentication</w:t>
+              <w:t>Autentikasi</w:t>
             </w:r>
           </w:p>
         </w:tc>
@@ -4508,6 +5014,9 @@
             </w:tcBorders>
           </w:tcPr>
           <w:p>
+            <w:pPr>
+              <w:spacing w:after="0"/>
+            </w:pPr>
             <w:r/>
             <w:r>
               <w:rPr>
@@ -4517,7 +5026,7 @@
                 <w:color w:val="1F2937"/>
                 <w:sz w:val="19"/>
               </w:rPr>
-              <w:t>Bearer &lt;token&gt; (required)</w:t>
+              <w:t>Bearer &lt;token&gt; (wajib)</w:t>
             </w:r>
           </w:p>
         </w:tc>
@@ -4535,6 +5044,9 @@
             </w:tcBorders>
           </w:tcPr>
           <w:p>
+            <w:pPr>
+              <w:spacing w:after="0"/>
+            </w:pPr>
             <w:r/>
             <w:r>
               <w:rPr>
@@ -4544,7 +5056,7 @@
                 <w:color w:val="0F172A"/>
                 <w:sz w:val="18"/>
               </w:rPr>
-              <w:t>Method</w:t>
+              <w:t>Metode</w:t>
             </w:r>
           </w:p>
         </w:tc>
@@ -4560,6 +5072,9 @@
             </w:tcBorders>
           </w:tcPr>
           <w:p>
+            <w:pPr>
+              <w:spacing w:after="0"/>
+            </w:pPr>
             <w:r/>
             <w:r>
               <w:rPr>
@@ -4586,6 +5101,9 @@
             </w:tcBorders>
           </w:tcPr>
           <w:p>
+            <w:pPr>
+              <w:spacing w:after="0"/>
+            </w:pPr>
             <w:r/>
             <w:r>
               <w:rPr>
@@ -4595,7 +5113,7 @@
                 <w:color w:val="0F172A"/>
                 <w:sz w:val="18"/>
               </w:rPr>
-              <w:t>Operation ID</w:t>
+              <w:t>ID Operasi</w:t>
             </w:r>
           </w:p>
         </w:tc>
@@ -4610,6 +5128,9 @@
             </w:tcBorders>
           </w:tcPr>
           <w:p>
+            <w:pPr>
+              <w:spacing w:after="0"/>
+            </w:pPr>
             <w:r/>
             <w:r>
               <w:rPr>
@@ -4637,7 +5158,7 @@
           <w:color w:val="64748B"/>
           <w:sz w:val="20"/>
         </w:rPr>
-        <w:t>Parameters</w:t>
+        <w:t>Parameter</w:t>
       </w:r>
     </w:p>
     <w:p>
@@ -4652,7 +5173,7 @@
           <w:color w:val="94A3B8"/>
           <w:sz w:val="19"/>
         </w:rPr>
-        <w:t>(none)</w:t>
+        <w:t>(tidak ada)</w:t>
       </w:r>
     </w:p>
     <w:p>
@@ -4667,7 +5188,7 @@
           <w:color w:val="64748B"/>
           <w:sz w:val="20"/>
         </w:rPr>
-        <w:t>Responses</w:t>
+        <w:t>Respons</w:t>
       </w:r>
     </w:p>
     <w:tbl>
@@ -4693,6 +5214,9 @@
             </w:tcBorders>
           </w:tcPr>
           <w:p>
+            <w:pPr>
+              <w:spacing w:after="0"/>
+            </w:pPr>
             <w:r/>
             <w:r>
               <w:rPr>
@@ -4718,6 +5242,9 @@
             </w:tcBorders>
           </w:tcPr>
           <w:p>
+            <w:pPr>
+              <w:spacing w:after="0"/>
+            </w:pPr>
             <w:r/>
             <w:r>
               <w:rPr>
@@ -4727,7 +5254,7 @@
                 <w:color w:val="FFFFFF"/>
                 <w:sz w:val="18"/>
               </w:rPr>
-              <w:t>Meaning</w:t>
+              <w:t>Artinya</w:t>
             </w:r>
           </w:p>
         </w:tc>
@@ -4745,6 +5272,9 @@
             </w:tcBorders>
           </w:tcPr>
           <w:p>
+            <w:pPr>
+              <w:spacing w:after="0"/>
+            </w:pPr>
             <w:r/>
             <w:r>
               <w:rPr>
@@ -4769,6 +5299,9 @@
             </w:tcBorders>
           </w:tcPr>
           <w:p>
+            <w:pPr>
+              <w:spacing w:after="0"/>
+            </w:pPr>
             <w:r/>
             <w:r>
               <w:rPr>
@@ -4796,6 +5329,9 @@
             </w:tcBorders>
           </w:tcPr>
           <w:p>
+            <w:pPr>
+              <w:spacing w:after="0"/>
+            </w:pPr>
             <w:r/>
             <w:r>
               <w:rPr>
@@ -4821,6 +5357,9 @@
             </w:tcBorders>
           </w:tcPr>
           <w:p>
+            <w:pPr>
+              <w:spacing w:after="0"/>
+            </w:pPr>
             <w:r/>
             <w:r>
               <w:rPr>
@@ -4848,6 +5387,9 @@
             </w:tcBorders>
           </w:tcPr>
           <w:p>
+            <w:pPr>
+              <w:spacing w:after="0"/>
+            </w:pPr>
             <w:r/>
             <w:r>
               <w:rPr>
@@ -4872,6 +5414,9 @@
             </w:tcBorders>
           </w:tcPr>
           <w:p>
+            <w:pPr>
+              <w:spacing w:after="0"/>
+            </w:pPr>
             <w:r/>
             <w:r>
               <w:rPr>
@@ -4889,7 +5434,84 @@
     </w:tbl>
     <w:p>
       <w:pPr>
-        <w:spacing w:before="360"/>
+        <w:spacing w:before="80"/>
+      </w:pPr>
+      <w:r>
+        <w:rPr>
+          <w:rFonts w:ascii="Calibri" w:hAnsi="Calibri"/>
+          <w:b w:val="0"/>
+          <w:i/>
+          <w:color w:val="64748B"/>
+          <w:sz w:val="17"/>
+        </w:rPr>
+        <w:t>Contoh respons 200</w:t>
+      </w:r>
+    </w:p>
+    <w:p>
+      <w:pPr>
+        <w:spacing w:before="0" w:after="120"/>
+        <w:ind w:left="120"/>
+        <w:shd w:val="clear" w:color="auto" w:fill="F8FAFC"/>
+      </w:pPr>
+      <w:r>
+        <w:rPr>
+          <w:rFonts w:ascii="Consolas" w:hAnsi="Consolas"/>
+          <w:b w:val="0"/>
+          <w:i w:val="0"/>
+          <w:color w:val="0F172A"/>
+          <w:sz w:val="17"/>
+        </w:rPr>
+        <w:t>// default</w:t>
+        <w:br/>
+      </w:r>
+      <w:r>
+        <w:rPr>
+          <w:rFonts w:ascii="Consolas" w:hAnsi="Consolas"/>
+          <w:b w:val="0"/>
+          <w:i w:val="0"/>
+          <w:color w:val="0F172A"/>
+          <w:sz w:val="17"/>
+        </w:rPr>
+        <w:t>{</w:t>
+        <w:br/>
+        <w:t xml:space="preserve">  "1": {</w:t>
+        <w:br/>
+        <w:t xml:space="preserve">    "101": [</w:t>
+        <w:br/>
+        <w:t xml:space="preserve">      "10.80.1.11:10001"</w:t>
+        <w:br/>
+        <w:t xml:space="preserve">    ],</w:t>
+        <w:br/>
+        <w:t xml:space="preserve">    "102": [</w:t>
+        <w:br/>
+        <w:t xml:space="preserve">      "10.80.1.12:10001"</w:t>
+        <w:br/>
+        <w:t xml:space="preserve">    ]</w:t>
+        <w:br/>
+        <w:t xml:space="preserve">  },</w:t>
+        <w:br/>
+        <w:t xml:space="preserve">  "2": {</w:t>
+        <w:br/>
+        <w:t xml:space="preserve">    "101": [</w:t>
+        <w:br/>
+        <w:t xml:space="preserve">      "10.80.2.11:10002"</w:t>
+        <w:br/>
+        <w:t xml:space="preserve">    ],</w:t>
+        <w:br/>
+        <w:t xml:space="preserve">    "102": [</w:t>
+        <w:br/>
+        <w:t xml:space="preserve">      "10.80.2.12:10002"</w:t>
+        <w:br/>
+        <w:t xml:space="preserve">    ]</w:t>
+        <w:br/>
+        <w:t xml:space="preserve">  }</w:t>
+        <w:br/>
+        <w:t>}</w:t>
+      </w:r>
+    </w:p>
+    <w:p>
+      <w:pPr>
+        <w:spacing w:before="400"/>
         <w:pBdr>
           <w:bottom w:val="single" w:sz="6" w:space="1" w:color="CBD5E1"/>
         </w:pBdr>
@@ -4911,6 +5533,9 @@
       </w:r>
     </w:p>
     <w:p>
+      <w:pPr>
+        <w:spacing w:after="40"/>
+      </w:pPr>
       <w:r>
         <w:rPr>
           <w:rFonts w:ascii="Calibri" w:hAnsi="Calibri"/>
@@ -4947,9 +5572,9 @@
           <w:b/>
           <w:i w:val="0"/>
           <w:color w:val="0F172A"/>
-          <w:sz w:val="24"/>
+          <w:sz w:val="22"/>
         </w:rPr>
-        <w:t>Request</w:t>
+        <w:t>Permintaan</w:t>
       </w:r>
     </w:p>
     <w:tbl>
@@ -4959,8 +5584,8 @@
         <w:tblLook w:firstColumn="1" w:firstRow="1" w:lastColumn="0" w:lastRow="0" w:noHBand="0" w:noVBand="1" w:val="04A0"/>
       </w:tblPr>
       <w:tblGrid>
-        <w:gridCol w:w="2200"/>
-        <w:gridCol w:w="7600"/>
+        <w:gridCol w:w="2400"/>
+        <w:gridCol w:w="7400"/>
       </w:tblGrid>
       <w:tr>
         <w:tc>
@@ -4987,7 +5612,7 @@
                 <w:color w:val="FFFFFF"/>
                 <w:sz w:val="18"/>
               </w:rPr>
-              <w:t>Key</w:t>
+              <w:t>Kunci</w:t>
             </w:r>
           </w:p>
         </w:tc>
@@ -5015,7 +5640,7 @@
                 <w:color w:val="FFFFFF"/>
                 <w:sz w:val="18"/>
               </w:rPr>
-              <w:t>Value</w:t>
+              <w:t>Nilai</w:t>
             </w:r>
           </w:p>
         </w:tc>
@@ -5032,6 +5657,9 @@
             </w:tcBorders>
           </w:tcPr>
           <w:p>
+            <w:pPr>
+              <w:spacing w:after="0"/>
+            </w:pPr>
             <w:r/>
             <w:r>
               <w:rPr>
@@ -5041,7 +5669,7 @@
                 <w:color w:val="0F172A"/>
                 <w:sz w:val="18"/>
               </w:rPr>
-              <w:t>Authentication</w:t>
+              <w:t>Autentikasi</w:t>
             </w:r>
           </w:p>
         </w:tc>
@@ -5056,6 +5684,9 @@
             </w:tcBorders>
           </w:tcPr>
           <w:p>
+            <w:pPr>
+              <w:spacing w:after="0"/>
+            </w:pPr>
             <w:r/>
             <w:r>
               <w:rPr>
@@ -5065,7 +5696,7 @@
                 <w:color w:val="1F2937"/>
                 <w:sz w:val="19"/>
               </w:rPr>
-              <w:t>Bearer &lt;token&gt; (required)</w:t>
+              <w:t>Bearer &lt;token&gt; (wajib)</w:t>
             </w:r>
           </w:p>
         </w:tc>
@@ -5083,6 +5714,9 @@
             </w:tcBorders>
           </w:tcPr>
           <w:p>
+            <w:pPr>
+              <w:spacing w:after="0"/>
+            </w:pPr>
             <w:r/>
             <w:r>
               <w:rPr>
@@ -5092,7 +5726,7 @@
                 <w:color w:val="0F172A"/>
                 <w:sz w:val="18"/>
               </w:rPr>
-              <w:t>Method</w:t>
+              <w:t>Metode</w:t>
             </w:r>
           </w:p>
         </w:tc>
@@ -5108,6 +5742,9 @@
             </w:tcBorders>
           </w:tcPr>
           <w:p>
+            <w:pPr>
+              <w:spacing w:after="0"/>
+            </w:pPr>
             <w:r/>
             <w:r>
               <w:rPr>
@@ -5134,6 +5771,9 @@
             </w:tcBorders>
           </w:tcPr>
           <w:p>
+            <w:pPr>
+              <w:spacing w:after="0"/>
+            </w:pPr>
             <w:r/>
             <w:r>
               <w:rPr>
@@ -5143,7 +5783,7 @@
                 <w:color w:val="0F172A"/>
                 <w:sz w:val="18"/>
               </w:rPr>
-              <w:t>Operation ID</w:t>
+              <w:t>ID Operasi</w:t>
             </w:r>
           </w:p>
         </w:tc>
@@ -5158,6 +5798,9 @@
             </w:tcBorders>
           </w:tcPr>
           <w:p>
+            <w:pPr>
+              <w:spacing w:after="0"/>
+            </w:pPr>
             <w:r/>
             <w:r>
               <w:rPr>
@@ -5185,7 +5828,7 @@
           <w:color w:val="64748B"/>
           <w:sz w:val="20"/>
         </w:rPr>
-        <w:t>Parameters</w:t>
+        <w:t>Parameter</w:t>
       </w:r>
     </w:p>
     <w:tbl>
@@ -5195,10 +5838,10 @@
         <w:tblLook w:firstColumn="1" w:firstRow="1" w:lastColumn="0" w:lastRow="0" w:noHBand="0" w:noVBand="1" w:val="04A0"/>
       </w:tblPr>
       <w:tblGrid>
-        <w:gridCol w:w="2000"/>
+        <w:gridCol w:w="1900"/>
         <w:gridCol w:w="1000"/>
         <w:gridCol w:w="1100"/>
-        <w:gridCol w:w="5700"/>
+        <w:gridCol w:w="5800"/>
       </w:tblGrid>
       <w:tr>
         <w:tc>
@@ -5213,6 +5856,9 @@
             </w:tcBorders>
           </w:tcPr>
           <w:p>
+            <w:pPr>
+              <w:spacing w:after="0"/>
+            </w:pPr>
             <w:r/>
             <w:r>
               <w:rPr>
@@ -5222,7 +5868,7 @@
                 <w:color w:val="FFFFFF"/>
                 <w:sz w:val="18"/>
               </w:rPr>
-              <w:t>Name</w:t>
+              <w:t>Nama</w:t>
             </w:r>
           </w:p>
         </w:tc>
@@ -5238,6 +5884,9 @@
             </w:tcBorders>
           </w:tcPr>
           <w:p>
+            <w:pPr>
+              <w:spacing w:after="0"/>
+            </w:pPr>
             <w:r/>
             <w:r>
               <w:rPr>
@@ -5247,7 +5896,7 @@
                 <w:color w:val="FFFFFF"/>
                 <w:sz w:val="18"/>
               </w:rPr>
-              <w:t>In</w:t>
+              <w:t>Di</w:t>
             </w:r>
           </w:p>
         </w:tc>
@@ -5263,6 +5912,9 @@
             </w:tcBorders>
           </w:tcPr>
           <w:p>
+            <w:pPr>
+              <w:spacing w:after="0"/>
+            </w:pPr>
             <w:r/>
             <w:r>
               <w:rPr>
@@ -5272,7 +5924,7 @@
                 <w:color w:val="FFFFFF"/>
                 <w:sz w:val="18"/>
               </w:rPr>
-              <w:t>Type</w:t>
+              <w:t>Tipe</w:t>
             </w:r>
           </w:p>
         </w:tc>
@@ -5288,6 +5940,9 @@
             </w:tcBorders>
           </w:tcPr>
           <w:p>
+            <w:pPr>
+              <w:spacing w:after="0"/>
+            </w:pPr>
             <w:r/>
             <w:r>
               <w:rPr>
@@ -5297,7 +5952,7 @@
                 <w:color w:val="FFFFFF"/>
                 <w:sz w:val="18"/>
               </w:rPr>
-              <w:t>Description</w:t>
+              <w:t>Deskripsi</w:t>
             </w:r>
           </w:p>
         </w:tc>
@@ -5314,6 +5969,9 @@
             </w:tcBorders>
           </w:tcPr>
           <w:p>
+            <w:pPr>
+              <w:spacing w:after="0"/>
+            </w:pPr>
             <w:r/>
             <w:r>
               <w:rPr>
@@ -5337,6 +5995,9 @@
             </w:tcBorders>
           </w:tcPr>
           <w:p>
+            <w:pPr>
+              <w:spacing w:after="0"/>
+            </w:pPr>
             <w:r/>
             <w:r>
               <w:rPr>
@@ -5360,6 +6021,9 @@
             </w:tcBorders>
           </w:tcPr>
           <w:p>
+            <w:pPr>
+              <w:spacing w:after="0"/>
+            </w:pPr>
             <w:r/>
             <w:r>
               <w:rPr>
@@ -5384,6 +6048,9 @@
             </w:tcBorders>
           </w:tcPr>
           <w:p>
+            <w:pPr>
+              <w:spacing w:after="0"/>
+            </w:pPr>
             <w:r/>
             <w:r>
               <w:rPr>
@@ -5411,7 +6078,7 @@
           <w:color w:val="64748B"/>
           <w:sz w:val="20"/>
         </w:rPr>
-        <w:t>Responses</w:t>
+        <w:t>Respons</w:t>
       </w:r>
     </w:p>
     <w:tbl>
@@ -5437,6 +6104,9 @@
             </w:tcBorders>
           </w:tcPr>
           <w:p>
+            <w:pPr>
+              <w:spacing w:after="0"/>
+            </w:pPr>
             <w:r/>
             <w:r>
               <w:rPr>
@@ -5462,6 +6132,9 @@
             </w:tcBorders>
           </w:tcPr>
           <w:p>
+            <w:pPr>
+              <w:spacing w:after="0"/>
+            </w:pPr>
             <w:r/>
             <w:r>
               <w:rPr>
@@ -5471,7 +6144,7 @@
                 <w:color w:val="FFFFFF"/>
                 <w:sz w:val="18"/>
               </w:rPr>
-              <w:t>Meaning</w:t>
+              <w:t>Artinya</w:t>
             </w:r>
           </w:p>
         </w:tc>
@@ -5489,6 +6162,9 @@
             </w:tcBorders>
           </w:tcPr>
           <w:p>
+            <w:pPr>
+              <w:spacing w:after="0"/>
+            </w:pPr>
             <w:r/>
             <w:r>
               <w:rPr>
@@ -5513,6 +6189,9 @@
             </w:tcBorders>
           </w:tcPr>
           <w:p>
+            <w:pPr>
+              <w:spacing w:after="0"/>
+            </w:pPr>
             <w:r/>
             <w:r>
               <w:rPr>
@@ -5540,6 +6219,9 @@
             </w:tcBorders>
           </w:tcPr>
           <w:p>
+            <w:pPr>
+              <w:spacing w:after="0"/>
+            </w:pPr>
             <w:r/>
             <w:r>
               <w:rPr>
@@ -5565,6 +6247,9 @@
             </w:tcBorders>
           </w:tcPr>
           <w:p>
+            <w:pPr>
+              <w:spacing w:after="0"/>
+            </w:pPr>
             <w:r/>
             <w:r>
               <w:rPr>
@@ -5592,6 +6277,9 @@
             </w:tcBorders>
           </w:tcPr>
           <w:p>
+            <w:pPr>
+              <w:spacing w:after="0"/>
+            </w:pPr>
             <w:r/>
             <w:r>
               <w:rPr>
@@ -5616,6 +6304,9 @@
             </w:tcBorders>
           </w:tcPr>
           <w:p>
+            <w:pPr>
+              <w:spacing w:after="0"/>
+            </w:pPr>
             <w:r/>
             <w:r>
               <w:rPr>
@@ -5633,7 +6324,60 @@
     </w:tbl>
     <w:p>
       <w:pPr>
-        <w:spacing w:before="360"/>
+        <w:spacing w:before="80"/>
+      </w:pPr>
+      <w:r>
+        <w:rPr>
+          <w:rFonts w:ascii="Calibri" w:hAnsi="Calibri"/>
+          <w:b w:val="0"/>
+          <w:i/>
+          <w:color w:val="64748B"/>
+          <w:sz w:val="17"/>
+        </w:rPr>
+        <w:t>Contoh respons 200</w:t>
+      </w:r>
+    </w:p>
+    <w:p>
+      <w:pPr>
+        <w:spacing w:before="0" w:after="120"/>
+        <w:ind w:left="120"/>
+        <w:shd w:val="clear" w:color="auto" w:fill="F8FAFC"/>
+      </w:pPr>
+      <w:r>
+        <w:rPr>
+          <w:rFonts w:ascii="Consolas" w:hAnsi="Consolas"/>
+          <w:b w:val="0"/>
+          <w:i w:val="0"/>
+          <w:color w:val="0F172A"/>
+          <w:sz w:val="17"/>
+        </w:rPr>
+        <w:t>// default</w:t>
+        <w:br/>
+      </w:r>
+      <w:r>
+        <w:rPr>
+          <w:rFonts w:ascii="Consolas" w:hAnsi="Consolas"/>
+          <w:b w:val="0"/>
+          <w:i w:val="0"/>
+          <w:color w:val="0F172A"/>
+          <w:sz w:val="17"/>
+        </w:rPr>
+        <w:t>{</w:t>
+        <w:br/>
+        <w:t xml:space="preserve">  "challenge_id": 1,</w:t>
+        <w:br/>
+        <w:t xml:space="preserve">  "team_id": 101,</w:t>
+        <w:br/>
+        <w:t xml:space="preserve">  "action": "factory_reset",</w:t>
+        <w:br/>
+        <w:t xml:space="preserve">  "unlock_preserved": true</w:t>
+        <w:br/>
+        <w:t>}</w:t>
+      </w:r>
+    </w:p>
+    <w:p>
+      <w:pPr>
+        <w:spacing w:before="400"/>
         <w:pBdr>
           <w:bottom w:val="single" w:sz="6" w:space="1" w:color="CBD5E1"/>
         </w:pBdr>
@@ -5655,6 +6399,9 @@
       </w:r>
     </w:p>
     <w:p>
+      <w:pPr>
+        <w:spacing w:after="40"/>
+      </w:pPr>
       <w:r>
         <w:rPr>
           <w:rFonts w:ascii="Calibri" w:hAnsi="Calibri"/>
@@ -5691,9 +6438,9 @@
           <w:b/>
           <w:i w:val="0"/>
           <w:color w:val="0F172A"/>
-          <w:sz w:val="24"/>
+          <w:sz w:val="22"/>
         </w:rPr>
-        <w:t>Request</w:t>
+        <w:t>Permintaan</w:t>
       </w:r>
     </w:p>
     <w:tbl>
@@ -5703,8 +6450,8 @@
         <w:tblLook w:firstColumn="1" w:firstRow="1" w:lastColumn="0" w:lastRow="0" w:noHBand="0" w:noVBand="1" w:val="04A0"/>
       </w:tblPr>
       <w:tblGrid>
-        <w:gridCol w:w="2200"/>
-        <w:gridCol w:w="7600"/>
+        <w:gridCol w:w="2400"/>
+        <w:gridCol w:w="7400"/>
       </w:tblGrid>
       <w:tr>
         <w:tc>
@@ -5731,7 +6478,7 @@
                 <w:color w:val="FFFFFF"/>
                 <w:sz w:val="18"/>
               </w:rPr>
-              <w:t>Key</w:t>
+              <w:t>Kunci</w:t>
             </w:r>
           </w:p>
         </w:tc>
@@ -5759,7 +6506,7 @@
                 <w:color w:val="FFFFFF"/>
                 <w:sz w:val="18"/>
               </w:rPr>
-              <w:t>Value</w:t>
+              <w:t>Nilai</w:t>
             </w:r>
           </w:p>
         </w:tc>
@@ -5776,6 +6523,9 @@
             </w:tcBorders>
           </w:tcPr>
           <w:p>
+            <w:pPr>
+              <w:spacing w:after="0"/>
+            </w:pPr>
             <w:r/>
             <w:r>
               <w:rPr>
@@ -5785,7 +6535,7 @@
                 <w:color w:val="0F172A"/>
                 <w:sz w:val="18"/>
               </w:rPr>
-              <w:t>Authentication</w:t>
+              <w:t>Autentikasi</w:t>
             </w:r>
           </w:p>
         </w:tc>
@@ -5800,6 +6550,9 @@
             </w:tcBorders>
           </w:tcPr>
           <w:p>
+            <w:pPr>
+              <w:spacing w:after="0"/>
+            </w:pPr>
             <w:r/>
             <w:r>
               <w:rPr>
@@ -5809,7 +6562,7 @@
                 <w:color w:val="1F2937"/>
                 <w:sz w:val="19"/>
               </w:rPr>
-              <w:t>Bearer &lt;token&gt; (required)</w:t>
+              <w:t>Bearer &lt;token&gt; (wajib)</w:t>
             </w:r>
           </w:p>
         </w:tc>
@@ -5827,6 +6580,9 @@
             </w:tcBorders>
           </w:tcPr>
           <w:p>
+            <w:pPr>
+              <w:spacing w:after="0"/>
+            </w:pPr>
             <w:r/>
             <w:r>
               <w:rPr>
@@ -5836,7 +6592,7 @@
                 <w:color w:val="0F172A"/>
                 <w:sz w:val="18"/>
               </w:rPr>
-              <w:t>Method</w:t>
+              <w:t>Metode</w:t>
             </w:r>
           </w:p>
         </w:tc>
@@ -5852,6 +6608,9 @@
             </w:tcBorders>
           </w:tcPr>
           <w:p>
+            <w:pPr>
+              <w:spacing w:after="0"/>
+            </w:pPr>
             <w:r/>
             <w:r>
               <w:rPr>
@@ -5878,6 +6637,9 @@
             </w:tcBorders>
           </w:tcPr>
           <w:p>
+            <w:pPr>
+              <w:spacing w:after="0"/>
+            </w:pPr>
             <w:r/>
             <w:r>
               <w:rPr>
@@ -5887,7 +6649,7 @@
                 <w:color w:val="0F172A"/>
                 <w:sz w:val="18"/>
               </w:rPr>
-              <w:t>Operation ID</w:t>
+              <w:t>ID Operasi</w:t>
             </w:r>
           </w:p>
         </w:tc>
@@ -5902,6 +6664,9 @@
             </w:tcBorders>
           </w:tcPr>
           <w:p>
+            <w:pPr>
+              <w:spacing w:after="0"/>
+            </w:pPr>
             <w:r/>
             <w:r>
               <w:rPr>
@@ -5929,7 +6694,7 @@
           <w:color w:val="64748B"/>
           <w:sz w:val="20"/>
         </w:rPr>
-        <w:t>Parameters</w:t>
+        <w:t>Parameter</w:t>
       </w:r>
     </w:p>
     <w:tbl>
@@ -5939,10 +6704,10 @@
         <w:tblLook w:firstColumn="1" w:firstRow="1" w:lastColumn="0" w:lastRow="0" w:noHBand="0" w:noVBand="1" w:val="04A0"/>
       </w:tblPr>
       <w:tblGrid>
-        <w:gridCol w:w="2000"/>
+        <w:gridCol w:w="1900"/>
         <w:gridCol w:w="1000"/>
         <w:gridCol w:w="1100"/>
-        <w:gridCol w:w="5700"/>
+        <w:gridCol w:w="5800"/>
       </w:tblGrid>
       <w:tr>
         <w:tc>
@@ -5957,6 +6722,9 @@
             </w:tcBorders>
           </w:tcPr>
           <w:p>
+            <w:pPr>
+              <w:spacing w:after="0"/>
+            </w:pPr>
             <w:r/>
             <w:r>
               <w:rPr>
@@ -5966,7 +6734,7 @@
                 <w:color w:val="FFFFFF"/>
                 <w:sz w:val="18"/>
               </w:rPr>
-              <w:t>Name</w:t>
+              <w:t>Nama</w:t>
             </w:r>
           </w:p>
         </w:tc>
@@ -5982,6 +6750,9 @@
             </w:tcBorders>
           </w:tcPr>
           <w:p>
+            <w:pPr>
+              <w:spacing w:after="0"/>
+            </w:pPr>
             <w:r/>
             <w:r>
               <w:rPr>
@@ -5991,7 +6762,7 @@
                 <w:color w:val="FFFFFF"/>
                 <w:sz w:val="18"/>
               </w:rPr>
-              <w:t>In</w:t>
+              <w:t>Di</w:t>
             </w:r>
           </w:p>
         </w:tc>
@@ -6007,6 +6778,9 @@
             </w:tcBorders>
           </w:tcPr>
           <w:p>
+            <w:pPr>
+              <w:spacing w:after="0"/>
+            </w:pPr>
             <w:r/>
             <w:r>
               <w:rPr>
@@ -6016,7 +6790,7 @@
                 <w:color w:val="FFFFFF"/>
                 <w:sz w:val="18"/>
               </w:rPr>
-              <w:t>Type</w:t>
+              <w:t>Tipe</w:t>
             </w:r>
           </w:p>
         </w:tc>
@@ -6032,6 +6806,9 @@
             </w:tcBorders>
           </w:tcPr>
           <w:p>
+            <w:pPr>
+              <w:spacing w:after="0"/>
+            </w:pPr>
             <w:r/>
             <w:r>
               <w:rPr>
@@ -6041,7 +6818,7 @@
                 <w:color w:val="FFFFFF"/>
                 <w:sz w:val="18"/>
               </w:rPr>
-              <w:t>Description</w:t>
+              <w:t>Deskripsi</w:t>
             </w:r>
           </w:p>
         </w:tc>
@@ -6058,6 +6835,9 @@
             </w:tcBorders>
           </w:tcPr>
           <w:p>
+            <w:pPr>
+              <w:spacing w:after="0"/>
+            </w:pPr>
             <w:r/>
             <w:r>
               <w:rPr>
@@ -6081,6 +6861,9 @@
             </w:tcBorders>
           </w:tcPr>
           <w:p>
+            <w:pPr>
+              <w:spacing w:after="0"/>
+            </w:pPr>
             <w:r/>
             <w:r>
               <w:rPr>
@@ -6104,6 +6887,9 @@
             </w:tcBorders>
           </w:tcPr>
           <w:p>
+            <w:pPr>
+              <w:spacing w:after="0"/>
+            </w:pPr>
             <w:r/>
             <w:r>
               <w:rPr>
@@ -6128,6 +6914,9 @@
             </w:tcBorders>
           </w:tcPr>
           <w:p>
+            <w:pPr>
+              <w:spacing w:after="0"/>
+            </w:pPr>
             <w:r/>
             <w:r>
               <w:rPr>
@@ -6155,7 +6944,7 @@
           <w:color w:val="64748B"/>
           <w:sz w:val="20"/>
         </w:rPr>
-        <w:t>Responses</w:t>
+        <w:t>Respons</w:t>
       </w:r>
     </w:p>
     <w:tbl>
@@ -6181,6 +6970,9 @@
             </w:tcBorders>
           </w:tcPr>
           <w:p>
+            <w:pPr>
+              <w:spacing w:after="0"/>
+            </w:pPr>
             <w:r/>
             <w:r>
               <w:rPr>
@@ -6206,6 +6998,9 @@
             </w:tcBorders>
           </w:tcPr>
           <w:p>
+            <w:pPr>
+              <w:spacing w:after="0"/>
+            </w:pPr>
             <w:r/>
             <w:r>
               <w:rPr>
@@ -6215,7 +7010,7 @@
                 <w:color w:val="FFFFFF"/>
                 <w:sz w:val="18"/>
               </w:rPr>
-              <w:t>Meaning</w:t>
+              <w:t>Artinya</w:t>
             </w:r>
           </w:p>
         </w:tc>
@@ -6233,6 +7028,9 @@
             </w:tcBorders>
           </w:tcPr>
           <w:p>
+            <w:pPr>
+              <w:spacing w:after="0"/>
+            </w:pPr>
             <w:r/>
             <w:r>
               <w:rPr>
@@ -6257,6 +7055,9 @@
             </w:tcBorders>
           </w:tcPr>
           <w:p>
+            <w:pPr>
+              <w:spacing w:after="0"/>
+            </w:pPr>
             <w:r/>
             <w:r>
               <w:rPr>
@@ -6284,6 +7085,9 @@
             </w:tcBorders>
           </w:tcPr>
           <w:p>
+            <w:pPr>
+              <w:spacing w:after="0"/>
+            </w:pPr>
             <w:r/>
             <w:r>
               <w:rPr>
@@ -6309,6 +7113,9 @@
             </w:tcBorders>
           </w:tcPr>
           <w:p>
+            <w:pPr>
+              <w:spacing w:after="0"/>
+            </w:pPr>
             <w:r/>
             <w:r>
               <w:rPr>
@@ -6336,6 +7143,9 @@
             </w:tcBorders>
           </w:tcPr>
           <w:p>
+            <w:pPr>
+              <w:spacing w:after="0"/>
+            </w:pPr>
             <w:r/>
             <w:r>
               <w:rPr>
@@ -6360,6 +7170,9 @@
             </w:tcBorders>
           </w:tcPr>
           <w:p>
+            <w:pPr>
+              <w:spacing w:after="0"/>
+            </w:pPr>
             <w:r/>
             <w:r>
               <w:rPr>
@@ -6377,7 +7190,58 @@
     </w:tbl>
     <w:p>
       <w:pPr>
-        <w:spacing w:before="360"/>
+        <w:spacing w:before="80"/>
+      </w:pPr>
+      <w:r>
+        <w:rPr>
+          <w:rFonts w:ascii="Calibri" w:hAnsi="Calibri"/>
+          <w:b w:val="0"/>
+          <w:i/>
+          <w:color w:val="64748B"/>
+          <w:sz w:val="17"/>
+        </w:rPr>
+        <w:t>Contoh respons 200</w:t>
+      </w:r>
+    </w:p>
+    <w:p>
+      <w:pPr>
+        <w:spacing w:before="0" w:after="120"/>
+        <w:ind w:left="120"/>
+        <w:shd w:val="clear" w:color="auto" w:fill="F8FAFC"/>
+      </w:pPr>
+      <w:r>
+        <w:rPr>
+          <w:rFonts w:ascii="Consolas" w:hAnsi="Consolas"/>
+          <w:b w:val="0"/>
+          <w:i w:val="0"/>
+          <w:color w:val="0F172A"/>
+          <w:sz w:val="17"/>
+        </w:rPr>
+        <w:t>// default</w:t>
+        <w:br/>
+      </w:r>
+      <w:r>
+        <w:rPr>
+          <w:rFonts w:ascii="Consolas" w:hAnsi="Consolas"/>
+          <w:b w:val="0"/>
+          <w:i w:val="0"/>
+          <w:color w:val="0F172A"/>
+          <w:sz w:val="17"/>
+        </w:rPr>
+        <w:t>{</w:t>
+        <w:br/>
+        <w:t xml:space="preserve">  "challenge_id": 1,</w:t>
+        <w:br/>
+        <w:t xml:space="preserve">  "team_id": 101,</w:t>
+        <w:br/>
+        <w:t xml:space="preserve">  "action": "restart"</w:t>
+        <w:br/>
+        <w:t>}</w:t>
+      </w:r>
+    </w:p>
+    <w:p>
+      <w:pPr>
+        <w:spacing w:before="400"/>
         <w:pBdr>
           <w:bottom w:val="single" w:sz="6" w:space="1" w:color="CBD5E1"/>
         </w:pBdr>
@@ -6399,6 +7263,9 @@
       </w:r>
     </w:p>
     <w:p>
+      <w:pPr>
+        <w:spacing w:after="40"/>
+      </w:pPr>
       <w:r>
         <w:rPr>
           <w:rFonts w:ascii="Calibri" w:hAnsi="Calibri"/>
@@ -6423,7 +7290,6 @@
           <w:sz w:val="20"/>
         </w:rPr>
         <w:t>Return the stable per-team SSH credential for an already-unlocked owned service.</w:t>
-        <w:br/>
       </w:r>
     </w:p>
     <w:p>
@@ -6436,9 +7302,9 @@
           <w:b/>
           <w:i w:val="0"/>
           <w:color w:val="0F172A"/>
-          <w:sz w:val="24"/>
+          <w:sz w:val="22"/>
         </w:rPr>
-        <w:t>Request</w:t>
+        <w:t>Permintaan</w:t>
       </w:r>
     </w:p>
     <w:tbl>
@@ -6448,8 +7314,8 @@
         <w:tblLook w:firstColumn="1" w:firstRow="1" w:lastColumn="0" w:lastRow="0" w:noHBand="0" w:noVBand="1" w:val="04A0"/>
       </w:tblPr>
       <w:tblGrid>
-        <w:gridCol w:w="2200"/>
-        <w:gridCol w:w="7600"/>
+        <w:gridCol w:w="2400"/>
+        <w:gridCol w:w="7400"/>
       </w:tblGrid>
       <w:tr>
         <w:tc>
@@ -6476,7 +7342,7 @@
                 <w:color w:val="FFFFFF"/>
                 <w:sz w:val="18"/>
               </w:rPr>
-              <w:t>Key</w:t>
+              <w:t>Kunci</w:t>
             </w:r>
           </w:p>
         </w:tc>
@@ -6504,7 +7370,7 @@
                 <w:color w:val="FFFFFF"/>
                 <w:sz w:val="18"/>
               </w:rPr>
-              <w:t>Value</w:t>
+              <w:t>Nilai</w:t>
             </w:r>
           </w:p>
         </w:tc>
@@ -6521,6 +7387,9 @@
             </w:tcBorders>
           </w:tcPr>
           <w:p>
+            <w:pPr>
+              <w:spacing w:after="0"/>
+            </w:pPr>
             <w:r/>
             <w:r>
               <w:rPr>
@@ -6530,7 +7399,7 @@
                 <w:color w:val="0F172A"/>
                 <w:sz w:val="18"/>
               </w:rPr>
-              <w:t>Authentication</w:t>
+              <w:t>Autentikasi</w:t>
             </w:r>
           </w:p>
         </w:tc>
@@ -6545,6 +7414,9 @@
             </w:tcBorders>
           </w:tcPr>
           <w:p>
+            <w:pPr>
+              <w:spacing w:after="0"/>
+            </w:pPr>
             <w:r/>
             <w:r>
               <w:rPr>
@@ -6554,7 +7426,7 @@
                 <w:color w:val="1F2937"/>
                 <w:sz w:val="19"/>
               </w:rPr>
-              <w:t>Bearer &lt;token&gt; (required)</w:t>
+              <w:t>Bearer &lt;token&gt; (wajib)</w:t>
             </w:r>
           </w:p>
         </w:tc>
@@ -6572,6 +7444,9 @@
             </w:tcBorders>
           </w:tcPr>
           <w:p>
+            <w:pPr>
+              <w:spacing w:after="0"/>
+            </w:pPr>
             <w:r/>
             <w:r>
               <w:rPr>
@@ -6581,7 +7456,7 @@
                 <w:color w:val="0F172A"/>
                 <w:sz w:val="18"/>
               </w:rPr>
-              <w:t>Method</w:t>
+              <w:t>Metode</w:t>
             </w:r>
           </w:p>
         </w:tc>
@@ -6597,6 +7472,9 @@
             </w:tcBorders>
           </w:tcPr>
           <w:p>
+            <w:pPr>
+              <w:spacing w:after="0"/>
+            </w:pPr>
             <w:r/>
             <w:r>
               <w:rPr>
@@ -6623,6 +7501,9 @@
             </w:tcBorders>
           </w:tcPr>
           <w:p>
+            <w:pPr>
+              <w:spacing w:after="0"/>
+            </w:pPr>
             <w:r/>
             <w:r>
               <w:rPr>
@@ -6632,7 +7513,7 @@
                 <w:color w:val="0F172A"/>
                 <w:sz w:val="18"/>
               </w:rPr>
-              <w:t>Operation ID</w:t>
+              <w:t>ID Operasi</w:t>
             </w:r>
           </w:p>
         </w:tc>
@@ -6647,6 +7528,9 @@
             </w:tcBorders>
           </w:tcPr>
           <w:p>
+            <w:pPr>
+              <w:spacing w:after="0"/>
+            </w:pPr>
             <w:r/>
             <w:r>
               <w:rPr>
@@ -6674,7 +7558,7 @@
           <w:color w:val="64748B"/>
           <w:sz w:val="20"/>
         </w:rPr>
-        <w:t>Parameters</w:t>
+        <w:t>Parameter</w:t>
       </w:r>
     </w:p>
     <w:tbl>
@@ -6684,10 +7568,10 @@
         <w:tblLook w:firstColumn="1" w:firstRow="1" w:lastColumn="0" w:lastRow="0" w:noHBand="0" w:noVBand="1" w:val="04A0"/>
       </w:tblPr>
       <w:tblGrid>
-        <w:gridCol w:w="2000"/>
+        <w:gridCol w:w="1900"/>
         <w:gridCol w:w="1000"/>
         <w:gridCol w:w="1100"/>
-        <w:gridCol w:w="5700"/>
+        <w:gridCol w:w="5800"/>
       </w:tblGrid>
       <w:tr>
         <w:tc>
@@ -6702,6 +7586,9 @@
             </w:tcBorders>
           </w:tcPr>
           <w:p>
+            <w:pPr>
+              <w:spacing w:after="0"/>
+            </w:pPr>
             <w:r/>
             <w:r>
               <w:rPr>
@@ -6711,7 +7598,7 @@
                 <w:color w:val="FFFFFF"/>
                 <w:sz w:val="18"/>
               </w:rPr>
-              <w:t>Name</w:t>
+              <w:t>Nama</w:t>
             </w:r>
           </w:p>
         </w:tc>
@@ -6727,6 +7614,9 @@
             </w:tcBorders>
           </w:tcPr>
           <w:p>
+            <w:pPr>
+              <w:spacing w:after="0"/>
+            </w:pPr>
             <w:r/>
             <w:r>
               <w:rPr>
@@ -6736,7 +7626,7 @@
                 <w:color w:val="FFFFFF"/>
                 <w:sz w:val="18"/>
               </w:rPr>
-              <w:t>In</w:t>
+              <w:t>Di</w:t>
             </w:r>
           </w:p>
         </w:tc>
@@ -6752,6 +7642,9 @@
             </w:tcBorders>
           </w:tcPr>
           <w:p>
+            <w:pPr>
+              <w:spacing w:after="0"/>
+            </w:pPr>
             <w:r/>
             <w:r>
               <w:rPr>
@@ -6761,7 +7654,7 @@
                 <w:color w:val="FFFFFF"/>
                 <w:sz w:val="18"/>
               </w:rPr>
-              <w:t>Type</w:t>
+              <w:t>Tipe</w:t>
             </w:r>
           </w:p>
         </w:tc>
@@ -6777,6 +7670,9 @@
             </w:tcBorders>
           </w:tcPr>
           <w:p>
+            <w:pPr>
+              <w:spacing w:after="0"/>
+            </w:pPr>
             <w:r/>
             <w:r>
               <w:rPr>
@@ -6786,7 +7682,7 @@
                 <w:color w:val="FFFFFF"/>
                 <w:sz w:val="18"/>
               </w:rPr>
-              <w:t>Description</w:t>
+              <w:t>Deskripsi</w:t>
             </w:r>
           </w:p>
         </w:tc>
@@ -6803,6 +7699,9 @@
             </w:tcBorders>
           </w:tcPr>
           <w:p>
+            <w:pPr>
+              <w:spacing w:after="0"/>
+            </w:pPr>
             <w:r/>
             <w:r>
               <w:rPr>
@@ -6826,6 +7725,9 @@
             </w:tcBorders>
           </w:tcPr>
           <w:p>
+            <w:pPr>
+              <w:spacing w:after="0"/>
+            </w:pPr>
             <w:r/>
             <w:r>
               <w:rPr>
@@ -6849,6 +7751,9 @@
             </w:tcBorders>
           </w:tcPr>
           <w:p>
+            <w:pPr>
+              <w:spacing w:after="0"/>
+            </w:pPr>
             <w:r/>
             <w:r>
               <w:rPr>
@@ -6873,6 +7778,9 @@
             </w:tcBorders>
           </w:tcPr>
           <w:p>
+            <w:pPr>
+              <w:spacing w:after="0"/>
+            </w:pPr>
             <w:r/>
             <w:r>
               <w:rPr>
@@ -6900,7 +7808,7 @@
           <w:color w:val="64748B"/>
           <w:sz w:val="20"/>
         </w:rPr>
-        <w:t>Responses</w:t>
+        <w:t>Respons</w:t>
       </w:r>
     </w:p>
     <w:tbl>
@@ -6926,6 +7834,9 @@
             </w:tcBorders>
           </w:tcPr>
           <w:p>
+            <w:pPr>
+              <w:spacing w:after="0"/>
+            </w:pPr>
             <w:r/>
             <w:r>
               <w:rPr>
@@ -6951,6 +7862,9 @@
             </w:tcBorders>
           </w:tcPr>
           <w:p>
+            <w:pPr>
+              <w:spacing w:after="0"/>
+            </w:pPr>
             <w:r/>
             <w:r>
               <w:rPr>
@@ -6960,7 +7874,7 @@
                 <w:color w:val="FFFFFF"/>
                 <w:sz w:val="18"/>
               </w:rPr>
-              <w:t>Meaning</w:t>
+              <w:t>Artinya</w:t>
             </w:r>
           </w:p>
         </w:tc>
@@ -6978,6 +7892,9 @@
             </w:tcBorders>
           </w:tcPr>
           <w:p>
+            <w:pPr>
+              <w:spacing w:after="0"/>
+            </w:pPr>
             <w:r/>
             <w:r>
               <w:rPr>
@@ -7002,6 +7919,9 @@
             </w:tcBorders>
           </w:tcPr>
           <w:p>
+            <w:pPr>
+              <w:spacing w:after="0"/>
+            </w:pPr>
             <w:r/>
             <w:r>
               <w:rPr>
@@ -7029,6 +7949,9 @@
             </w:tcBorders>
           </w:tcPr>
           <w:p>
+            <w:pPr>
+              <w:spacing w:after="0"/>
+            </w:pPr>
             <w:r/>
             <w:r>
               <w:rPr>
@@ -7054,6 +7977,9 @@
             </w:tcBorders>
           </w:tcPr>
           <w:p>
+            <w:pPr>
+              <w:spacing w:after="0"/>
+            </w:pPr>
             <w:r/>
             <w:r>
               <w:rPr>
@@ -7081,6 +8007,9 @@
             </w:tcBorders>
           </w:tcPr>
           <w:p>
+            <w:pPr>
+              <w:spacing w:after="0"/>
+            </w:pPr>
             <w:r/>
             <w:r>
               <w:rPr>
@@ -7105,6 +8034,9 @@
             </w:tcBorders>
           </w:tcPr>
           <w:p>
+            <w:pPr>
+              <w:spacing w:after="0"/>
+            </w:pPr>
             <w:r/>
             <w:r>
               <w:rPr>
@@ -7132,6 +8064,9 @@
             </w:tcBorders>
           </w:tcPr>
           <w:p>
+            <w:pPr>
+              <w:spacing w:after="0"/>
+            </w:pPr>
             <w:r/>
             <w:r>
               <w:rPr>
@@ -7157,6 +8092,9 @@
             </w:tcBorders>
           </w:tcPr>
           <w:p>
+            <w:pPr>
+              <w:spacing w:after="0"/>
+            </w:pPr>
             <w:r/>
             <w:r>
               <w:rPr>
@@ -7174,7 +8112,66 @@
     </w:tbl>
     <w:p>
       <w:pPr>
-        <w:spacing w:before="360"/>
+        <w:spacing w:before="80"/>
+      </w:pPr>
+      <w:r>
+        <w:rPr>
+          <w:rFonts w:ascii="Calibri" w:hAnsi="Calibri"/>
+          <w:b w:val="0"/>
+          <w:i/>
+          <w:color w:val="64748B"/>
+          <w:sz w:val="17"/>
+        </w:rPr>
+        <w:t>Contoh respons 200</w:t>
+      </w:r>
+    </w:p>
+    <w:p>
+      <w:pPr>
+        <w:spacing w:before="0" w:after="120"/>
+        <w:ind w:left="120"/>
+        <w:shd w:val="clear" w:color="auto" w:fill="F8FAFC"/>
+      </w:pPr>
+      <w:r>
+        <w:rPr>
+          <w:rFonts w:ascii="Consolas" w:hAnsi="Consolas"/>
+          <w:b w:val="0"/>
+          <w:i w:val="0"/>
+          <w:color w:val="0F172A"/>
+          <w:sz w:val="17"/>
+        </w:rPr>
+        <w:t>// default</w:t>
+        <w:br/>
+      </w:r>
+      <w:r>
+        <w:rPr>
+          <w:rFonts w:ascii="Consolas" w:hAnsi="Consolas"/>
+          <w:b w:val="0"/>
+          <w:i w:val="0"/>
+          <w:color w:val="0F172A"/>
+          <w:sz w:val="17"/>
+        </w:rPr>
+        <w:t>{</w:t>
+        <w:br/>
+        <w:t xml:space="preserve">  "challenge_id": 1,</w:t>
+        <w:br/>
+        <w:t xml:space="preserve">  "host": "10.80.1.11",</w:t>
+        <w:br/>
+        <w:t xml:space="preserve">  "port": 22,</w:t>
+        <w:br/>
+        <w:t xml:space="preserve">  "username": "root",</w:t>
+        <w:br/>
+        <w:t xml:space="preserve">  "password": "stable-team-root-password",</w:t>
+        <w:br/>
+        <w:t xml:space="preserve">  "password_mode": "stable",</w:t>
+        <w:br/>
+        <w:t xml:space="preserve">  "connection_hint": "ssh root@10.80.1.11 -p 22"</w:t>
+        <w:br/>
+        <w:t>}</w:t>
+      </w:r>
+    </w:p>
+    <w:p>
+      <w:pPr>
+        <w:spacing w:before="400"/>
         <w:pBdr>
           <w:bottom w:val="single" w:sz="6" w:space="1" w:color="CBD5E1"/>
         </w:pBdr>
@@ -7196,6 +8193,9 @@
       </w:r>
     </w:p>
     <w:p>
+      <w:pPr>
+        <w:spacing w:after="40"/>
+      </w:pPr>
       <w:r>
         <w:rPr>
           <w:rFonts w:ascii="Calibri" w:hAnsi="Calibri"/>
@@ -7232,9 +8232,9 @@
           <w:b/>
           <w:i w:val="0"/>
           <w:color w:val="0F172A"/>
-          <w:sz w:val="24"/>
+          <w:sz w:val="22"/>
         </w:rPr>
-        <w:t>Request</w:t>
+        <w:t>Permintaan</w:t>
       </w:r>
     </w:p>
     <w:tbl>
@@ -7244,8 +8244,8 @@
         <w:tblLook w:firstColumn="1" w:firstRow="1" w:lastColumn="0" w:lastRow="0" w:noHBand="0" w:noVBand="1" w:val="04A0"/>
       </w:tblPr>
       <w:tblGrid>
-        <w:gridCol w:w="2200"/>
-        <w:gridCol w:w="7600"/>
+        <w:gridCol w:w="2400"/>
+        <w:gridCol w:w="7400"/>
       </w:tblGrid>
       <w:tr>
         <w:tc>
@@ -7272,7 +8272,7 @@
                 <w:color w:val="FFFFFF"/>
                 <w:sz w:val="18"/>
               </w:rPr>
-              <w:t>Key</w:t>
+              <w:t>Kunci</w:t>
             </w:r>
           </w:p>
         </w:tc>
@@ -7300,7 +8300,7 @@
                 <w:color w:val="FFFFFF"/>
                 <w:sz w:val="18"/>
               </w:rPr>
-              <w:t>Value</w:t>
+              <w:t>Nilai</w:t>
             </w:r>
           </w:p>
         </w:tc>
@@ -7317,6 +8317,9 @@
             </w:tcBorders>
           </w:tcPr>
           <w:p>
+            <w:pPr>
+              <w:spacing w:after="0"/>
+            </w:pPr>
             <w:r/>
             <w:r>
               <w:rPr>
@@ -7326,7 +8329,7 @@
                 <w:color w:val="0F172A"/>
                 <w:sz w:val="18"/>
               </w:rPr>
-              <w:t>Authentication</w:t>
+              <w:t>Autentikasi</w:t>
             </w:r>
           </w:p>
         </w:tc>
@@ -7341,6 +8344,9 @@
             </w:tcBorders>
           </w:tcPr>
           <w:p>
+            <w:pPr>
+              <w:spacing w:after="0"/>
+            </w:pPr>
             <w:r/>
             <w:r>
               <w:rPr>
@@ -7350,7 +8356,7 @@
                 <w:color w:val="1F2937"/>
                 <w:sz w:val="19"/>
               </w:rPr>
-              <w:t>Bearer &lt;token&gt; (required)</w:t>
+              <w:t>Bearer &lt;token&gt; (wajib)</w:t>
             </w:r>
           </w:p>
         </w:tc>
@@ -7368,6 +8374,9 @@
             </w:tcBorders>
           </w:tcPr>
           <w:p>
+            <w:pPr>
+              <w:spacing w:after="0"/>
+            </w:pPr>
             <w:r/>
             <w:r>
               <w:rPr>
@@ -7377,7 +8386,7 @@
                 <w:color w:val="0F172A"/>
                 <w:sz w:val="18"/>
               </w:rPr>
-              <w:t>Method</w:t>
+              <w:t>Metode</w:t>
             </w:r>
           </w:p>
         </w:tc>
@@ -7393,6 +8402,9 @@
             </w:tcBorders>
           </w:tcPr>
           <w:p>
+            <w:pPr>
+              <w:spacing w:after="0"/>
+            </w:pPr>
             <w:r/>
             <w:r>
               <w:rPr>
@@ -7419,6 +8431,9 @@
             </w:tcBorders>
           </w:tcPr>
           <w:p>
+            <w:pPr>
+              <w:spacing w:after="0"/>
+            </w:pPr>
             <w:r/>
             <w:r>
               <w:rPr>
@@ -7428,7 +8443,7 @@
                 <w:color w:val="0F172A"/>
                 <w:sz w:val="18"/>
               </w:rPr>
-              <w:t>Operation ID</w:t>
+              <w:t>ID Operasi</w:t>
             </w:r>
           </w:p>
         </w:tc>
@@ -7443,6 +8458,9 @@
             </w:tcBorders>
           </w:tcPr>
           <w:p>
+            <w:pPr>
+              <w:spacing w:after="0"/>
+            </w:pPr>
             <w:r/>
             <w:r>
               <w:rPr>
@@ -7470,7 +8488,7 @@
           <w:color w:val="64748B"/>
           <w:sz w:val="20"/>
         </w:rPr>
-        <w:t>Parameters</w:t>
+        <w:t>Parameter</w:t>
       </w:r>
     </w:p>
     <w:tbl>
@@ -7480,10 +8498,10 @@
         <w:tblLook w:firstColumn="1" w:firstRow="1" w:lastColumn="0" w:lastRow="0" w:noHBand="0" w:noVBand="1" w:val="04A0"/>
       </w:tblPr>
       <w:tblGrid>
-        <w:gridCol w:w="2000"/>
+        <w:gridCol w:w="1900"/>
         <w:gridCol w:w="1000"/>
         <w:gridCol w:w="1100"/>
-        <w:gridCol w:w="5700"/>
+        <w:gridCol w:w="5800"/>
       </w:tblGrid>
       <w:tr>
         <w:tc>
@@ -7498,6 +8516,9 @@
             </w:tcBorders>
           </w:tcPr>
           <w:p>
+            <w:pPr>
+              <w:spacing w:after="0"/>
+            </w:pPr>
             <w:r/>
             <w:r>
               <w:rPr>
@@ -7507,7 +8528,7 @@
                 <w:color w:val="FFFFFF"/>
                 <w:sz w:val="18"/>
               </w:rPr>
-              <w:t>Name</w:t>
+              <w:t>Nama</w:t>
             </w:r>
           </w:p>
         </w:tc>
@@ -7523,6 +8544,9 @@
             </w:tcBorders>
           </w:tcPr>
           <w:p>
+            <w:pPr>
+              <w:spacing w:after="0"/>
+            </w:pPr>
             <w:r/>
             <w:r>
               <w:rPr>
@@ -7532,7 +8556,7 @@
                 <w:color w:val="FFFFFF"/>
                 <w:sz w:val="18"/>
               </w:rPr>
-              <w:t>In</w:t>
+              <w:t>Di</w:t>
             </w:r>
           </w:p>
         </w:tc>
@@ -7548,6 +8572,9 @@
             </w:tcBorders>
           </w:tcPr>
           <w:p>
+            <w:pPr>
+              <w:spacing w:after="0"/>
+            </w:pPr>
             <w:r/>
             <w:r>
               <w:rPr>
@@ -7557,7 +8584,7 @@
                 <w:color w:val="FFFFFF"/>
                 <w:sz w:val="18"/>
               </w:rPr>
-              <w:t>Type</w:t>
+              <w:t>Tipe</w:t>
             </w:r>
           </w:p>
         </w:tc>
@@ -7573,6 +8600,9 @@
             </w:tcBorders>
           </w:tcPr>
           <w:p>
+            <w:pPr>
+              <w:spacing w:after="0"/>
+            </w:pPr>
             <w:r/>
             <w:r>
               <w:rPr>
@@ -7582,7 +8612,7 @@
                 <w:color w:val="FFFFFF"/>
                 <w:sz w:val="18"/>
               </w:rPr>
-              <w:t>Description</w:t>
+              <w:t>Deskripsi</w:t>
             </w:r>
           </w:p>
         </w:tc>
@@ -7599,6 +8629,9 @@
             </w:tcBorders>
           </w:tcPr>
           <w:p>
+            <w:pPr>
+              <w:spacing w:after="0"/>
+            </w:pPr>
             <w:r/>
             <w:r>
               <w:rPr>
@@ -7622,6 +8655,9 @@
             </w:tcBorders>
           </w:tcPr>
           <w:p>
+            <w:pPr>
+              <w:spacing w:after="0"/>
+            </w:pPr>
             <w:r/>
             <w:r>
               <w:rPr>
@@ -7645,6 +8681,9 @@
             </w:tcBorders>
           </w:tcPr>
           <w:p>
+            <w:pPr>
+              <w:spacing w:after="0"/>
+            </w:pPr>
             <w:r/>
             <w:r>
               <w:rPr>
@@ -7669,6 +8708,9 @@
             </w:tcBorders>
           </w:tcPr>
           <w:p>
+            <w:pPr>
+              <w:spacing w:after="0"/>
+            </w:pPr>
             <w:r/>
             <w:r>
               <w:rPr>
@@ -7696,7 +8738,7 @@
           <w:color w:val="64748B"/>
           <w:sz w:val="20"/>
         </w:rPr>
-        <w:t>Request body</w:t>
+        <w:t>Body Permintaan</w:t>
       </w:r>
     </w:p>
     <w:p>
@@ -7711,7 +8753,54 @@
           <w:color w:val="94A3B8"/>
           <w:sz w:val="19"/>
         </w:rPr>
-        <w:t>(empty body)</w:t>
+        <w:t>(body kosong)</w:t>
+      </w:r>
+    </w:p>
+    <w:p>
+      <w:pPr>
+        <w:spacing w:before="80"/>
+      </w:pPr>
+      <w:r>
+        <w:rPr>
+          <w:rFonts w:ascii="Calibri" w:hAnsi="Calibri"/>
+          <w:b w:val="0"/>
+          <w:i/>
+          <w:color w:val="64748B"/>
+          <w:sz w:val="17"/>
+        </w:rPr>
+        <w:t>Contoh body permintaan</w:t>
+      </w:r>
+    </w:p>
+    <w:p>
+      <w:pPr>
+        <w:spacing w:before="0" w:after="120"/>
+        <w:ind w:left="120"/>
+        <w:shd w:val="clear" w:color="auto" w:fill="F8FAFC"/>
+      </w:pPr>
+      <w:r>
+        <w:rPr>
+          <w:rFonts w:ascii="Consolas" w:hAnsi="Consolas"/>
+          <w:b w:val="0"/>
+          <w:i w:val="0"/>
+          <w:color w:val="0F172A"/>
+          <w:sz w:val="17"/>
+        </w:rPr>
+        <w:t>// default</w:t>
+        <w:br/>
+      </w:r>
+      <w:r>
+        <w:rPr>
+          <w:rFonts w:ascii="Consolas" w:hAnsi="Consolas"/>
+          <w:b w:val="0"/>
+          <w:i w:val="0"/>
+          <w:color w:val="0F172A"/>
+          <w:sz w:val="17"/>
+        </w:rPr>
+        <w:t>{</w:t>
+        <w:br/>
+        <w:t xml:space="preserve">  "proof": "extracted-unlock-secret"</w:t>
+        <w:br/>
+        <w:t>}</w:t>
       </w:r>
     </w:p>
     <w:p>
@@ -7726,7 +8815,7 @@
           <w:color w:val="64748B"/>
           <w:sz w:val="20"/>
         </w:rPr>
-        <w:t>Responses</w:t>
+        <w:t>Respons</w:t>
       </w:r>
     </w:p>
     <w:tbl>
@@ -7752,6 +8841,9 @@
             </w:tcBorders>
           </w:tcPr>
           <w:p>
+            <w:pPr>
+              <w:spacing w:after="0"/>
+            </w:pPr>
             <w:r/>
             <w:r>
               <w:rPr>
@@ -7777,6 +8869,9 @@
             </w:tcBorders>
           </w:tcPr>
           <w:p>
+            <w:pPr>
+              <w:spacing w:after="0"/>
+            </w:pPr>
             <w:r/>
             <w:r>
               <w:rPr>
@@ -7786,7 +8881,7 @@
                 <w:color w:val="FFFFFF"/>
                 <w:sz w:val="18"/>
               </w:rPr>
-              <w:t>Meaning</w:t>
+              <w:t>Artinya</w:t>
             </w:r>
           </w:p>
         </w:tc>
@@ -7804,6 +8899,9 @@
             </w:tcBorders>
           </w:tcPr>
           <w:p>
+            <w:pPr>
+              <w:spacing w:after="0"/>
+            </w:pPr>
             <w:r/>
             <w:r>
               <w:rPr>
@@ -7828,6 +8926,9 @@
             </w:tcBorders>
           </w:tcPr>
           <w:p>
+            <w:pPr>
+              <w:spacing w:after="0"/>
+            </w:pPr>
             <w:r/>
             <w:r>
               <w:rPr>
@@ -7855,6 +8956,9 @@
             </w:tcBorders>
           </w:tcPr>
           <w:p>
+            <w:pPr>
+              <w:spacing w:after="0"/>
+            </w:pPr>
             <w:r/>
             <w:r>
               <w:rPr>
@@ -7880,6 +8984,9 @@
             </w:tcBorders>
           </w:tcPr>
           <w:p>
+            <w:pPr>
+              <w:spacing w:after="0"/>
+            </w:pPr>
             <w:r/>
             <w:r>
               <w:rPr>
@@ -7907,6 +9014,9 @@
             </w:tcBorders>
           </w:tcPr>
           <w:p>
+            <w:pPr>
+              <w:spacing w:after="0"/>
+            </w:pPr>
             <w:r/>
             <w:r>
               <w:rPr>
@@ -7931,6 +9041,9 @@
             </w:tcBorders>
           </w:tcPr>
           <w:p>
+            <w:pPr>
+              <w:spacing w:after="0"/>
+            </w:pPr>
             <w:r/>
             <w:r>
               <w:rPr>
@@ -7958,6 +9071,9 @@
             </w:tcBorders>
           </w:tcPr>
           <w:p>
+            <w:pPr>
+              <w:spacing w:after="0"/>
+            </w:pPr>
             <w:r/>
             <w:r>
               <w:rPr>
@@ -7983,6 +9099,9 @@
             </w:tcBorders>
           </w:tcPr>
           <w:p>
+            <w:pPr>
+              <w:spacing w:after="0"/>
+            </w:pPr>
             <w:r/>
             <w:r>
               <w:rPr>
@@ -7998,6 +9117,57 @@
         </w:tc>
       </w:tr>
     </w:tbl>
+    <w:p>
+      <w:pPr>
+        <w:spacing w:before="80"/>
+      </w:pPr>
+      <w:r>
+        <w:rPr>
+          <w:rFonts w:ascii="Calibri" w:hAnsi="Calibri"/>
+          <w:b w:val="0"/>
+          <w:i/>
+          <w:color w:val="64748B"/>
+          <w:sz w:val="17"/>
+        </w:rPr>
+        <w:t>Contoh respons 200</w:t>
+      </w:r>
+    </w:p>
+    <w:p>
+      <w:pPr>
+        <w:spacing w:before="0" w:after="120"/>
+        <w:ind w:left="120"/>
+        <w:shd w:val="clear" w:color="auto" w:fill="F8FAFC"/>
+      </w:pPr>
+      <w:r>
+        <w:rPr>
+          <w:rFonts w:ascii="Consolas" w:hAnsi="Consolas"/>
+          <w:b w:val="0"/>
+          <w:i w:val="0"/>
+          <w:color w:val="0F172A"/>
+          <w:sz w:val="17"/>
+        </w:rPr>
+        <w:t>// default</w:t>
+        <w:br/>
+      </w:r>
+      <w:r>
+        <w:rPr>
+          <w:rFonts w:ascii="Consolas" w:hAnsi="Consolas"/>
+          <w:b w:val="0"/>
+          <w:i w:val="0"/>
+          <w:color w:val="0F172A"/>
+          <w:sz w:val="17"/>
+        </w:rPr>
+        <w:t>{</w:t>
+        <w:br/>
+        <w:t xml:space="preserve">  "challenge_id": 1,</w:t>
+        <w:br/>
+        <w:t xml:space="preserve">  "team_id": 101,</w:t>
+        <w:br/>
+        <w:t xml:space="preserve">  "unlocked": true</w:t>
+        <w:br/>
+        <w:t>}</w:t>
+      </w:r>
+    </w:p>
     <w:p>
       <w:pPr>
         <w:spacing w:before="360"/>
@@ -8010,7 +9180,7 @@
           <w:color w:val="0F172A"/>
           <w:sz w:val="32"/>
         </w:rPr>
-        <w:t>Team views</w:t>
+        <w:t>Tampilan Tim</w:t>
       </w:r>
     </w:p>
     <w:p>
@@ -8022,7 +9192,7 @@
     </w:p>
     <w:p>
       <w:pPr>
-        <w:spacing w:before="360"/>
+        <w:spacing w:before="400"/>
         <w:pBdr>
           <w:bottom w:val="single" w:sz="6" w:space="1" w:color="CBD5E1"/>
         </w:pBdr>
@@ -8044,6 +9214,9 @@
       </w:r>
     </w:p>
     <w:p>
+      <w:pPr>
+        <w:spacing w:after="40"/>
+      </w:pPr>
       <w:r>
         <w:rPr>
           <w:rFonts w:ascii="Calibri" w:hAnsi="Calibri"/>
@@ -8065,9 +9238,9 @@
           <w:b/>
           <w:i w:val="0"/>
           <w:color w:val="0F172A"/>
-          <w:sz w:val="24"/>
+          <w:sz w:val="22"/>
         </w:rPr>
-        <w:t>Request</w:t>
+        <w:t>Permintaan</w:t>
       </w:r>
     </w:p>
     <w:tbl>
@@ -8077,8 +9250,8 @@
         <w:tblLook w:firstColumn="1" w:firstRow="1" w:lastColumn="0" w:lastRow="0" w:noHBand="0" w:noVBand="1" w:val="04A0"/>
       </w:tblPr>
       <w:tblGrid>
-        <w:gridCol w:w="2200"/>
-        <w:gridCol w:w="7600"/>
+        <w:gridCol w:w="2400"/>
+        <w:gridCol w:w="7400"/>
       </w:tblGrid>
       <w:tr>
         <w:tc>
@@ -8105,7 +9278,7 @@
                 <w:color w:val="FFFFFF"/>
                 <w:sz w:val="18"/>
               </w:rPr>
-              <w:t>Key</w:t>
+              <w:t>Kunci</w:t>
             </w:r>
           </w:p>
         </w:tc>
@@ -8133,7 +9306,7 @@
                 <w:color w:val="FFFFFF"/>
                 <w:sz w:val="18"/>
               </w:rPr>
-              <w:t>Value</w:t>
+              <w:t>Nilai</w:t>
             </w:r>
           </w:p>
         </w:tc>
@@ -8150,6 +9323,9 @@
             </w:tcBorders>
           </w:tcPr>
           <w:p>
+            <w:pPr>
+              <w:spacing w:after="0"/>
+            </w:pPr>
             <w:r/>
             <w:r>
               <w:rPr>
@@ -8159,7 +9335,7 @@
                 <w:color w:val="0F172A"/>
                 <w:sz w:val="18"/>
               </w:rPr>
-              <w:t>Authentication</w:t>
+              <w:t>Autentikasi</w:t>
             </w:r>
           </w:p>
         </w:tc>
@@ -8174,6 +9350,9 @@
             </w:tcBorders>
           </w:tcPr>
           <w:p>
+            <w:pPr>
+              <w:spacing w:after="0"/>
+            </w:pPr>
             <w:r/>
             <w:r>
               <w:rPr>
@@ -8183,7 +9362,7 @@
                 <w:color w:val="1F2937"/>
                 <w:sz w:val="19"/>
               </w:rPr>
-              <w:t>Bearer &lt;token&gt; (required)</w:t>
+              <w:t>Bearer &lt;token&gt; (wajib)</w:t>
             </w:r>
           </w:p>
         </w:tc>
@@ -8201,6 +9380,9 @@
             </w:tcBorders>
           </w:tcPr>
           <w:p>
+            <w:pPr>
+              <w:spacing w:after="0"/>
+            </w:pPr>
             <w:r/>
             <w:r>
               <w:rPr>
@@ -8210,7 +9392,7 @@
                 <w:color w:val="0F172A"/>
                 <w:sz w:val="18"/>
               </w:rPr>
-              <w:t>Method</w:t>
+              <w:t>Metode</w:t>
             </w:r>
           </w:p>
         </w:tc>
@@ -8226,6 +9408,9 @@
             </w:tcBorders>
           </w:tcPr>
           <w:p>
+            <w:pPr>
+              <w:spacing w:after="0"/>
+            </w:pPr>
             <w:r/>
             <w:r>
               <w:rPr>
@@ -8252,6 +9437,9 @@
             </w:tcBorders>
           </w:tcPr>
           <w:p>
+            <w:pPr>
+              <w:spacing w:after="0"/>
+            </w:pPr>
             <w:r/>
             <w:r>
               <w:rPr>
@@ -8261,7 +9449,7 @@
                 <w:color w:val="0F172A"/>
                 <w:sz w:val="18"/>
               </w:rPr>
-              <w:t>Operation ID</w:t>
+              <w:t>ID Operasi</w:t>
             </w:r>
           </w:p>
         </w:tc>
@@ -8276,6 +9464,9 @@
             </w:tcBorders>
           </w:tcPr>
           <w:p>
+            <w:pPr>
+              <w:spacing w:after="0"/>
+            </w:pPr>
             <w:r/>
             <w:r>
               <w:rPr>
@@ -8303,7 +9494,7 @@
           <w:color w:val="64748B"/>
           <w:sz w:val="20"/>
         </w:rPr>
-        <w:t>Parameters</w:t>
+        <w:t>Parameter</w:t>
       </w:r>
     </w:p>
     <w:p>
@@ -8318,7 +9509,7 @@
           <w:color w:val="94A3B8"/>
           <w:sz w:val="19"/>
         </w:rPr>
-        <w:t>(none)</w:t>
+        <w:t>(tidak ada)</w:t>
       </w:r>
     </w:p>
     <w:p>
@@ -8333,7 +9524,7 @@
           <w:color w:val="64748B"/>
           <w:sz w:val="20"/>
         </w:rPr>
-        <w:t>Responses</w:t>
+        <w:t>Respons</w:t>
       </w:r>
     </w:p>
     <w:tbl>
@@ -8359,6 +9550,9 @@
             </w:tcBorders>
           </w:tcPr>
           <w:p>
+            <w:pPr>
+              <w:spacing w:after="0"/>
+            </w:pPr>
             <w:r/>
             <w:r>
               <w:rPr>
@@ -8384,6 +9578,9 @@
             </w:tcBorders>
           </w:tcPr>
           <w:p>
+            <w:pPr>
+              <w:spacing w:after="0"/>
+            </w:pPr>
             <w:r/>
             <w:r>
               <w:rPr>
@@ -8393,7 +9590,7 @@
                 <w:color w:val="FFFFFF"/>
                 <w:sz w:val="18"/>
               </w:rPr>
-              <w:t>Meaning</w:t>
+              <w:t>Artinya</w:t>
             </w:r>
           </w:p>
         </w:tc>
@@ -8411,6 +9608,9 @@
             </w:tcBorders>
           </w:tcPr>
           <w:p>
+            <w:pPr>
+              <w:spacing w:after="0"/>
+            </w:pPr>
             <w:r/>
             <w:r>
               <w:rPr>
@@ -8435,6 +9635,9 @@
             </w:tcBorders>
           </w:tcPr>
           <w:p>
+            <w:pPr>
+              <w:spacing w:after="0"/>
+            </w:pPr>
             <w:r/>
             <w:r>
               <w:rPr>
@@ -8462,6 +9665,9 @@
             </w:tcBorders>
           </w:tcPr>
           <w:p>
+            <w:pPr>
+              <w:spacing w:after="0"/>
+            </w:pPr>
             <w:r/>
             <w:r>
               <w:rPr>
@@ -8487,6 +9693,9 @@
             </w:tcBorders>
           </w:tcPr>
           <w:p>
+            <w:pPr>
+              <w:spacing w:after="0"/>
+            </w:pPr>
             <w:r/>
             <w:r>
               <w:rPr>
@@ -8502,6 +9711,83 @@
         </w:tc>
       </w:tr>
     </w:tbl>
+    <w:p>
+      <w:pPr>
+        <w:spacing w:before="80"/>
+      </w:pPr>
+      <w:r>
+        <w:rPr>
+          <w:rFonts w:ascii="Calibri" w:hAnsi="Calibri"/>
+          <w:b w:val="0"/>
+          <w:i/>
+          <w:color w:val="64748B"/>
+          <w:sz w:val="17"/>
+        </w:rPr>
+        <w:t>Contoh respons 200</w:t>
+      </w:r>
+    </w:p>
+    <w:p>
+      <w:pPr>
+        <w:spacing w:before="0" w:after="120"/>
+        <w:ind w:left="120"/>
+        <w:shd w:val="clear" w:color="auto" w:fill="F8FAFC"/>
+      </w:pPr>
+      <w:r>
+        <w:rPr>
+          <w:rFonts w:ascii="Consolas" w:hAnsi="Consolas"/>
+          <w:b w:val="0"/>
+          <w:i w:val="0"/>
+          <w:color w:val="0F172A"/>
+          <w:sz w:val="17"/>
+        </w:rPr>
+        <w:t>// default</w:t>
+        <w:br/>
+      </w:r>
+      <w:r>
+        <w:rPr>
+          <w:rFonts w:ascii="Consolas" w:hAnsi="Consolas"/>
+          <w:b w:val="0"/>
+          <w:i w:val="0"/>
+          <w:color w:val="0F172A"/>
+          <w:sz w:val="17"/>
+        </w:rPr>
+        <w:t>[</w:t>
+        <w:br/>
+        <w:t xml:space="preserve">  {</w:t>
+        <w:br/>
+        <w:t xml:space="preserve">    "challenge_id": 1,</w:t>
+        <w:br/>
+        <w:t xml:space="preserve">    "team_id": 101,</w:t>
+        <w:br/>
+        <w:t xml:space="preserve">    "name": "banking",</w:t>
+        <w:br/>
+        <w:t xml:space="preserve">    "endpoint": "10.80.1.11:10001",</w:t>
+        <w:br/>
+        <w:t xml:space="preserve">    "status": "stable",</w:t>
+        <w:br/>
+        <w:t xml:space="preserve">    "checker": "passing",</w:t>
+        <w:br/>
+        <w:t xml:space="preserve">    "unlocked": true,</w:t>
+        <w:br/>
+        <w:t xml:space="preserve">    "ssh_hint": "ssh root@10.80.1.11 -p 22",</w:t>
+        <w:br/>
+        <w:t xml:space="preserve">    "last_event": "nginx.conf hotfix deployed 2m ago",</w:t>
+        <w:br/>
+        <w:t xml:space="preserve">    "reset_cooldown": "ready",</w:t>
+        <w:br/>
+        <w:t xml:space="preserve">    "sla_status": "ok",</w:t>
+        <w:br/>
+        <w:t xml:space="preserve">    "sla_phase": "check",</w:t>
+        <w:br/>
+        <w:t xml:space="preserve">    "sla_tick_id": 248,</w:t>
+        <w:br/>
+        <w:t xml:space="preserve">    "sla_message": "service passed storage, retrieval, and functionality checks"</w:t>
+        <w:br/>
+        <w:t xml:space="preserve">  }</w:t>
+        <w:br/>
+        <w:t>]</w:t>
+      </w:r>
+    </w:p>
     <w:p>
       <w:pPr>
         <w:spacing w:before="360"/>
@@ -8514,7 +9800,7 @@
           <w:color w:val="0F172A"/>
           <w:sz w:val="32"/>
         </w:rPr>
-        <w:t>Scoreboard &amp; attack feed</w:t>
+        <w:t>Scoreboard &amp; Riwayat Serangan</w:t>
       </w:r>
     </w:p>
     <w:p>
@@ -8526,7 +9812,7 @@
     </w:p>
     <w:p>
       <w:pPr>
-        <w:spacing w:before="360"/>
+        <w:spacing w:before="400"/>
         <w:pBdr>
           <w:bottom w:val="single" w:sz="6" w:space="1" w:color="CBD5E1"/>
         </w:pBdr>
@@ -8548,6 +9834,9 @@
       </w:r>
     </w:p>
     <w:p>
+      <w:pPr>
+        <w:spacing w:after="40"/>
+      </w:pPr>
       <w:r>
         <w:rPr>
           <w:rFonts w:ascii="Calibri" w:hAnsi="Calibri"/>
@@ -8569,9 +9858,9 @@
           <w:b/>
           <w:i w:val="0"/>
           <w:color w:val="0F172A"/>
-          <w:sz w:val="24"/>
+          <w:sz w:val="22"/>
         </w:rPr>
-        <w:t>Request</w:t>
+        <w:t>Permintaan</w:t>
       </w:r>
     </w:p>
     <w:tbl>
@@ -8581,8 +9870,8 @@
         <w:tblLook w:firstColumn="1" w:firstRow="1" w:lastColumn="0" w:lastRow="0" w:noHBand="0" w:noVBand="1" w:val="04A0"/>
       </w:tblPr>
       <w:tblGrid>
-        <w:gridCol w:w="2200"/>
-        <w:gridCol w:w="7600"/>
+        <w:gridCol w:w="2400"/>
+        <w:gridCol w:w="7400"/>
       </w:tblGrid>
       <w:tr>
         <w:tc>
@@ -8609,7 +9898,7 @@
                 <w:color w:val="FFFFFF"/>
                 <w:sz w:val="18"/>
               </w:rPr>
-              <w:t>Key</w:t>
+              <w:t>Kunci</w:t>
             </w:r>
           </w:p>
         </w:tc>
@@ -8637,7 +9926,7 @@
                 <w:color w:val="FFFFFF"/>
                 <w:sz w:val="18"/>
               </w:rPr>
-              <w:t>Value</w:t>
+              <w:t>Nilai</w:t>
             </w:r>
           </w:p>
         </w:tc>
@@ -8654,6 +9943,9 @@
             </w:tcBorders>
           </w:tcPr>
           <w:p>
+            <w:pPr>
+              <w:spacing w:after="0"/>
+            </w:pPr>
             <w:r/>
             <w:r>
               <w:rPr>
@@ -8663,7 +9955,7 @@
                 <w:color w:val="0F172A"/>
                 <w:sz w:val="18"/>
               </w:rPr>
-              <w:t>Authentication</w:t>
+              <w:t>Autentikasi</w:t>
             </w:r>
           </w:p>
         </w:tc>
@@ -8678,6 +9970,9 @@
             </w:tcBorders>
           </w:tcPr>
           <w:p>
+            <w:pPr>
+              <w:spacing w:after="0"/>
+            </w:pPr>
             <w:r/>
             <w:r>
               <w:rPr>
@@ -8687,7 +9982,7 @@
                 <w:color w:val="1F2937"/>
                 <w:sz w:val="19"/>
               </w:rPr>
-              <w:t>Bearer &lt;token&gt; (required)</w:t>
+              <w:t>Bearer &lt;token&gt; (wajib)</w:t>
             </w:r>
           </w:p>
         </w:tc>
@@ -8705,6 +10000,9 @@
             </w:tcBorders>
           </w:tcPr>
           <w:p>
+            <w:pPr>
+              <w:spacing w:after="0"/>
+            </w:pPr>
             <w:r/>
             <w:r>
               <w:rPr>
@@ -8714,7 +10012,7 @@
                 <w:color w:val="0F172A"/>
                 <w:sz w:val="18"/>
               </w:rPr>
-              <w:t>Method</w:t>
+              <w:t>Metode</w:t>
             </w:r>
           </w:p>
         </w:tc>
@@ -8730,6 +10028,9 @@
             </w:tcBorders>
           </w:tcPr>
           <w:p>
+            <w:pPr>
+              <w:spacing w:after="0"/>
+            </w:pPr>
             <w:r/>
             <w:r>
               <w:rPr>
@@ -8756,6 +10057,9 @@
             </w:tcBorders>
           </w:tcPr>
           <w:p>
+            <w:pPr>
+              <w:spacing w:after="0"/>
+            </w:pPr>
             <w:r/>
             <w:r>
               <w:rPr>
@@ -8765,7 +10069,7 @@
                 <w:color w:val="0F172A"/>
                 <w:sz w:val="18"/>
               </w:rPr>
-              <w:t>Operation ID</w:t>
+              <w:t>ID Operasi</w:t>
             </w:r>
           </w:p>
         </w:tc>
@@ -8780,6 +10084,9 @@
             </w:tcBorders>
           </w:tcPr>
           <w:p>
+            <w:pPr>
+              <w:spacing w:after="0"/>
+            </w:pPr>
             <w:r/>
             <w:r>
               <w:rPr>
@@ -8807,7 +10114,7 @@
           <w:color w:val="64748B"/>
           <w:sz w:val="20"/>
         </w:rPr>
-        <w:t>Parameters</w:t>
+        <w:t>Parameter</w:t>
       </w:r>
     </w:p>
     <w:tbl>
@@ -8817,10 +10124,10 @@
         <w:tblLook w:firstColumn="1" w:firstRow="1" w:lastColumn="0" w:lastRow="0" w:noHBand="0" w:noVBand="1" w:val="04A0"/>
       </w:tblPr>
       <w:tblGrid>
-        <w:gridCol w:w="2000"/>
+        <w:gridCol w:w="1900"/>
         <w:gridCol w:w="1000"/>
         <w:gridCol w:w="1100"/>
-        <w:gridCol w:w="5700"/>
+        <w:gridCol w:w="5800"/>
       </w:tblGrid>
       <w:tr>
         <w:tc>
@@ -8835,6 +10142,9 @@
             </w:tcBorders>
           </w:tcPr>
           <w:p>
+            <w:pPr>
+              <w:spacing w:after="0"/>
+            </w:pPr>
             <w:r/>
             <w:r>
               <w:rPr>
@@ -8844,7 +10154,7 @@
                 <w:color w:val="FFFFFF"/>
                 <w:sz w:val="18"/>
               </w:rPr>
-              <w:t>Name</w:t>
+              <w:t>Nama</w:t>
             </w:r>
           </w:p>
         </w:tc>
@@ -8860,6 +10170,9 @@
             </w:tcBorders>
           </w:tcPr>
           <w:p>
+            <w:pPr>
+              <w:spacing w:after="0"/>
+            </w:pPr>
             <w:r/>
             <w:r>
               <w:rPr>
@@ -8869,7 +10182,7 @@
                 <w:color w:val="FFFFFF"/>
                 <w:sz w:val="18"/>
               </w:rPr>
-              <w:t>In</w:t>
+              <w:t>Di</w:t>
             </w:r>
           </w:p>
         </w:tc>
@@ -8885,6 +10198,9 @@
             </w:tcBorders>
           </w:tcPr>
           <w:p>
+            <w:pPr>
+              <w:spacing w:after="0"/>
+            </w:pPr>
             <w:r/>
             <w:r>
               <w:rPr>
@@ -8894,7 +10210,7 @@
                 <w:color w:val="FFFFFF"/>
                 <w:sz w:val="18"/>
               </w:rPr>
-              <w:t>Type</w:t>
+              <w:t>Tipe</w:t>
             </w:r>
           </w:p>
         </w:tc>
@@ -8910,6 +10226,9 @@
             </w:tcBorders>
           </w:tcPr>
           <w:p>
+            <w:pPr>
+              <w:spacing w:after="0"/>
+            </w:pPr>
             <w:r/>
             <w:r>
               <w:rPr>
@@ -8919,7 +10238,7 @@
                 <w:color w:val="FFFFFF"/>
                 <w:sz w:val="18"/>
               </w:rPr>
-              <w:t>Description</w:t>
+              <w:t>Deskripsi</w:t>
             </w:r>
           </w:p>
         </w:tc>
@@ -8936,6 +10255,9 @@
             </w:tcBorders>
           </w:tcPr>
           <w:p>
+            <w:pPr>
+              <w:spacing w:after="0"/>
+            </w:pPr>
             <w:r/>
             <w:r>
               <w:rPr>
@@ -8960,6 +10282,9 @@
             </w:tcBorders>
           </w:tcPr>
           <w:p>
+            <w:pPr>
+              <w:spacing w:after="0"/>
+            </w:pPr>
             <w:r/>
             <w:r>
               <w:rPr>
@@ -8984,6 +10309,9 @@
             </w:tcBorders>
           </w:tcPr>
           <w:p>
+            <w:pPr>
+              <w:spacing w:after="0"/>
+            </w:pPr>
             <w:r/>
             <w:r>
               <w:rPr>
@@ -9008,6 +10336,9 @@
             </w:tcBorders>
           </w:tcPr>
           <w:p>
+            <w:pPr>
+              <w:spacing w:after="0"/>
+            </w:pPr>
             <w:r/>
             <w:r>
               <w:rPr>
@@ -9035,6 +10366,9 @@
             </w:tcBorders>
           </w:tcPr>
           <w:p>
+            <w:pPr>
+              <w:spacing w:after="0"/>
+            </w:pPr>
             <w:r/>
             <w:r>
               <w:rPr>
@@ -9060,6 +10394,9 @@
             </w:tcBorders>
           </w:tcPr>
           <w:p>
+            <w:pPr>
+              <w:spacing w:after="0"/>
+            </w:pPr>
             <w:r/>
             <w:r>
               <w:rPr>
@@ -9085,6 +10422,9 @@
             </w:tcBorders>
           </w:tcPr>
           <w:p>
+            <w:pPr>
+              <w:spacing w:after="0"/>
+            </w:pPr>
             <w:r/>
             <w:r>
               <w:rPr>
@@ -9110,6 +10450,9 @@
             </w:tcBorders>
           </w:tcPr>
           <w:p>
+            <w:pPr>
+              <w:spacing w:after="0"/>
+            </w:pPr>
             <w:r/>
             <w:r>
               <w:rPr>
@@ -9136,6 +10479,9 @@
             </w:tcBorders>
           </w:tcPr>
           <w:p>
+            <w:pPr>
+              <w:spacing w:after="0"/>
+            </w:pPr>
             <w:r/>
             <w:r>
               <w:rPr>
@@ -9160,6 +10506,9 @@
             </w:tcBorders>
           </w:tcPr>
           <w:p>
+            <w:pPr>
+              <w:spacing w:after="0"/>
+            </w:pPr>
             <w:r/>
             <w:r>
               <w:rPr>
@@ -9184,6 +10533,9 @@
             </w:tcBorders>
           </w:tcPr>
           <w:p>
+            <w:pPr>
+              <w:spacing w:after="0"/>
+            </w:pPr>
             <w:r/>
             <w:r>
               <w:rPr>
@@ -9208,6 +10560,9 @@
             </w:tcBorders>
           </w:tcPr>
           <w:p>
+            <w:pPr>
+              <w:spacing w:after="0"/>
+            </w:pPr>
             <w:r/>
             <w:r>
               <w:rPr>
@@ -9235,6 +10590,9 @@
             </w:tcBorders>
           </w:tcPr>
           <w:p>
+            <w:pPr>
+              <w:spacing w:after="0"/>
+            </w:pPr>
             <w:r/>
             <w:r>
               <w:rPr>
@@ -9260,6 +10618,9 @@
             </w:tcBorders>
           </w:tcPr>
           <w:p>
+            <w:pPr>
+              <w:spacing w:after="0"/>
+            </w:pPr>
             <w:r/>
             <w:r>
               <w:rPr>
@@ -9285,6 +10646,9 @@
             </w:tcBorders>
           </w:tcPr>
           <w:p>
+            <w:pPr>
+              <w:spacing w:after="0"/>
+            </w:pPr>
             <w:r/>
             <w:r>
               <w:rPr>
@@ -9310,6 +10674,9 @@
             </w:tcBorders>
           </w:tcPr>
           <w:p>
+            <w:pPr>
+              <w:spacing w:after="0"/>
+            </w:pPr>
             <w:r/>
             <w:r>
               <w:rPr>
@@ -9336,6 +10703,9 @@
             </w:tcBorders>
           </w:tcPr>
           <w:p>
+            <w:pPr>
+              <w:spacing w:after="0"/>
+            </w:pPr>
             <w:r/>
             <w:r>
               <w:rPr>
@@ -9360,6 +10730,9 @@
             </w:tcBorders>
           </w:tcPr>
           <w:p>
+            <w:pPr>
+              <w:spacing w:after="0"/>
+            </w:pPr>
             <w:r/>
             <w:r>
               <w:rPr>
@@ -9384,6 +10757,9 @@
             </w:tcBorders>
           </w:tcPr>
           <w:p>
+            <w:pPr>
+              <w:spacing w:after="0"/>
+            </w:pPr>
             <w:r/>
             <w:r>
               <w:rPr>
@@ -9408,6 +10784,9 @@
             </w:tcBorders>
           </w:tcPr>
           <w:p>
+            <w:pPr>
+              <w:spacing w:after="0"/>
+            </w:pPr>
             <w:r/>
             <w:r>
               <w:rPr>
@@ -9435,6 +10814,9 @@
             </w:tcBorders>
           </w:tcPr>
           <w:p>
+            <w:pPr>
+              <w:spacing w:after="0"/>
+            </w:pPr>
             <w:r/>
             <w:r>
               <w:rPr>
@@ -9460,6 +10842,9 @@
             </w:tcBorders>
           </w:tcPr>
           <w:p>
+            <w:pPr>
+              <w:spacing w:after="0"/>
+            </w:pPr>
             <w:r/>
             <w:r>
               <w:rPr>
@@ -9485,6 +10870,9 @@
             </w:tcBorders>
           </w:tcPr>
           <w:p>
+            <w:pPr>
+              <w:spacing w:after="0"/>
+            </w:pPr>
             <w:r/>
             <w:r>
               <w:rPr>
@@ -9510,6 +10898,9 @@
             </w:tcBorders>
           </w:tcPr>
           <w:p>
+            <w:pPr>
+              <w:spacing w:after="0"/>
+            </w:pPr>
             <w:r/>
             <w:r>
               <w:rPr>
@@ -9536,6 +10927,9 @@
             </w:tcBorders>
           </w:tcPr>
           <w:p>
+            <w:pPr>
+              <w:spacing w:after="0"/>
+            </w:pPr>
             <w:r/>
             <w:r>
               <w:rPr>
@@ -9560,6 +10954,9 @@
             </w:tcBorders>
           </w:tcPr>
           <w:p>
+            <w:pPr>
+              <w:spacing w:after="0"/>
+            </w:pPr>
             <w:r/>
             <w:r>
               <w:rPr>
@@ -9584,6 +10981,9 @@
             </w:tcBorders>
           </w:tcPr>
           <w:p>
+            <w:pPr>
+              <w:spacing w:after="0"/>
+            </w:pPr>
             <w:r/>
             <w:r>
               <w:rPr>
@@ -9608,6 +11008,9 @@
             </w:tcBorders>
           </w:tcPr>
           <w:p>
+            <w:pPr>
+              <w:spacing w:after="0"/>
+            </w:pPr>
             <w:r/>
             <w:r>
               <w:rPr>
@@ -9635,7 +11038,7 @@
           <w:color w:val="64748B"/>
           <w:sz w:val="20"/>
         </w:rPr>
-        <w:t>Responses</w:t>
+        <w:t>Respons</w:t>
       </w:r>
     </w:p>
     <w:tbl>
@@ -9661,6 +11064,9 @@
             </w:tcBorders>
           </w:tcPr>
           <w:p>
+            <w:pPr>
+              <w:spacing w:after="0"/>
+            </w:pPr>
             <w:r/>
             <w:r>
               <w:rPr>
@@ -9686,6 +11092,9 @@
             </w:tcBorders>
           </w:tcPr>
           <w:p>
+            <w:pPr>
+              <w:spacing w:after="0"/>
+            </w:pPr>
             <w:r/>
             <w:r>
               <w:rPr>
@@ -9695,7 +11104,7 @@
                 <w:color w:val="FFFFFF"/>
                 <w:sz w:val="18"/>
               </w:rPr>
-              <w:t>Meaning</w:t>
+              <w:t>Artinya</w:t>
             </w:r>
           </w:p>
         </w:tc>
@@ -9713,6 +11122,9 @@
             </w:tcBorders>
           </w:tcPr>
           <w:p>
+            <w:pPr>
+              <w:spacing w:after="0"/>
+            </w:pPr>
             <w:r/>
             <w:r>
               <w:rPr>
@@ -9737,6 +11149,9 @@
             </w:tcBorders>
           </w:tcPr>
           <w:p>
+            <w:pPr>
+              <w:spacing w:after="0"/>
+            </w:pPr>
             <w:r/>
             <w:r>
               <w:rPr>
@@ -9764,6 +11179,9 @@
             </w:tcBorders>
           </w:tcPr>
           <w:p>
+            <w:pPr>
+              <w:spacing w:after="0"/>
+            </w:pPr>
             <w:r/>
             <w:r>
               <w:rPr>
@@ -9789,6 +11207,9 @@
             </w:tcBorders>
           </w:tcPr>
           <w:p>
+            <w:pPr>
+              <w:spacing w:after="0"/>
+            </w:pPr>
             <w:r/>
             <w:r>
               <w:rPr>
@@ -9806,7 +11227,82 @@
     </w:tbl>
     <w:p>
       <w:pPr>
-        <w:spacing w:before="360"/>
+        <w:spacing w:before="80"/>
+      </w:pPr>
+      <w:r>
+        <w:rPr>
+          <w:rFonts w:ascii="Calibri" w:hAnsi="Calibri"/>
+          <w:b w:val="0"/>
+          <w:i/>
+          <w:color w:val="64748B"/>
+          <w:sz w:val="17"/>
+        </w:rPr>
+        <w:t>Contoh respons 200</w:t>
+      </w:r>
+    </w:p>
+    <w:p>
+      <w:pPr>
+        <w:spacing w:before="0" w:after="120"/>
+        <w:ind w:left="120"/>
+        <w:shd w:val="clear" w:color="auto" w:fill="F8FAFC"/>
+      </w:pPr>
+      <w:r>
+        <w:rPr>
+          <w:rFonts w:ascii="Consolas" w:hAnsi="Consolas"/>
+          <w:b w:val="0"/>
+          <w:i w:val="0"/>
+          <w:color w:val="0F172A"/>
+          <w:sz w:val="17"/>
+        </w:rPr>
+        <w:t>// default</w:t>
+        <w:br/>
+      </w:r>
+      <w:r>
+        <w:rPr>
+          <w:rFonts w:ascii="Consolas" w:hAnsi="Consolas"/>
+          <w:b w:val="0"/>
+          <w:i w:val="0"/>
+          <w:color w:val="0F172A"/>
+          <w:sz w:val="17"/>
+        </w:rPr>
+        <w:t>{</w:t>
+        <w:br/>
+        <w:t xml:space="preserve">  "items": [</w:t>
+        <w:br/>
+        <w:t xml:space="preserve">    {</w:t>
+        <w:br/>
+        <w:t xml:space="preserve">      "id": "atk-1",</w:t>
+        <w:br/>
+        <w:t xml:space="preserve">      "attacker": "Team Alpha",</w:t>
+        <w:br/>
+        <w:t xml:space="preserve">      "victim": "Team Delta",</w:t>
+        <w:br/>
+        <w:t xml:space="preserve">      "service": "banking",</w:t>
+        <w:br/>
+        <w:t xml:space="preserve">      "tick": 248,</w:t>
+        <w:br/>
+        <w:t xml:space="preserve">      "verdict": "first valid submission accepted"</w:t>
+        <w:br/>
+        <w:t xml:space="preserve">    }</w:t>
+        <w:br/>
+        <w:t xml:space="preserve">  ],</w:t>
+        <w:br/>
+        <w:t xml:space="preserve">  "limit": 12,</w:t>
+        <w:br/>
+        <w:t xml:space="preserve">  "offset": 0,</w:t>
+        <w:br/>
+        <w:t xml:space="preserve">  "total_count": 1,</w:t>
+        <w:br/>
+        <w:t xml:space="preserve">  "has_prev": false,</w:t>
+        <w:br/>
+        <w:t xml:space="preserve">  "has_next": false</w:t>
+        <w:br/>
+        <w:t>}</w:t>
+      </w:r>
+    </w:p>
+    <w:p>
+      <w:pPr>
+        <w:spacing w:before="400"/>
         <w:pBdr>
           <w:bottom w:val="single" w:sz="6" w:space="1" w:color="CBD5E1"/>
         </w:pBdr>
@@ -9828,6 +11324,9 @@
       </w:r>
     </w:p>
     <w:p>
+      <w:pPr>
+        <w:spacing w:after="40"/>
+      </w:pPr>
       <w:r>
         <w:rPr>
           <w:rFonts w:ascii="Calibri" w:hAnsi="Calibri"/>
@@ -9864,9 +11363,9 @@
           <w:b/>
           <w:i w:val="0"/>
           <w:color w:val="0F172A"/>
-          <w:sz w:val="24"/>
+          <w:sz w:val="22"/>
         </w:rPr>
-        <w:t>Request</w:t>
+        <w:t>Permintaan</w:t>
       </w:r>
     </w:p>
     <w:tbl>
@@ -9876,8 +11375,8 @@
         <w:tblLook w:firstColumn="1" w:firstRow="1" w:lastColumn="0" w:lastRow="0" w:noHBand="0" w:noVBand="1" w:val="04A0"/>
       </w:tblPr>
       <w:tblGrid>
-        <w:gridCol w:w="2200"/>
-        <w:gridCol w:w="7600"/>
+        <w:gridCol w:w="2400"/>
+        <w:gridCol w:w="7400"/>
       </w:tblGrid>
       <w:tr>
         <w:tc>
@@ -9904,7 +11403,7 @@
                 <w:color w:val="FFFFFF"/>
                 <w:sz w:val="18"/>
               </w:rPr>
-              <w:t>Key</w:t>
+              <w:t>Kunci</w:t>
             </w:r>
           </w:p>
         </w:tc>
@@ -9932,7 +11431,7 @@
                 <w:color w:val="FFFFFF"/>
                 <w:sz w:val="18"/>
               </w:rPr>
-              <w:t>Value</w:t>
+              <w:t>Nilai</w:t>
             </w:r>
           </w:p>
         </w:tc>
@@ -9949,6 +11448,9 @@
             </w:tcBorders>
           </w:tcPr>
           <w:p>
+            <w:pPr>
+              <w:spacing w:after="0"/>
+            </w:pPr>
             <w:r/>
             <w:r>
               <w:rPr>
@@ -9958,7 +11460,7 @@
                 <w:color w:val="0F172A"/>
                 <w:sz w:val="18"/>
               </w:rPr>
-              <w:t>Authentication</w:t>
+              <w:t>Autentikasi</w:t>
             </w:r>
           </w:p>
         </w:tc>
@@ -9973,6 +11475,9 @@
             </w:tcBorders>
           </w:tcPr>
           <w:p>
+            <w:pPr>
+              <w:spacing w:after="0"/>
+            </w:pPr>
             <w:r/>
             <w:r>
               <w:rPr>
@@ -9982,7 +11487,7 @@
                 <w:color w:val="1F2937"/>
                 <w:sz w:val="19"/>
               </w:rPr>
-              <w:t>Bearer &lt;token&gt; (required)</w:t>
+              <w:t>Bearer &lt;token&gt; (wajib)</w:t>
             </w:r>
           </w:p>
         </w:tc>
@@ -10000,6 +11505,9 @@
             </w:tcBorders>
           </w:tcPr>
           <w:p>
+            <w:pPr>
+              <w:spacing w:after="0"/>
+            </w:pPr>
             <w:r/>
             <w:r>
               <w:rPr>
@@ -10009,7 +11517,7 @@
                 <w:color w:val="0F172A"/>
                 <w:sz w:val="18"/>
               </w:rPr>
-              <w:t>Method</w:t>
+              <w:t>Metode</w:t>
             </w:r>
           </w:p>
         </w:tc>
@@ -10025,6 +11533,9 @@
             </w:tcBorders>
           </w:tcPr>
           <w:p>
+            <w:pPr>
+              <w:spacing w:after="0"/>
+            </w:pPr>
             <w:r/>
             <w:r>
               <w:rPr>
@@ -10051,6 +11562,9 @@
             </w:tcBorders>
           </w:tcPr>
           <w:p>
+            <w:pPr>
+              <w:spacing w:after="0"/>
+            </w:pPr>
             <w:r/>
             <w:r>
               <w:rPr>
@@ -10060,7 +11574,7 @@
                 <w:color w:val="0F172A"/>
                 <w:sz w:val="18"/>
               </w:rPr>
-              <w:t>Operation ID</w:t>
+              <w:t>ID Operasi</w:t>
             </w:r>
           </w:p>
         </w:tc>
@@ -10075,6 +11589,9 @@
             </w:tcBorders>
           </w:tcPr>
           <w:p>
+            <w:pPr>
+              <w:spacing w:after="0"/>
+            </w:pPr>
             <w:r/>
             <w:r>
               <w:rPr>
@@ -10102,7 +11619,7 @@
           <w:color w:val="64748B"/>
           <w:sz w:val="20"/>
         </w:rPr>
-        <w:t>Parameters</w:t>
+        <w:t>Parameter</w:t>
       </w:r>
     </w:p>
     <w:p>
@@ -10117,7 +11634,7 @@
           <w:color w:val="94A3B8"/>
           <w:sz w:val="19"/>
         </w:rPr>
-        <w:t>(none)</w:t>
+        <w:t>(tidak ada)</w:t>
       </w:r>
     </w:p>
     <w:p>
@@ -10132,7 +11649,7 @@
           <w:color w:val="64748B"/>
           <w:sz w:val="20"/>
         </w:rPr>
-        <w:t>Responses</w:t>
+        <w:t>Respons</w:t>
       </w:r>
     </w:p>
     <w:tbl>
@@ -10158,6 +11675,9 @@
             </w:tcBorders>
           </w:tcPr>
           <w:p>
+            <w:pPr>
+              <w:spacing w:after="0"/>
+            </w:pPr>
             <w:r/>
             <w:r>
               <w:rPr>
@@ -10183,6 +11703,9 @@
             </w:tcBorders>
           </w:tcPr>
           <w:p>
+            <w:pPr>
+              <w:spacing w:after="0"/>
+            </w:pPr>
             <w:r/>
             <w:r>
               <w:rPr>
@@ -10192,7 +11715,7 @@
                 <w:color w:val="FFFFFF"/>
                 <w:sz w:val="18"/>
               </w:rPr>
-              <w:t>Meaning</w:t>
+              <w:t>Artinya</w:t>
             </w:r>
           </w:p>
         </w:tc>
@@ -10210,6 +11733,9 @@
             </w:tcBorders>
           </w:tcPr>
           <w:p>
+            <w:pPr>
+              <w:spacing w:after="0"/>
+            </w:pPr>
             <w:r/>
             <w:r>
               <w:rPr>
@@ -10234,6 +11760,9 @@
             </w:tcBorders>
           </w:tcPr>
           <w:p>
+            <w:pPr>
+              <w:spacing w:after="0"/>
+            </w:pPr>
             <w:r/>
             <w:r>
               <w:rPr>
@@ -10261,6 +11790,9 @@
             </w:tcBorders>
           </w:tcPr>
           <w:p>
+            <w:pPr>
+              <w:spacing w:after="0"/>
+            </w:pPr>
             <w:r/>
             <w:r>
               <w:rPr>
@@ -10286,6 +11818,9 @@
             </w:tcBorders>
           </w:tcPr>
           <w:p>
+            <w:pPr>
+              <w:spacing w:after="0"/>
+            </w:pPr>
             <w:r/>
             <w:r>
               <w:rPr>
@@ -10303,7 +11838,159 @@
     </w:tbl>
     <w:p>
       <w:pPr>
-        <w:spacing w:before="360"/>
+        <w:spacing w:before="80"/>
+      </w:pPr>
+      <w:r>
+        <w:rPr>
+          <w:rFonts w:ascii="Calibri" w:hAnsi="Calibri"/>
+          <w:b w:val="0"/>
+          <w:i/>
+          <w:color w:val="64748B"/>
+          <w:sz w:val="17"/>
+        </w:rPr>
+        <w:t>Contoh respons 200</w:t>
+      </w:r>
+    </w:p>
+    <w:p>
+      <w:pPr>
+        <w:spacing w:before="0" w:after="120"/>
+        <w:ind w:left="120"/>
+        <w:shd w:val="clear" w:color="auto" w:fill="F8FAFC"/>
+      </w:pPr>
+      <w:r>
+        <w:rPr>
+          <w:rFonts w:ascii="Consolas" w:hAnsi="Consolas"/>
+          <w:b w:val="0"/>
+          <w:i w:val="0"/>
+          <w:color w:val="0F172A"/>
+          <w:sz w:val="17"/>
+        </w:rPr>
+        <w:t>// running</w:t>
+        <w:br/>
+      </w:r>
+      <w:r>
+        <w:rPr>
+          <w:rFonts w:ascii="Consolas" w:hAnsi="Consolas"/>
+          <w:b w:val="0"/>
+          <w:i w:val="0"/>
+          <w:color w:val="0F172A"/>
+          <w:sz w:val="17"/>
+        </w:rPr>
+        <w:t>{</w:t>
+        <w:br/>
+        <w:t xml:space="preserve">  "match": {</w:t>
+        <w:br/>
+        <w:t xml:space="preserve">    "state": "running",</w:t>
+        <w:br/>
+        <w:t xml:space="preserve">    "started_at": "2026-03-10 10:00:00+00:00",</w:t>
+        <w:br/>
+        <w:t xml:space="preserve">    "accepting_submissions": true</w:t>
+        <w:br/>
+        <w:t xml:space="preserve">  },</w:t>
+        <w:br/>
+        <w:t xml:space="preserve">  "current_tick": {</w:t>
+        <w:br/>
+        <w:t xml:space="preserve">    "id": 248,</w:t>
+        <w:br/>
+        <w:t xml:space="preserve">    "status": "completed"</w:t>
+        <w:br/>
+        <w:t xml:space="preserve">  },</w:t>
+        <w:br/>
+        <w:t xml:space="preserve">  "scheduler": {</w:t>
+        <w:br/>
+        <w:t xml:space="preserve">    "state": "running",</w:t>
+        <w:br/>
+        <w:t xml:space="preserve">    "interval_seconds": 60,</w:t>
+        <w:br/>
+        <w:t xml:space="preserve">    "last_tick_id": 248</w:t>
+        <w:br/>
+        <w:t xml:space="preserve">  },</w:t>
+        <w:br/>
+        <w:t xml:space="preserve">  "total_ticks": 248</w:t>
+        <w:br/>
+        <w:t>}</w:t>
+      </w:r>
+    </w:p>
+    <w:p>
+      <w:pPr>
+        <w:spacing w:before="80"/>
+      </w:pPr>
+      <w:r>
+        <w:rPr>
+          <w:rFonts w:ascii="Calibri" w:hAnsi="Calibri"/>
+          <w:b w:val="0"/>
+          <w:i/>
+          <w:color w:val="64748B"/>
+          <w:sz w:val="17"/>
+        </w:rPr>
+        <w:t>Contoh respons 200</w:t>
+      </w:r>
+    </w:p>
+    <w:p>
+      <w:pPr>
+        <w:spacing w:before="0" w:after="120"/>
+        <w:ind w:left="120"/>
+        <w:shd w:val="clear" w:color="auto" w:fill="F8FAFC"/>
+      </w:pPr>
+      <w:r>
+        <w:rPr>
+          <w:rFonts w:ascii="Consolas" w:hAnsi="Consolas"/>
+          <w:b w:val="0"/>
+          <w:i w:val="0"/>
+          <w:color w:val="0F172A"/>
+          <w:sz w:val="17"/>
+        </w:rPr>
+        <w:t>// finished</w:t>
+        <w:br/>
+      </w:r>
+      <w:r>
+        <w:rPr>
+          <w:rFonts w:ascii="Consolas" w:hAnsi="Consolas"/>
+          <w:b w:val="0"/>
+          <w:i w:val="0"/>
+          <w:color w:val="0F172A"/>
+          <w:sz w:val="17"/>
+        </w:rPr>
+        <w:t>{</w:t>
+        <w:br/>
+        <w:t xml:space="preserve">  "match": {</w:t>
+        <w:br/>
+        <w:t xml:space="preserve">    "state": "finished",</w:t>
+        <w:br/>
+        <w:t xml:space="preserve">    "started_at": "2026-03-10 10:00:00+00:00",</w:t>
+        <w:br/>
+        <w:t xml:space="preserve">    "ended_at": "2026-03-10 12:00:00+00:00",</w:t>
+        <w:br/>
+        <w:t xml:space="preserve">    "accepting_submissions": false</w:t>
+        <w:br/>
+        <w:t xml:space="preserve">  },</w:t>
+        <w:br/>
+        <w:t xml:space="preserve">  "current_tick": {</w:t>
+        <w:br/>
+        <w:t xml:space="preserve">    "id": 250,</w:t>
+        <w:br/>
+        <w:t xml:space="preserve">    "status": "completed"</w:t>
+        <w:br/>
+        <w:t xml:space="preserve">  },</w:t>
+        <w:br/>
+        <w:t xml:space="preserve">  "scheduler": {</w:t>
+        <w:br/>
+        <w:t xml:space="preserve">    "state": "stopped",</w:t>
+        <w:br/>
+        <w:t xml:space="preserve">    "interval_seconds": 60,</w:t>
+        <w:br/>
+        <w:t xml:space="preserve">    "last_tick_id": 250</w:t>
+        <w:br/>
+        <w:t xml:space="preserve">  },</w:t>
+        <w:br/>
+        <w:t xml:space="preserve">  "total_ticks": 250</w:t>
+        <w:br/>
+        <w:t>}</w:t>
+      </w:r>
+    </w:p>
+    <w:p>
+      <w:pPr>
+        <w:spacing w:before="400"/>
         <w:pBdr>
           <w:bottom w:val="single" w:sz="6" w:space="1" w:color="CBD5E1"/>
         </w:pBdr>
@@ -10325,6 +12012,9 @@
       </w:r>
     </w:p>
     <w:p>
+      <w:pPr>
+        <w:spacing w:after="40"/>
+      </w:pPr>
       <w:r>
         <w:rPr>
           <w:rFonts w:ascii="Calibri" w:hAnsi="Calibri"/>
@@ -10346,9 +12036,9 @@
           <w:b/>
           <w:i w:val="0"/>
           <w:color w:val="0F172A"/>
-          <w:sz w:val="24"/>
+          <w:sz w:val="22"/>
         </w:rPr>
-        <w:t>Request</w:t>
+        <w:t>Permintaan</w:t>
       </w:r>
     </w:p>
     <w:tbl>
@@ -10358,8 +12048,8 @@
         <w:tblLook w:firstColumn="1" w:firstRow="1" w:lastColumn="0" w:lastRow="0" w:noHBand="0" w:noVBand="1" w:val="04A0"/>
       </w:tblPr>
       <w:tblGrid>
-        <w:gridCol w:w="2200"/>
-        <w:gridCol w:w="7600"/>
+        <w:gridCol w:w="2400"/>
+        <w:gridCol w:w="7400"/>
       </w:tblGrid>
       <w:tr>
         <w:tc>
@@ -10386,7 +12076,7 @@
                 <w:color w:val="FFFFFF"/>
                 <w:sz w:val="18"/>
               </w:rPr>
-              <w:t>Key</w:t>
+              <w:t>Kunci</w:t>
             </w:r>
           </w:p>
         </w:tc>
@@ -10414,7 +12104,7 @@
                 <w:color w:val="FFFFFF"/>
                 <w:sz w:val="18"/>
               </w:rPr>
-              <w:t>Value</w:t>
+              <w:t>Nilai</w:t>
             </w:r>
           </w:p>
         </w:tc>
@@ -10431,6 +12121,9 @@
             </w:tcBorders>
           </w:tcPr>
           <w:p>
+            <w:pPr>
+              <w:spacing w:after="0"/>
+            </w:pPr>
             <w:r/>
             <w:r>
               <w:rPr>
@@ -10440,7 +12133,7 @@
                 <w:color w:val="0F172A"/>
                 <w:sz w:val="18"/>
               </w:rPr>
-              <w:t>Authentication</w:t>
+              <w:t>Autentikasi</w:t>
             </w:r>
           </w:p>
         </w:tc>
@@ -10455,6 +12148,9 @@
             </w:tcBorders>
           </w:tcPr>
           <w:p>
+            <w:pPr>
+              <w:spacing w:after="0"/>
+            </w:pPr>
             <w:r/>
             <w:r>
               <w:rPr>
@@ -10464,7 +12160,7 @@
                 <w:color w:val="1F2937"/>
                 <w:sz w:val="19"/>
               </w:rPr>
-              <w:t>Bearer &lt;token&gt; (required)</w:t>
+              <w:t>Bearer &lt;token&gt; (wajib)</w:t>
             </w:r>
           </w:p>
         </w:tc>
@@ -10482,6 +12178,9 @@
             </w:tcBorders>
           </w:tcPr>
           <w:p>
+            <w:pPr>
+              <w:spacing w:after="0"/>
+            </w:pPr>
             <w:r/>
             <w:r>
               <w:rPr>
@@ -10491,7 +12190,7 @@
                 <w:color w:val="0F172A"/>
                 <w:sz w:val="18"/>
               </w:rPr>
-              <w:t>Method</w:t>
+              <w:t>Metode</w:t>
             </w:r>
           </w:p>
         </w:tc>
@@ -10507,6 +12206,9 @@
             </w:tcBorders>
           </w:tcPr>
           <w:p>
+            <w:pPr>
+              <w:spacing w:after="0"/>
+            </w:pPr>
             <w:r/>
             <w:r>
               <w:rPr>
@@ -10533,6 +12235,9 @@
             </w:tcBorders>
           </w:tcPr>
           <w:p>
+            <w:pPr>
+              <w:spacing w:after="0"/>
+            </w:pPr>
             <w:r/>
             <w:r>
               <w:rPr>
@@ -10542,7 +12247,7 @@
                 <w:color w:val="0F172A"/>
                 <w:sz w:val="18"/>
               </w:rPr>
-              <w:t>Operation ID</w:t>
+              <w:t>ID Operasi</w:t>
             </w:r>
           </w:p>
         </w:tc>
@@ -10557,6 +12262,9 @@
             </w:tcBorders>
           </w:tcPr>
           <w:p>
+            <w:pPr>
+              <w:spacing w:after="0"/>
+            </w:pPr>
             <w:r/>
             <w:r>
               <w:rPr>
@@ -10584,7 +12292,7 @@
           <w:color w:val="64748B"/>
           <w:sz w:val="20"/>
         </w:rPr>
-        <w:t>Parameters</w:t>
+        <w:t>Parameter</w:t>
       </w:r>
     </w:p>
     <w:p>
@@ -10599,7 +12307,7 @@
           <w:color w:val="94A3B8"/>
           <w:sz w:val="19"/>
         </w:rPr>
-        <w:t>(none)</w:t>
+        <w:t>(tidak ada)</w:t>
       </w:r>
     </w:p>
     <w:p>
@@ -10614,7 +12322,7 @@
           <w:color w:val="64748B"/>
           <w:sz w:val="20"/>
         </w:rPr>
-        <w:t>Responses</w:t>
+        <w:t>Respons</w:t>
       </w:r>
     </w:p>
     <w:tbl>
@@ -10640,6 +12348,9 @@
             </w:tcBorders>
           </w:tcPr>
           <w:p>
+            <w:pPr>
+              <w:spacing w:after="0"/>
+            </w:pPr>
             <w:r/>
             <w:r>
               <w:rPr>
@@ -10665,6 +12376,9 @@
             </w:tcBorders>
           </w:tcPr>
           <w:p>
+            <w:pPr>
+              <w:spacing w:after="0"/>
+            </w:pPr>
             <w:r/>
             <w:r>
               <w:rPr>
@@ -10674,7 +12388,7 @@
                 <w:color w:val="FFFFFF"/>
                 <w:sz w:val="18"/>
               </w:rPr>
-              <w:t>Meaning</w:t>
+              <w:t>Artinya</w:t>
             </w:r>
           </w:p>
         </w:tc>
@@ -10692,6 +12406,9 @@
             </w:tcBorders>
           </w:tcPr>
           <w:p>
+            <w:pPr>
+              <w:spacing w:after="0"/>
+            </w:pPr>
             <w:r/>
             <w:r>
               <w:rPr>
@@ -10716,6 +12433,9 @@
             </w:tcBorders>
           </w:tcPr>
           <w:p>
+            <w:pPr>
+              <w:spacing w:after="0"/>
+            </w:pPr>
             <w:r/>
             <w:r>
               <w:rPr>
@@ -10743,6 +12463,9 @@
             </w:tcBorders>
           </w:tcPr>
           <w:p>
+            <w:pPr>
+              <w:spacing w:after="0"/>
+            </w:pPr>
             <w:r/>
             <w:r>
               <w:rPr>
@@ -10768,6 +12491,9 @@
             </w:tcBorders>
           </w:tcPr>
           <w:p>
+            <w:pPr>
+              <w:spacing w:after="0"/>
+            </w:pPr>
             <w:r/>
             <w:r>
               <w:rPr>
@@ -10783,6 +12509,69 @@
         </w:tc>
       </w:tr>
     </w:tbl>
+    <w:p>
+      <w:pPr>
+        <w:spacing w:before="80"/>
+      </w:pPr>
+      <w:r>
+        <w:rPr>
+          <w:rFonts w:ascii="Calibri" w:hAnsi="Calibri"/>
+          <w:b w:val="0"/>
+          <w:i/>
+          <w:color w:val="64748B"/>
+          <w:sz w:val="17"/>
+        </w:rPr>
+        <w:t>Contoh respons 200</w:t>
+      </w:r>
+    </w:p>
+    <w:p>
+      <w:pPr>
+        <w:spacing w:before="0" w:after="120"/>
+        <w:ind w:left="120"/>
+        <w:shd w:val="clear" w:color="auto" w:fill="F8FAFC"/>
+      </w:pPr>
+      <w:r>
+        <w:rPr>
+          <w:rFonts w:ascii="Consolas" w:hAnsi="Consolas"/>
+          <w:b w:val="0"/>
+          <w:i w:val="0"/>
+          <w:color w:val="0F172A"/>
+          <w:sz w:val="17"/>
+        </w:rPr>
+        <w:t>// default</w:t>
+        <w:br/>
+      </w:r>
+      <w:r>
+        <w:rPr>
+          <w:rFonts w:ascii="Consolas" w:hAnsi="Consolas"/>
+          <w:b w:val="0"/>
+          <w:i w:val="0"/>
+          <w:color w:val="0F172A"/>
+          <w:sz w:val="17"/>
+        </w:rPr>
+        <w:t>[</w:t>
+        <w:br/>
+        <w:t xml:space="preserve">  {</w:t>
+        <w:br/>
+        <w:t xml:space="preserve">    "rank": 1,</w:t>
+        <w:br/>
+        <w:t xml:space="preserve">    "team": "Team Alpha",</w:t>
+        <w:br/>
+        <w:t xml:space="preserve">    "attack": 1840,</w:t>
+        <w:br/>
+        <w:t xml:space="preserve">    "defense": 910,</w:t>
+        <w:br/>
+        <w:t xml:space="preserve">    "sla": 780,</w:t>
+        <w:br/>
+        <w:t xml:space="preserve">    "total": 3530,</w:t>
+        <w:br/>
+        <w:t xml:space="preserve">    "delta": "+2"</w:t>
+        <w:br/>
+        <w:t xml:space="preserve">  }</w:t>
+        <w:br/>
+        <w:t>]</w:t>
+      </w:r>
+    </w:p>
     <w:p>
       <w:pPr>
         <w:spacing w:before="360"/>
@@ -10795,7 +12584,7 @@
           <w:color w:val="0F172A"/>
           <w:sz w:val="32"/>
         </w:rPr>
-        <w:t>Flag submission</w:t>
+        <w:t>Submit Flag</w:t>
       </w:r>
     </w:p>
     <w:p>
@@ -10807,7 +12596,7 @@
     </w:p>
     <w:p>
       <w:pPr>
-        <w:spacing w:before="360"/>
+        <w:spacing w:before="400"/>
         <w:pBdr>
           <w:bottom w:val="single" w:sz="6" w:space="1" w:color="CBD5E1"/>
         </w:pBdr>
@@ -10829,6 +12618,9 @@
       </w:r>
     </w:p>
     <w:p>
+      <w:pPr>
+        <w:spacing w:after="40"/>
+      </w:pPr>
       <w:r>
         <w:rPr>
           <w:rFonts w:ascii="Calibri" w:hAnsi="Calibri"/>
@@ -10853,7 +12645,6 @@
           <w:sz w:val="20"/>
         </w:rPr>
         <w:t>Submit one or more candidate flags. The request succeeds at the HTTP layer when the batch is processed; each flag receives its own result.</w:t>
-        <w:br/>
       </w:r>
     </w:p>
     <w:p>
@@ -10866,9 +12657,9 @@
           <w:b/>
           <w:i w:val="0"/>
           <w:color w:val="0F172A"/>
-          <w:sz w:val="24"/>
+          <w:sz w:val="22"/>
         </w:rPr>
-        <w:t>Request</w:t>
+        <w:t>Permintaan</w:t>
       </w:r>
     </w:p>
     <w:tbl>
@@ -10878,8 +12669,8 @@
         <w:tblLook w:firstColumn="1" w:firstRow="1" w:lastColumn="0" w:lastRow="0" w:noHBand="0" w:noVBand="1" w:val="04A0"/>
       </w:tblPr>
       <w:tblGrid>
-        <w:gridCol w:w="2200"/>
-        <w:gridCol w:w="7600"/>
+        <w:gridCol w:w="2400"/>
+        <w:gridCol w:w="7400"/>
       </w:tblGrid>
       <w:tr>
         <w:tc>
@@ -10906,7 +12697,7 @@
                 <w:color w:val="FFFFFF"/>
                 <w:sz w:val="18"/>
               </w:rPr>
-              <w:t>Key</w:t>
+              <w:t>Kunci</w:t>
             </w:r>
           </w:p>
         </w:tc>
@@ -10934,7 +12725,7 @@
                 <w:color w:val="FFFFFF"/>
                 <w:sz w:val="18"/>
               </w:rPr>
-              <w:t>Value</w:t>
+              <w:t>Nilai</w:t>
             </w:r>
           </w:p>
         </w:tc>
@@ -10951,6 +12742,9 @@
             </w:tcBorders>
           </w:tcPr>
           <w:p>
+            <w:pPr>
+              <w:spacing w:after="0"/>
+            </w:pPr>
             <w:r/>
             <w:r>
               <w:rPr>
@@ -10960,7 +12754,7 @@
                 <w:color w:val="0F172A"/>
                 <w:sz w:val="18"/>
               </w:rPr>
-              <w:t>Authentication</w:t>
+              <w:t>Autentikasi</w:t>
             </w:r>
           </w:p>
         </w:tc>
@@ -10975,6 +12769,9 @@
             </w:tcBorders>
           </w:tcPr>
           <w:p>
+            <w:pPr>
+              <w:spacing w:after="0"/>
+            </w:pPr>
             <w:r/>
             <w:r>
               <w:rPr>
@@ -10984,7 +12781,7 @@
                 <w:color w:val="1F2937"/>
                 <w:sz w:val="19"/>
               </w:rPr>
-              <w:t>Bearer &lt;token&gt; (required)</w:t>
+              <w:t>Bearer &lt;token&gt; (wajib)</w:t>
             </w:r>
           </w:p>
         </w:tc>
@@ -11002,6 +12799,9 @@
             </w:tcBorders>
           </w:tcPr>
           <w:p>
+            <w:pPr>
+              <w:spacing w:after="0"/>
+            </w:pPr>
             <w:r/>
             <w:r>
               <w:rPr>
@@ -11011,7 +12811,7 @@
                 <w:color w:val="0F172A"/>
                 <w:sz w:val="18"/>
               </w:rPr>
-              <w:t>Method</w:t>
+              <w:t>Metode</w:t>
             </w:r>
           </w:p>
         </w:tc>
@@ -11027,6 +12827,9 @@
             </w:tcBorders>
           </w:tcPr>
           <w:p>
+            <w:pPr>
+              <w:spacing w:after="0"/>
+            </w:pPr>
             <w:r/>
             <w:r>
               <w:rPr>
@@ -11053,6 +12856,9 @@
             </w:tcBorders>
           </w:tcPr>
           <w:p>
+            <w:pPr>
+              <w:spacing w:after="0"/>
+            </w:pPr>
             <w:r/>
             <w:r>
               <w:rPr>
@@ -11062,7 +12868,7 @@
                 <w:color w:val="0F172A"/>
                 <w:sz w:val="18"/>
               </w:rPr>
-              <w:t>Operation ID</w:t>
+              <w:t>ID Operasi</w:t>
             </w:r>
           </w:p>
         </w:tc>
@@ -11077,6 +12883,9 @@
             </w:tcBorders>
           </w:tcPr>
           <w:p>
+            <w:pPr>
+              <w:spacing w:after="0"/>
+            </w:pPr>
             <w:r/>
             <w:r>
               <w:rPr>
@@ -11104,7 +12913,7 @@
           <w:color w:val="64748B"/>
           <w:sz w:val="20"/>
         </w:rPr>
-        <w:t>Parameters</w:t>
+        <w:t>Parameter</w:t>
       </w:r>
     </w:p>
     <w:p>
@@ -11119,7 +12928,7 @@
           <w:color w:val="94A3B8"/>
           <w:sz w:val="19"/>
         </w:rPr>
-        <w:t>(none)</w:t>
+        <w:t>(tidak ada)</w:t>
       </w:r>
     </w:p>
     <w:p>
@@ -11134,7 +12943,7 @@
           <w:color w:val="64748B"/>
           <w:sz w:val="20"/>
         </w:rPr>
-        <w:t>Request body</w:t>
+        <w:t>Body Permintaan</w:t>
       </w:r>
     </w:p>
     <w:p>
@@ -11149,7 +12958,7 @@
           <w:color w:val="94A3B8"/>
           <w:sz w:val="19"/>
         </w:rPr>
-        <w:t>(empty body)</w:t>
+        <w:t>(body kosong)</w:t>
       </w:r>
     </w:p>
     <w:p>
@@ -11164,7 +12973,7 @@
           <w:color w:val="64748B"/>
           <w:sz w:val="20"/>
         </w:rPr>
-        <w:t>Responses</w:t>
+        <w:t>Respons</w:t>
       </w:r>
     </w:p>
     <w:tbl>
@@ -11190,6 +12999,9 @@
             </w:tcBorders>
           </w:tcPr>
           <w:p>
+            <w:pPr>
+              <w:spacing w:after="0"/>
+            </w:pPr>
             <w:r/>
             <w:r>
               <w:rPr>
@@ -11215,6 +13027,9 @@
             </w:tcBorders>
           </w:tcPr>
           <w:p>
+            <w:pPr>
+              <w:spacing w:after="0"/>
+            </w:pPr>
             <w:r/>
             <w:r>
               <w:rPr>
@@ -11224,7 +13039,7 @@
                 <w:color w:val="FFFFFF"/>
                 <w:sz w:val="18"/>
               </w:rPr>
-              <w:t>Meaning</w:t>
+              <w:t>Artinya</w:t>
             </w:r>
           </w:p>
         </w:tc>
@@ -11242,6 +13057,9 @@
             </w:tcBorders>
           </w:tcPr>
           <w:p>
+            <w:pPr>
+              <w:spacing w:after="0"/>
+            </w:pPr>
             <w:r/>
             <w:r>
               <w:rPr>
@@ -11266,6 +13084,9 @@
             </w:tcBorders>
           </w:tcPr>
           <w:p>
+            <w:pPr>
+              <w:spacing w:after="0"/>
+            </w:pPr>
             <w:r/>
             <w:r>
               <w:rPr>
@@ -11293,6 +13114,9 @@
             </w:tcBorders>
           </w:tcPr>
           <w:p>
+            <w:pPr>
+              <w:spacing w:after="0"/>
+            </w:pPr>
             <w:r/>
             <w:r>
               <w:rPr>
@@ -11318,6 +13142,9 @@
             </w:tcBorders>
           </w:tcPr>
           <w:p>
+            <w:pPr>
+              <w:spacing w:after="0"/>
+            </w:pPr>
             <w:r/>
             <w:r>
               <w:rPr>
@@ -11345,6 +13172,9 @@
             </w:tcBorders>
           </w:tcPr>
           <w:p>
+            <w:pPr>
+              <w:spacing w:after="0"/>
+            </w:pPr>
             <w:r/>
             <w:r>
               <w:rPr>
@@ -11369,6 +13199,9 @@
             </w:tcBorders>
           </w:tcPr>
           <w:p>
+            <w:pPr>
+              <w:spacing w:after="0"/>
+            </w:pPr>
             <w:r/>
             <w:r>
               <w:rPr>
@@ -11396,6 +13229,9 @@
             </w:tcBorders>
           </w:tcPr>
           <w:p>
+            <w:pPr>
+              <w:spacing w:after="0"/>
+            </w:pPr>
             <w:r/>
             <w:r>
               <w:rPr>
@@ -11421,6 +13257,9 @@
             </w:tcBorders>
           </w:tcPr>
           <w:p>
+            <w:pPr>
+              <w:spacing w:after="0"/>
+            </w:pPr>
             <w:r/>
             <w:r>
               <w:rPr>
@@ -11436,6 +13275,89 @@
         </w:tc>
       </w:tr>
     </w:tbl>
+    <w:p>
+      <w:pPr>
+        <w:spacing w:before="80"/>
+      </w:pPr>
+      <w:r>
+        <w:rPr>
+          <w:rFonts w:ascii="Calibri" w:hAnsi="Calibri"/>
+          <w:b w:val="0"/>
+          <w:i/>
+          <w:color w:val="64748B"/>
+          <w:sz w:val="17"/>
+        </w:rPr>
+        <w:t>Contoh respons 200</w:t>
+      </w:r>
+    </w:p>
+    <w:p>
+      <w:pPr>
+        <w:spacing w:before="0" w:after="120"/>
+        <w:ind w:left="120"/>
+        <w:shd w:val="clear" w:color="auto" w:fill="F8FAFC"/>
+      </w:pPr>
+      <w:r>
+        <w:rPr>
+          <w:rFonts w:ascii="Consolas" w:hAnsi="Consolas"/>
+          <w:b w:val="0"/>
+          <w:i w:val="0"/>
+          <w:color w:val="0F172A"/>
+          <w:sz w:val="17"/>
+        </w:rPr>
+        <w:t>// default</w:t>
+        <w:br/>
+      </w:r>
+      <w:r>
+        <w:rPr>
+          <w:rFonts w:ascii="Consolas" w:hAnsi="Consolas"/>
+          <w:b w:val="0"/>
+          <w:i w:val="0"/>
+          <w:color w:val="0F172A"/>
+          <w:sz w:val="17"/>
+        </w:rPr>
+        <w:t>{</w:t>
+        <w:br/>
+        <w:t xml:space="preserve">  "results": [</w:t>
+        <w:br/>
+        <w:t xml:space="preserve">    {</w:t>
+        <w:br/>
+        <w:t xml:space="preserve">      "flag": "PLAYIT{Zm9vOmJhcjoxMjM0NTY3ODkw.YWJjZGVm}",</w:t>
+        <w:br/>
+        <w:t xml:space="preserve">      "status": "invalid",</w:t>
+        <w:br/>
+        <w:t xml:space="preserve">      "detail": "flag is wrong or expired."</w:t>
+        <w:br/>
+        <w:t xml:space="preserve">    },</w:t>
+        <w:br/>
+        <w:t xml:space="preserve">    {</w:t>
+        <w:br/>
+        <w:t xml:space="preserve">      "flag": "PLAYIT{eHl6OmJhcjoxMjM0NTY3ODkw.bXlrZXlz}",</w:t>
+        <w:br/>
+        <w:t xml:space="preserve">      "status": "accepted",</w:t>
+        <w:br/>
+        <w:t xml:space="preserve">      "detail": "flag is correct."</w:t>
+        <w:br/>
+        <w:t xml:space="preserve">    },</w:t>
+        <w:br/>
+        <w:t xml:space="preserve">    {</w:t>
+        <w:br/>
+        <w:t xml:space="preserve">      "flag": "PLAYIT{eHl6OmJhcjoxMjM0NTY3ODkw.bXlrZXlz}",</w:t>
+        <w:br/>
+        <w:t xml:space="preserve">      "status": "duplicate",</w:t>
+        <w:br/>
+        <w:t xml:space="preserve">      "detail": "flag already submitted."</w:t>
+        <w:br/>
+        <w:t xml:space="preserve">    }</w:t>
+        <w:br/>
+        <w:t xml:space="preserve">  ],</w:t>
+        <w:br/>
+        <w:t xml:space="preserve">  "accepted_count": 1,</w:t>
+        <w:br/>
+        <w:t xml:space="preserve">  "rejected_count": 2</w:t>
+        <w:br/>
+        <w:t>}</w:t>
+      </w:r>
+    </w:p>
     <w:p>
       <w:r>
         <w:br w:type="page"/>
@@ -11450,7 +13372,7 @@
           <w:color w:val="0F172A"/>
           <w:sz w:val="44"/>
         </w:rPr>
-        <w:t>4. Schema reference</w:t>
+        <w:t>4.  Referensi Skema</w:t>
       </w:r>
     </w:p>
     <w:p>
@@ -11465,7 +13387,7 @@
           <w:color w:val="1F2937"/>
           <w:sz w:val="20"/>
         </w:rPr>
-        <w:t xml:space="preserve">Component schemas referenced by the endpoints above. Required fields are marked with </w:t>
+        <w:t xml:space="preserve">Skema komponen yang dirujuk oleh endpoint di atas. Field wajib ditandai </w:t>
       </w:r>
       <w:r>
         <w:rPr>
@@ -11475,7 +13397,7 @@
           <w:color w:val="B45309"/>
           <w:sz w:val="20"/>
         </w:rPr>
-        <w:t>yes</w:t>
+        <w:t>ya</w:t>
       </w:r>
       <w:r>
         <w:rPr>
@@ -11485,7 +13407,27 @@
           <w:color w:val="1F2937"/>
           <w:sz w:val="20"/>
         </w:rPr>
-        <w:t xml:space="preserve"> in the Required column.</w:t>
+        <w:t xml:space="preserve"> di kolom Wajib. Skema yang dirujuk sebagai </w:t>
+      </w:r>
+      <w:r>
+        <w:rPr>
+          <w:rFonts w:ascii="Consolas" w:hAnsi="Consolas"/>
+          <w:b w:val="0"/>
+          <w:i w:val="0"/>
+          <w:color w:val="0F172A"/>
+          <w:sz w:val="20"/>
+        </w:rPr>
+        <w:t>$ref</w:t>
+      </w:r>
+      <w:r>
+        <w:rPr>
+          <w:rFonts w:ascii="Calibri" w:hAnsi="Calibri"/>
+          <w:b w:val="0"/>
+          <w:i w:val="0"/>
+          <w:color w:val="1F2937"/>
+          <w:sz w:val="20"/>
+        </w:rPr>
+        <w:t xml:space="preserve"> ditampilkan sebagai nama referensinya saja.</w:t>
       </w:r>
     </w:p>
     <w:p>
@@ -11510,8 +13452,8 @@
         <w:tblLook w:firstColumn="1" w:firstRow="1" w:lastColumn="0" w:lastRow="0" w:noHBand="0" w:noVBand="1" w:val="04A0"/>
       </w:tblPr>
       <w:tblGrid>
-        <w:gridCol w:w="3200"/>
-        <w:gridCol w:w="6600"/>
+        <w:gridCol w:w="3400"/>
+        <w:gridCol w:w="6400"/>
       </w:tblGrid>
       <w:tr>
         <w:tc>
@@ -11526,6 +13468,9 @@
             </w:tcBorders>
           </w:tcPr>
           <w:p>
+            <w:pPr>
+              <w:spacing w:after="0"/>
+            </w:pPr>
             <w:r/>
             <w:r>
               <w:rPr>
@@ -11551,6 +13496,9 @@
             </w:tcBorders>
           </w:tcPr>
           <w:p>
+            <w:pPr>
+              <w:spacing w:after="0"/>
+            </w:pPr>
             <w:r/>
             <w:r>
               <w:rPr>
@@ -11560,7 +13508,7 @@
                 <w:color w:val="FFFFFF"/>
                 <w:sz w:val="18"/>
               </w:rPr>
-              <w:t>Type</w:t>
+              <w:t>Tipe</w:t>
             </w:r>
           </w:p>
         </w:tc>
@@ -11578,6 +13526,9 @@
             </w:tcBorders>
           </w:tcPr>
           <w:p>
+            <w:pPr>
+              <w:spacing w:after="0"/>
+            </w:pPr>
             <w:r/>
             <w:r>
               <w:rPr>
@@ -11602,6 +13553,9 @@
             </w:tcBorders>
           </w:tcPr>
           <w:p>
+            <w:pPr>
+              <w:spacing w:after="0"/>
+            </w:pPr>
             <w:r/>
             <w:r>
               <w:rPr>
@@ -11629,6 +13583,9 @@
             </w:tcBorders>
           </w:tcPr>
           <w:p>
+            <w:pPr>
+              <w:spacing w:after="0"/>
+            </w:pPr>
             <w:r/>
             <w:r>
               <w:rPr>
@@ -11653,6 +13610,9 @@
             </w:tcBorders>
           </w:tcPr>
           <w:p>
+            <w:pPr>
+              <w:spacing w:after="0"/>
+            </w:pPr>
             <w:r/>
             <w:r>
               <w:rPr>
@@ -11680,6 +13640,9 @@
             </w:tcBorders>
           </w:tcPr>
           <w:p>
+            <w:pPr>
+              <w:spacing w:after="0"/>
+            </w:pPr>
             <w:r/>
             <w:r>
               <w:rPr>
@@ -11704,6 +13667,9 @@
             </w:tcBorders>
           </w:tcPr>
           <w:p>
+            <w:pPr>
+              <w:spacing w:after="0"/>
+            </w:pPr>
             <w:r/>
             <w:r>
               <w:rPr>
@@ -11731,6 +13697,9 @@
             </w:tcBorders>
           </w:tcPr>
           <w:p>
+            <w:pPr>
+              <w:spacing w:after="0"/>
+            </w:pPr>
             <w:r/>
             <w:r>
               <w:rPr>
@@ -11755,6 +13724,9 @@
             </w:tcBorders>
           </w:tcPr>
           <w:p>
+            <w:pPr>
+              <w:spacing w:after="0"/>
+            </w:pPr>
             <w:r/>
             <w:r>
               <w:rPr>
@@ -11782,6 +13754,9 @@
             </w:tcBorders>
           </w:tcPr>
           <w:p>
+            <w:pPr>
+              <w:spacing w:after="0"/>
+            </w:pPr>
             <w:r/>
             <w:r>
               <w:rPr>
@@ -11806,6 +13781,9 @@
             </w:tcBorders>
           </w:tcPr>
           <w:p>
+            <w:pPr>
+              <w:spacing w:after="0"/>
+            </w:pPr>
             <w:r/>
             <w:r>
               <w:rPr>
@@ -11833,6 +13811,9 @@
             </w:tcBorders>
           </w:tcPr>
           <w:p>
+            <w:pPr>
+              <w:spacing w:after="0"/>
+            </w:pPr>
             <w:r/>
             <w:r>
               <w:rPr>
@@ -11857,6 +13838,9 @@
             </w:tcBorders>
           </w:tcPr>
           <w:p>
+            <w:pPr>
+              <w:spacing w:after="0"/>
+            </w:pPr>
             <w:r/>
             <w:r>
               <w:rPr>
@@ -11894,8 +13878,8 @@
         <w:tblLook w:firstColumn="1" w:firstRow="1" w:lastColumn="0" w:lastRow="0" w:noHBand="0" w:noVBand="1" w:val="04A0"/>
       </w:tblPr>
       <w:tblGrid>
-        <w:gridCol w:w="3200"/>
-        <w:gridCol w:w="6600"/>
+        <w:gridCol w:w="3400"/>
+        <w:gridCol w:w="6400"/>
       </w:tblGrid>
       <w:tr>
         <w:tc>
@@ -11910,6 +13894,9 @@
             </w:tcBorders>
           </w:tcPr>
           <w:p>
+            <w:pPr>
+              <w:spacing w:after="0"/>
+            </w:pPr>
             <w:r/>
             <w:r>
               <w:rPr>
@@ -11935,6 +13922,9 @@
             </w:tcBorders>
           </w:tcPr>
           <w:p>
+            <w:pPr>
+              <w:spacing w:after="0"/>
+            </w:pPr>
             <w:r/>
             <w:r>
               <w:rPr>
@@ -11944,7 +13934,7 @@
                 <w:color w:val="FFFFFF"/>
                 <w:sz w:val="18"/>
               </w:rPr>
-              <w:t>Type</w:t>
+              <w:t>Tipe</w:t>
             </w:r>
           </w:p>
         </w:tc>
@@ -11962,6 +13952,9 @@
             </w:tcBorders>
           </w:tcPr>
           <w:p>
+            <w:pPr>
+              <w:spacing w:after="0"/>
+            </w:pPr>
             <w:r/>
             <w:r>
               <w:rPr>
@@ -11986,6 +13979,9 @@
             </w:tcBorders>
           </w:tcPr>
           <w:p>
+            <w:pPr>
+              <w:spacing w:after="0"/>
+            </w:pPr>
             <w:r/>
             <w:r>
               <w:rPr>
@@ -12013,6 +14009,9 @@
             </w:tcBorders>
           </w:tcPr>
           <w:p>
+            <w:pPr>
+              <w:spacing w:after="0"/>
+            </w:pPr>
             <w:r/>
             <w:r>
               <w:rPr>
@@ -12037,6 +14036,9 @@
             </w:tcBorders>
           </w:tcPr>
           <w:p>
+            <w:pPr>
+              <w:spacing w:after="0"/>
+            </w:pPr>
             <w:r/>
             <w:r>
               <w:rPr>
@@ -12064,6 +14066,9 @@
             </w:tcBorders>
           </w:tcPr>
           <w:p>
+            <w:pPr>
+              <w:spacing w:after="0"/>
+            </w:pPr>
             <w:r/>
             <w:r>
               <w:rPr>
@@ -12088,6 +14093,9 @@
             </w:tcBorders>
           </w:tcPr>
           <w:p>
+            <w:pPr>
+              <w:spacing w:after="0"/>
+            </w:pPr>
             <w:r/>
             <w:r>
               <w:rPr>
@@ -12125,8 +14133,8 @@
         <w:tblLook w:firstColumn="1" w:firstRow="1" w:lastColumn="0" w:lastRow="0" w:noHBand="0" w:noVBand="1" w:val="04A0"/>
       </w:tblPr>
       <w:tblGrid>
-        <w:gridCol w:w="3200"/>
-        <w:gridCol w:w="6600"/>
+        <w:gridCol w:w="3400"/>
+        <w:gridCol w:w="6400"/>
       </w:tblGrid>
       <w:tr>
         <w:tc>
@@ -12141,6 +14149,9 @@
             </w:tcBorders>
           </w:tcPr>
           <w:p>
+            <w:pPr>
+              <w:spacing w:after="0"/>
+            </w:pPr>
             <w:r/>
             <w:r>
               <w:rPr>
@@ -12166,6 +14177,9 @@
             </w:tcBorders>
           </w:tcPr>
           <w:p>
+            <w:pPr>
+              <w:spacing w:after="0"/>
+            </w:pPr>
             <w:r/>
             <w:r>
               <w:rPr>
@@ -12175,7 +14189,7 @@
                 <w:color w:val="FFFFFF"/>
                 <w:sz w:val="18"/>
               </w:rPr>
-              <w:t>Type</w:t>
+              <w:t>Tipe</w:t>
             </w:r>
           </w:p>
         </w:tc>
@@ -12192,6 +14206,9 @@
             </w:tcBorders>
           </w:tcPr>
           <w:p>
+            <w:pPr>
+              <w:spacing w:after="0"/>
+            </w:pPr>
             <w:r/>
             <w:r>
               <w:rPr>
@@ -12216,6 +14233,9 @@
             </w:tcBorders>
           </w:tcPr>
           <w:p>
+            <w:pPr>
+              <w:spacing w:after="0"/>
+            </w:pPr>
             <w:r/>
             <w:r>
               <w:rPr>
@@ -12243,6 +14263,9 @@
             </w:tcBorders>
           </w:tcPr>
           <w:p>
+            <w:pPr>
+              <w:spacing w:after="0"/>
+            </w:pPr>
             <w:r/>
             <w:r>
               <w:rPr>
@@ -12268,6 +14291,9 @@
             </w:tcBorders>
           </w:tcPr>
           <w:p>
+            <w:pPr>
+              <w:spacing w:after="0"/>
+            </w:pPr>
             <w:r/>
             <w:r>
               <w:rPr>
@@ -12294,6 +14320,9 @@
             </w:tcBorders>
           </w:tcPr>
           <w:p>
+            <w:pPr>
+              <w:spacing w:after="0"/>
+            </w:pPr>
             <w:r/>
             <w:r>
               <w:rPr>
@@ -12318,6 +14347,9 @@
             </w:tcBorders>
           </w:tcPr>
           <w:p>
+            <w:pPr>
+              <w:spacing w:after="0"/>
+            </w:pPr>
             <w:r/>
             <w:r>
               <w:rPr>
@@ -12345,6 +14377,9 @@
             </w:tcBorders>
           </w:tcPr>
           <w:p>
+            <w:pPr>
+              <w:spacing w:after="0"/>
+            </w:pPr>
             <w:r/>
             <w:r>
               <w:rPr>
@@ -12369,6 +14404,9 @@
             </w:tcBorders>
           </w:tcPr>
           <w:p>
+            <w:pPr>
+              <w:spacing w:after="0"/>
+            </w:pPr>
             <w:r/>
             <w:r>
               <w:rPr>
@@ -12406,8 +14444,8 @@
         <w:tblLook w:firstColumn="1" w:firstRow="1" w:lastColumn="0" w:lastRow="0" w:noHBand="0" w:noVBand="1" w:val="04A0"/>
       </w:tblPr>
       <w:tblGrid>
-        <w:gridCol w:w="3200"/>
-        <w:gridCol w:w="6600"/>
+        <w:gridCol w:w="3400"/>
+        <w:gridCol w:w="6400"/>
       </w:tblGrid>
       <w:tr>
         <w:tc>
@@ -12422,6 +14460,9 @@
             </w:tcBorders>
           </w:tcPr>
           <w:p>
+            <w:pPr>
+              <w:spacing w:after="0"/>
+            </w:pPr>
             <w:r/>
             <w:r>
               <w:rPr>
@@ -12447,6 +14488,9 @@
             </w:tcBorders>
           </w:tcPr>
           <w:p>
+            <w:pPr>
+              <w:spacing w:after="0"/>
+            </w:pPr>
             <w:r/>
             <w:r>
               <w:rPr>
@@ -12456,7 +14500,7 @@
                 <w:color w:val="FFFFFF"/>
                 <w:sz w:val="18"/>
               </w:rPr>
-              <w:t>Type</w:t>
+              <w:t>Tipe</w:t>
             </w:r>
           </w:p>
         </w:tc>
@@ -12474,6 +14518,9 @@
             </w:tcBorders>
           </w:tcPr>
           <w:p>
+            <w:pPr>
+              <w:spacing w:after="0"/>
+            </w:pPr>
             <w:r/>
             <w:r>
               <w:rPr>
@@ -12498,6 +14545,9 @@
             </w:tcBorders>
           </w:tcPr>
           <w:p>
+            <w:pPr>
+              <w:spacing w:after="0"/>
+            </w:pPr>
             <w:r/>
             <w:r>
               <w:rPr>
@@ -12525,6 +14575,9 @@
             </w:tcBorders>
           </w:tcPr>
           <w:p>
+            <w:pPr>
+              <w:spacing w:after="0"/>
+            </w:pPr>
             <w:r/>
             <w:r>
               <w:rPr>
@@ -12550,6 +14603,9 @@
             </w:tcBorders>
           </w:tcPr>
           <w:p>
+            <w:pPr>
+              <w:spacing w:after="0"/>
+            </w:pPr>
             <w:r/>
             <w:r>
               <w:rPr>
@@ -12576,6 +14632,9 @@
             </w:tcBorders>
           </w:tcPr>
           <w:p>
+            <w:pPr>
+              <w:spacing w:after="0"/>
+            </w:pPr>
             <w:r/>
             <w:r>
               <w:rPr>
@@ -12600,6 +14659,9 @@
             </w:tcBorders>
           </w:tcPr>
           <w:p>
+            <w:pPr>
+              <w:spacing w:after="0"/>
+            </w:pPr>
             <w:r/>
             <w:r>
               <w:rPr>
@@ -12627,6 +14689,9 @@
             </w:tcBorders>
           </w:tcPr>
           <w:p>
+            <w:pPr>
+              <w:spacing w:after="0"/>
+            </w:pPr>
             <w:r/>
             <w:r>
               <w:rPr>
@@ -12652,6 +14717,9 @@
             </w:tcBorders>
           </w:tcPr>
           <w:p>
+            <w:pPr>
+              <w:spacing w:after="0"/>
+            </w:pPr>
             <w:r/>
             <w:r>
               <w:rPr>
@@ -12678,6 +14746,9 @@
             </w:tcBorders>
           </w:tcPr>
           <w:p>
+            <w:pPr>
+              <w:spacing w:after="0"/>
+            </w:pPr>
             <w:r/>
             <w:r>
               <w:rPr>
@@ -12702,6 +14773,9 @@
             </w:tcBorders>
           </w:tcPr>
           <w:p>
+            <w:pPr>
+              <w:spacing w:after="0"/>
+            </w:pPr>
             <w:r/>
             <w:r>
               <w:rPr>
@@ -12729,6 +14803,9 @@
             </w:tcBorders>
           </w:tcPr>
           <w:p>
+            <w:pPr>
+              <w:spacing w:after="0"/>
+            </w:pPr>
             <w:r/>
             <w:r>
               <w:rPr>
@@ -12754,6 +14831,9 @@
             </w:tcBorders>
           </w:tcPr>
           <w:p>
+            <w:pPr>
+              <w:spacing w:after="0"/>
+            </w:pPr>
             <w:r/>
             <w:r>
               <w:rPr>
@@ -12781,6 +14861,9 @@
             </w:tcBorders>
           </w:tcPr>
           <w:p>
+            <w:pPr>
+              <w:spacing w:after="0"/>
+            </w:pPr>
             <w:r/>
             <w:r>
               <w:rPr>
@@ -12805,6 +14888,9 @@
             </w:tcBorders>
           </w:tcPr>
           <w:p>
+            <w:pPr>
+              <w:spacing w:after="0"/>
+            </w:pPr>
             <w:r/>
             <w:r>
               <w:rPr>
@@ -12842,8 +14928,8 @@
         <w:tblLook w:firstColumn="1" w:firstRow="1" w:lastColumn="0" w:lastRow="0" w:noHBand="0" w:noVBand="1" w:val="04A0"/>
       </w:tblPr>
       <w:tblGrid>
-        <w:gridCol w:w="3200"/>
-        <w:gridCol w:w="6600"/>
+        <w:gridCol w:w="3400"/>
+        <w:gridCol w:w="6400"/>
       </w:tblGrid>
       <w:tr>
         <w:tc>
@@ -12858,6 +14944,9 @@
             </w:tcBorders>
           </w:tcPr>
           <w:p>
+            <w:pPr>
+              <w:spacing w:after="0"/>
+            </w:pPr>
             <w:r/>
             <w:r>
               <w:rPr>
@@ -12883,6 +14972,9 @@
             </w:tcBorders>
           </w:tcPr>
           <w:p>
+            <w:pPr>
+              <w:spacing w:after="0"/>
+            </w:pPr>
             <w:r/>
             <w:r>
               <w:rPr>
@@ -12892,7 +14984,7 @@
                 <w:color w:val="FFFFFF"/>
                 <w:sz w:val="18"/>
               </w:rPr>
-              <w:t>Type</w:t>
+              <w:t>Tipe</w:t>
             </w:r>
           </w:p>
         </w:tc>
@@ -12909,6 +15001,9 @@
             </w:tcBorders>
           </w:tcPr>
           <w:p>
+            <w:pPr>
+              <w:spacing w:after="0"/>
+            </w:pPr>
             <w:r/>
             <w:r>
               <w:rPr>
@@ -12933,6 +15028,9 @@
             </w:tcBorders>
           </w:tcPr>
           <w:p>
+            <w:pPr>
+              <w:spacing w:after="0"/>
+            </w:pPr>
             <w:r/>
             <w:r>
               <w:rPr>
@@ -12960,6 +15058,9 @@
             </w:tcBorders>
           </w:tcPr>
           <w:p>
+            <w:pPr>
+              <w:spacing w:after="0"/>
+            </w:pPr>
             <w:r/>
             <w:r>
               <w:rPr>
@@ -12984,6 +15085,9 @@
             </w:tcBorders>
           </w:tcPr>
           <w:p>
+            <w:pPr>
+              <w:spacing w:after="0"/>
+            </w:pPr>
             <w:r/>
             <w:r>
               <w:rPr>
@@ -13011,6 +15115,9 @@
             </w:tcBorders>
           </w:tcPr>
           <w:p>
+            <w:pPr>
+              <w:spacing w:after="0"/>
+            </w:pPr>
             <w:r/>
             <w:r>
               <w:rPr>
@@ -13035,6 +15142,9 @@
             </w:tcBorders>
           </w:tcPr>
           <w:p>
+            <w:pPr>
+              <w:spacing w:after="0"/>
+            </w:pPr>
             <w:r/>
             <w:r>
               <w:rPr>
@@ -13062,6 +15172,9 @@
             </w:tcBorders>
           </w:tcPr>
           <w:p>
+            <w:pPr>
+              <w:spacing w:after="0"/>
+            </w:pPr>
             <w:r/>
             <w:r>
               <w:rPr>
@@ -13087,6 +15200,9 @@
             </w:tcBorders>
           </w:tcPr>
           <w:p>
+            <w:pPr>
+              <w:spacing w:after="0"/>
+            </w:pPr>
             <w:r/>
             <w:r>
               <w:rPr>
@@ -13113,6 +15229,9 @@
             </w:tcBorders>
           </w:tcPr>
           <w:p>
+            <w:pPr>
+              <w:spacing w:after="0"/>
+            </w:pPr>
             <w:r/>
             <w:r>
               <w:rPr>
@@ -13137,6 +15256,9 @@
             </w:tcBorders>
           </w:tcPr>
           <w:p>
+            <w:pPr>
+              <w:spacing w:after="0"/>
+            </w:pPr>
             <w:r/>
             <w:r>
               <w:rPr>
@@ -13174,8 +15296,8 @@
         <w:tblLook w:firstColumn="1" w:firstRow="1" w:lastColumn="0" w:lastRow="0" w:noHBand="0" w:noVBand="1" w:val="04A0"/>
       </w:tblPr>
       <w:tblGrid>
-        <w:gridCol w:w="3200"/>
-        <w:gridCol w:w="6600"/>
+        <w:gridCol w:w="3400"/>
+        <w:gridCol w:w="6400"/>
       </w:tblGrid>
       <w:tr>
         <w:tc>
@@ -13190,6 +15312,9 @@
             </w:tcBorders>
           </w:tcPr>
           <w:p>
+            <w:pPr>
+              <w:spacing w:after="0"/>
+            </w:pPr>
             <w:r/>
             <w:r>
               <w:rPr>
@@ -13215,6 +15340,9 @@
             </w:tcBorders>
           </w:tcPr>
           <w:p>
+            <w:pPr>
+              <w:spacing w:after="0"/>
+            </w:pPr>
             <w:r/>
             <w:r>
               <w:rPr>
@@ -13224,7 +15352,7 @@
                 <w:color w:val="FFFFFF"/>
                 <w:sz w:val="18"/>
               </w:rPr>
-              <w:t>Type</w:t>
+              <w:t>Tipe</w:t>
             </w:r>
           </w:p>
         </w:tc>
@@ -13242,6 +15370,9 @@
             </w:tcBorders>
           </w:tcPr>
           <w:p>
+            <w:pPr>
+              <w:spacing w:after="0"/>
+            </w:pPr>
             <w:r/>
             <w:r>
               <w:rPr>
@@ -13266,6 +15397,9 @@
             </w:tcBorders>
           </w:tcPr>
           <w:p>
+            <w:pPr>
+              <w:spacing w:after="0"/>
+            </w:pPr>
             <w:r/>
             <w:r>
               <w:rPr>
@@ -13293,6 +15427,9 @@
             </w:tcBorders>
           </w:tcPr>
           <w:p>
+            <w:pPr>
+              <w:spacing w:after="0"/>
+            </w:pPr>
             <w:r/>
             <w:r>
               <w:rPr>
@@ -13317,6 +15454,9 @@
             </w:tcBorders>
           </w:tcPr>
           <w:p>
+            <w:pPr>
+              <w:spacing w:after="0"/>
+            </w:pPr>
             <w:r/>
             <w:r>
               <w:rPr>
@@ -13354,8 +15494,8 @@
         <w:tblLook w:firstColumn="1" w:firstRow="1" w:lastColumn="0" w:lastRow="0" w:noHBand="0" w:noVBand="1" w:val="04A0"/>
       </w:tblPr>
       <w:tblGrid>
-        <w:gridCol w:w="3200"/>
-        <w:gridCol w:w="6600"/>
+        <w:gridCol w:w="3400"/>
+        <w:gridCol w:w="6400"/>
       </w:tblGrid>
       <w:tr>
         <w:tc>
@@ -13370,6 +15510,9 @@
             </w:tcBorders>
           </w:tcPr>
           <w:p>
+            <w:pPr>
+              <w:spacing w:after="0"/>
+            </w:pPr>
             <w:r/>
             <w:r>
               <w:rPr>
@@ -13395,6 +15538,9 @@
             </w:tcBorders>
           </w:tcPr>
           <w:p>
+            <w:pPr>
+              <w:spacing w:after="0"/>
+            </w:pPr>
             <w:r/>
             <w:r>
               <w:rPr>
@@ -13404,7 +15550,7 @@
                 <w:color w:val="FFFFFF"/>
                 <w:sz w:val="18"/>
               </w:rPr>
-              <w:t>Type</w:t>
+              <w:t>Tipe</w:t>
             </w:r>
           </w:p>
         </w:tc>
@@ -13422,6 +15568,9 @@
             </w:tcBorders>
           </w:tcPr>
           <w:p>
+            <w:pPr>
+              <w:spacing w:after="0"/>
+            </w:pPr>
             <w:r/>
             <w:r>
               <w:rPr>
@@ -13446,6 +15595,9 @@
             </w:tcBorders>
           </w:tcPr>
           <w:p>
+            <w:pPr>
+              <w:spacing w:after="0"/>
+            </w:pPr>
             <w:r/>
             <w:r>
               <w:rPr>
@@ -13473,6 +15625,9 @@
             </w:tcBorders>
           </w:tcPr>
           <w:p>
+            <w:pPr>
+              <w:spacing w:after="0"/>
+            </w:pPr>
             <w:r/>
             <w:r>
               <w:rPr>
@@ -13497,6 +15652,9 @@
             </w:tcBorders>
           </w:tcPr>
           <w:p>
+            <w:pPr>
+              <w:spacing w:after="0"/>
+            </w:pPr>
             <w:r/>
             <w:r>
               <w:rPr>
@@ -13534,8 +15692,8 @@
         <w:tblLook w:firstColumn="1" w:firstRow="1" w:lastColumn="0" w:lastRow="0" w:noHBand="0" w:noVBand="1" w:val="04A0"/>
       </w:tblPr>
       <w:tblGrid>
-        <w:gridCol w:w="3200"/>
-        <w:gridCol w:w="6600"/>
+        <w:gridCol w:w="3400"/>
+        <w:gridCol w:w="6400"/>
       </w:tblGrid>
       <w:tr>
         <w:tc>
@@ -13550,6 +15708,9 @@
             </w:tcBorders>
           </w:tcPr>
           <w:p>
+            <w:pPr>
+              <w:spacing w:after="0"/>
+            </w:pPr>
             <w:r/>
             <w:r>
               <w:rPr>
@@ -13575,6 +15736,9 @@
             </w:tcBorders>
           </w:tcPr>
           <w:p>
+            <w:pPr>
+              <w:spacing w:after="0"/>
+            </w:pPr>
             <w:r/>
             <w:r>
               <w:rPr>
@@ -13584,7 +15748,7 @@
                 <w:color w:val="FFFFFF"/>
                 <w:sz w:val="18"/>
               </w:rPr>
-              <w:t>Type</w:t>
+              <w:t>Tipe</w:t>
             </w:r>
           </w:p>
         </w:tc>
@@ -13602,6 +15766,9 @@
             </w:tcBorders>
           </w:tcPr>
           <w:p>
+            <w:pPr>
+              <w:spacing w:after="0"/>
+            </w:pPr>
             <w:r/>
             <w:r>
               <w:rPr>
@@ -13626,6 +15793,9 @@
             </w:tcBorders>
           </w:tcPr>
           <w:p>
+            <w:pPr>
+              <w:spacing w:after="0"/>
+            </w:pPr>
             <w:r/>
             <w:r>
               <w:rPr>
@@ -13653,6 +15823,9 @@
             </w:tcBorders>
           </w:tcPr>
           <w:p>
+            <w:pPr>
+              <w:spacing w:after="0"/>
+            </w:pPr>
             <w:r/>
             <w:r>
               <w:rPr>
@@ -13677,6 +15850,9 @@
             </w:tcBorders>
           </w:tcPr>
           <w:p>
+            <w:pPr>
+              <w:spacing w:after="0"/>
+            </w:pPr>
             <w:r/>
             <w:r>
               <w:rPr>
@@ -13704,6 +15880,9 @@
             </w:tcBorders>
           </w:tcPr>
           <w:p>
+            <w:pPr>
+              <w:spacing w:after="0"/>
+            </w:pPr>
             <w:r/>
             <w:r>
               <w:rPr>
@@ -13728,6 +15907,9 @@
             </w:tcBorders>
           </w:tcPr>
           <w:p>
+            <w:pPr>
+              <w:spacing w:after="0"/>
+            </w:pPr>
             <w:r/>
             <w:r>
               <w:rPr>
@@ -13765,8 +15947,8 @@
         <w:tblLook w:firstColumn="1" w:firstRow="1" w:lastColumn="0" w:lastRow="0" w:noHBand="0" w:noVBand="1" w:val="04A0"/>
       </w:tblPr>
       <w:tblGrid>
-        <w:gridCol w:w="3200"/>
-        <w:gridCol w:w="6600"/>
+        <w:gridCol w:w="3400"/>
+        <w:gridCol w:w="6400"/>
       </w:tblGrid>
       <w:tr>
         <w:tc>
@@ -13781,6 +15963,9 @@
             </w:tcBorders>
           </w:tcPr>
           <w:p>
+            <w:pPr>
+              <w:spacing w:after="0"/>
+            </w:pPr>
             <w:r/>
             <w:r>
               <w:rPr>
@@ -13806,6 +15991,9 @@
             </w:tcBorders>
           </w:tcPr>
           <w:p>
+            <w:pPr>
+              <w:spacing w:after="0"/>
+            </w:pPr>
             <w:r/>
             <w:r>
               <w:rPr>
@@ -13815,7 +16003,7 @@
                 <w:color w:val="FFFFFF"/>
                 <w:sz w:val="18"/>
               </w:rPr>
-              <w:t>Type</w:t>
+              <w:t>Tipe</w:t>
             </w:r>
           </w:p>
         </w:tc>
@@ -13833,6 +16021,9 @@
             </w:tcBorders>
           </w:tcPr>
           <w:p>
+            <w:pPr>
+              <w:spacing w:after="0"/>
+            </w:pPr>
             <w:r/>
             <w:r>
               <w:rPr>
@@ -13857,6 +16048,9 @@
             </w:tcBorders>
           </w:tcPr>
           <w:p>
+            <w:pPr>
+              <w:spacing w:after="0"/>
+            </w:pPr>
             <w:r/>
             <w:r>
               <w:rPr>
@@ -13884,6 +16078,9 @@
             </w:tcBorders>
           </w:tcPr>
           <w:p>
+            <w:pPr>
+              <w:spacing w:after="0"/>
+            </w:pPr>
             <w:r/>
             <w:r>
               <w:rPr>
@@ -13908,6 +16105,9 @@
             </w:tcBorders>
           </w:tcPr>
           <w:p>
+            <w:pPr>
+              <w:spacing w:after="0"/>
+            </w:pPr>
             <w:r/>
             <w:r>
               <w:rPr>
@@ -13935,6 +16135,9 @@
             </w:tcBorders>
           </w:tcPr>
           <w:p>
+            <w:pPr>
+              <w:spacing w:after="0"/>
+            </w:pPr>
             <w:r/>
             <w:r>
               <w:rPr>
@@ -13959,6 +16162,9 @@
             </w:tcBorders>
           </w:tcPr>
           <w:p>
+            <w:pPr>
+              <w:spacing w:after="0"/>
+            </w:pPr>
             <w:r/>
             <w:r>
               <w:rPr>
@@ -13986,6 +16192,9 @@
             </w:tcBorders>
           </w:tcPr>
           <w:p>
+            <w:pPr>
+              <w:spacing w:after="0"/>
+            </w:pPr>
             <w:r/>
             <w:r>
               <w:rPr>
@@ -14010,6 +16219,9 @@
             </w:tcBorders>
           </w:tcPr>
           <w:p>
+            <w:pPr>
+              <w:spacing w:after="0"/>
+            </w:pPr>
             <w:r/>
             <w:r>
               <w:rPr>
@@ -14051,7 +16263,7 @@
         <w:color w:val="64748B"/>
         <w:sz w:val="18"/>
       </w:rPr>
-      <w:t xml:space="preserve">Page </w:t>
+      <w:t xml:space="preserve">Halaman </w:t>
     </w:r>
     <w:r>
       <w:rPr>
@@ -14073,7 +16285,7 @@
         <w:color w:val="64748B"/>
         <w:sz w:val="18"/>
       </w:rPr>
-      <w:t xml:space="preserve"> of </w:t>
+      <w:t xml:space="preserve"> dari </w:t>
     </w:r>
     <w:r>
       <w:rPr>
